--- a/print/a4/spray-bottle--all.docx
+++ b/print/a4/spray-bottle--all.docx
@@ -160,10 +160,8 @@
         </w:tblBorders>
       </w:tblPr>
       <w:tblGrid>
-        <w:gridCol w:w="1980"/>
-        <w:gridCol w:w="1980"/>
-        <w:gridCol w:w="1980"/>
-        <w:gridCol w:w="1980"/>
+        <w:gridCol w:w="3960"/>
+        <w:gridCol w:w="3960"/>
       </w:tblGrid>
       <w:tr>
         <w:trPr>
@@ -193,35 +191,7 @@
               <w:jc w:val="left"/>
             </w:pPr>
             <w:r>
-              <w:t xml:space="preserve">Time</w:t>
-            </w:r>
-          </w:p>
-        </w:tc>
-        <w:tc>
-          <w:tcPr>
-            <w:shd w:val="clear" w:color="auto" w:fill="F3EEFF"/>
-          </w:tcPr>
-          <w:p>
-            <w:pPr>
-              <w:pStyle w:val="Compact"/>
-              <w:jc w:val="left"/>
-            </w:pPr>
-            <w:r>
-              <w:t xml:space="preserve">🧽 Cleanup</w:t>
-            </w:r>
-          </w:p>
-        </w:tc>
-        <w:tc>
-          <w:tcPr>
-            <w:shd w:val="clear" w:color="auto" w:fill="F3EEFF"/>
-          </w:tcPr>
-          <w:p>
-            <w:pPr>
-              <w:pStyle w:val="Compact"/>
-              <w:jc w:val="left"/>
-            </w:pPr>
-            <w:r>
-              <w:t xml:space="preserve">Ages</w:t>
+              <w:t xml:space="preserve">Badges</w:t>
             </w:r>
           </w:p>
         </w:tc>
@@ -247,31 +217,7 @@
               <w:jc w:val="left"/>
             </w:pPr>
             <w:r>
-              <w:t xml:space="preserve">⏱️ 10 min</w:t>
-            </w:r>
-          </w:p>
-        </w:tc>
-        <w:tc>
-          <w:tcPr/>
-          <w:p>
-            <w:pPr>
-              <w:pStyle w:val="Compact"/>
-              <w:jc w:val="left"/>
-            </w:pPr>
-            <w:r>
-              <w:t xml:space="preserve">$</w:t>
-            </w:r>
-          </w:p>
-        </w:tc>
-        <w:tc>
-          <w:tcPr/>
-          <w:p>
-            <w:pPr>
-              <w:pStyle w:val="Compact"/>
-              <w:jc w:val="left"/>
-            </w:pPr>
-            <w:r>
-              <w:t xml:space="preserve">3+</w:t>
+              <w:t xml:space="preserve">⚡ Short · 10 min · ✨ No cleanup · 🔉 Quiet · 🌳 Outdoor · 👤👥 Solo or group · 🎂 Ages 6–11+</w:t>
             </w:r>
           </w:p>
         </w:tc>
@@ -297,31 +243,7 @@
               <w:jc w:val="left"/>
             </w:pPr>
             <w:r>
-              <w:t xml:space="preserve">⏱️ 20 min</w:t>
-            </w:r>
-          </w:p>
-        </w:tc>
-        <w:tc>
-          <w:tcPr/>
-          <w:p>
-            <w:pPr>
-              <w:pStyle w:val="Compact"/>
-              <w:jc w:val="left"/>
-            </w:pPr>
-            <w:r>
-              <w:t xml:space="preserve">$</w:t>
-            </w:r>
-          </w:p>
-        </w:tc>
-        <w:tc>
-          <w:tcPr/>
-          <w:p>
-            <w:pPr>
-              <w:pStyle w:val="Compact"/>
-              <w:jc w:val="left"/>
-            </w:pPr>
-            <w:r>
-              <w:t xml:space="preserve">4+</w:t>
+              <w:t xml:space="preserve">⏳ Medium · 25 min · 🧻 Light cleanup ($) · 📢 Unusually loud · 🌳 Outdoor · 👤👥 Solo or group · 🎂 Ages 6–11+</w:t>
             </w:r>
           </w:p>
         </w:tc>
@@ -347,31 +269,7 @@
               <w:jc w:val="left"/>
             </w:pPr>
             <w:r>
-              <w:t xml:space="preserve">⏱️ 30 min</w:t>
-            </w:r>
-          </w:p>
-        </w:tc>
-        <w:tc>
-          <w:tcPr/>
-          <w:p>
-            <w:pPr>
-              <w:pStyle w:val="Compact"/>
-              <w:jc w:val="left"/>
-            </w:pPr>
-            <w:r>
-              <w:t xml:space="preserve">$$</w:t>
-            </w:r>
-          </w:p>
-        </w:tc>
-        <w:tc>
-          <w:tcPr/>
-          <w:p>
-            <w:pPr>
-              <w:pStyle w:val="Compact"/>
-              <w:jc w:val="left"/>
-            </w:pPr>
-            <w:r>
-              <w:t xml:space="preserve">3+</w:t>
+              <w:t xml:space="preserve">🕰️ Long · 40 min · 🧽 Medium cleanup ($$) · 🔉 Quiet · 🌳 Outdoor · 👤👥 Solo or group · 🎂 Ages 6–11+</w:t>
             </w:r>
           </w:p>
         </w:tc>
@@ -397,31 +295,7 @@
               <w:jc w:val="left"/>
             </w:pPr>
             <w:r>
-              <w:t xml:space="preserve">⏱️ 25 min</w:t>
-            </w:r>
-          </w:p>
-        </w:tc>
-        <w:tc>
-          <w:tcPr/>
-          <w:p>
-            <w:pPr>
-              <w:pStyle w:val="Compact"/>
-              <w:jc w:val="left"/>
-            </w:pPr>
-            <w:r>
-              <w:t xml:space="preserve">$$</w:t>
-            </w:r>
-          </w:p>
-        </w:tc>
-        <w:tc>
-          <w:tcPr/>
-          <w:p>
-            <w:pPr>
-              <w:pStyle w:val="Compact"/>
-              <w:jc w:val="left"/>
-            </w:pPr>
-            <w:r>
-              <w:t xml:space="preserve">4+</w:t>
+              <w:t xml:space="preserve">⏳ Medium · 30 min · 🧽 Medium cleanup ($$) · 🔉 Quiet · 🏠 Indoor · 👤👥 Solo or group · 🎂 Ages 6–11+</w:t>
             </w:r>
           </w:p>
         </w:tc>
@@ -447,31 +321,7 @@
               <w:jc w:val="left"/>
             </w:pPr>
             <w:r>
-              <w:t xml:space="preserve">⏱️ 15 min</w:t>
-            </w:r>
-          </w:p>
-        </w:tc>
-        <w:tc>
-          <w:tcPr/>
-          <w:p>
-            <w:pPr>
-              <w:pStyle w:val="Compact"/>
-              <w:jc w:val="left"/>
-            </w:pPr>
-            <w:r>
-              <w:t xml:space="preserve">$$</w:t>
-            </w:r>
-          </w:p>
-        </w:tc>
-        <w:tc>
-          <w:tcPr/>
-          <w:p>
-            <w:pPr>
-              <w:pStyle w:val="Compact"/>
-              <w:jc w:val="left"/>
-            </w:pPr>
-            <w:r>
-              <w:t xml:space="preserve">4+</w:t>
+              <w:t xml:space="preserve">⏳ Medium · 30 min · 🧽 Medium cleanup ($$) · 🔊 Not as quiet · 🏠🌳 In or out · 👤👥 Solo or group · 🎂 Ages 6–11+</w:t>
             </w:r>
           </w:p>
         </w:tc>
@@ -497,31 +347,7 @@
               <w:jc w:val="left"/>
             </w:pPr>
             <w:r>
-              <w:t xml:space="preserve">⏱️ 10 min / day</w:t>
-            </w:r>
-          </w:p>
-        </w:tc>
-        <w:tc>
-          <w:tcPr/>
-          <w:p>
-            <w:pPr>
-              <w:pStyle w:val="Compact"/>
-              <w:jc w:val="left"/>
-            </w:pPr>
-            <w:r>
-              <w:t xml:space="preserve">$</w:t>
-            </w:r>
-          </w:p>
-        </w:tc>
-        <w:tc>
-          <w:tcPr/>
-          <w:p>
-            <w:pPr>
-              <w:pStyle w:val="Compact"/>
-              <w:jc w:val="left"/>
-            </w:pPr>
-            <w:r>
-              <w:t xml:space="preserve">3+</w:t>
+              <w:t xml:space="preserve">⚡ Short · 10 min / day · 🧻 Light cleanup ($) · 🤫 Silent · 🏠 Indoor · 👤 Solo · 🎂 Ages 6–11+</w:t>
             </w:r>
           </w:p>
         </w:tc>
@@ -529,7 +355,7 @@
     </w:tbl>
     <w:bookmarkEnd w:id="20"/>
     <w:bookmarkEnd w:id="21"/>
-    <w:bookmarkStart w:id="38" w:name="X6fa9ce835b2621bf14809b75a7e1a24212381b7"/>
+    <w:bookmarkStart w:id="41" w:name="X6fa9ce835b2621bf14809b75a7e1a24212381b7"/>
     <w:p>
       <w:pPr>
         <w:pStyle w:val="Heading1"/>
@@ -544,55 +370,17 @@
         <w:pStyle w:val="FirstParagraph"/>
       </w:pPr>
       <w:r>
-        <w:t xml:space="preserve">⏱️</w:t>
-      </w:r>
-      <w:r>
-        <w:t xml:space="preserve"> </w:t>
-      </w:r>
-      <w:r>
-        <w:rPr>
-          <w:bCs/>
-          <w:b/>
-        </w:rPr>
-        <w:t xml:space="preserve">10 min</w:t>
-      </w:r>
-      <w:r>
-        <w:t xml:space="preserve"> </w:t>
-      </w:r>
-      <w:r>
-        <w:t xml:space="preserve">· 🧽 Cleanup</w:t>
-      </w:r>
-      <w:r>
-        <w:t xml:space="preserve"> </w:t>
-      </w:r>
-      <w:r>
-        <w:rPr>
-          <w:bCs/>
-          <w:b/>
-        </w:rPr>
-        <w:t xml:space="preserve">$</w:t>
-      </w:r>
-      <w:r>
-        <w:t xml:space="preserve"> </w:t>
-      </w:r>
-      <w:r>
-        <w:t xml:space="preserve">(Quick wipe (2 min) 🧻) · 👧 Ages</w:t>
-      </w:r>
-      <w:r>
-        <w:t xml:space="preserve"> </w:t>
-      </w:r>
-      <w:r>
-        <w:rPr>
-          <w:bCs/>
-          <w:b/>
-        </w:rPr>
-        <w:t xml:space="preserve">3+</w:t>
-      </w:r>
-      <w:r>
-        <w:t xml:space="preserve"> </w:t>
-      </w:r>
-      <w:r>
-        <w:t xml:space="preserve">· ☀️ Outside</w:t>
+        <w:rPr>
+          <w:bCs/>
+          <w:b/>
+        </w:rPr>
+        <w:t xml:space="preserve">⚡ Short · 10 min</w:t>
+      </w:r>
+      <w:r>
+        <w:t xml:space="preserve"> </w:t>
+      </w:r>
+      <w:r>
+        <w:t xml:space="preserve">· ✨ No cleanup · 🔉 Quiet · 🌳 Outdoor · 👤👥 Solo or group · 🎂 Ages 6–11+</w:t>
       </w:r>
     </w:p>
     <w:p>
@@ -808,22 +596,43 @@
     </w:p>
     <w:bookmarkEnd w:id="27"/>
     <w:bookmarkEnd w:id="28"/>
-    <w:bookmarkStart w:id="32" w:name="X90575d67fe14a03ef1898ae2a832688b148a116"/>
+    <w:bookmarkStart w:id="35" w:name="X67012d8413f3110ab14b8e2014e44e49739ed72"/>
     <w:p>
       <w:pPr>
         <w:pStyle w:val="Heading2"/>
       </w:pPr>
       <w:r>
-        <w:t xml:space="preserve">🌟 Level Up</w:t>
-      </w:r>
-    </w:p>
-    <w:bookmarkStart w:id="29" w:name="X7ac29abf67c27e4f28e3ba90c5f047b9d2e7a21"/>
+        <w:t xml:space="preserve">🎚️ By Age</w:t>
+      </w:r>
+    </w:p>
+    <w:p>
+      <w:pPr>
+        <w:pStyle w:val="FirstParagraph"/>
+      </w:pPr>
+      <w:r>
+        <w:t xml:space="preserve">🎂 Pick the age. Every age can do the main steps — this is the</w:t>
+      </w:r>
+      <w:r>
+        <w:t xml:space="preserve"> </w:t>
+      </w:r>
+      <w:r>
+        <w:rPr>
+          <w:bCs/>
+          <w:b/>
+        </w:rPr>
+        <w:t xml:space="preserve">extra challenge</w:t>
+      </w:r>
+      <w:r>
+        <w:t xml:space="preserve">.</w:t>
+      </w:r>
+    </w:p>
+    <w:bookmarkStart w:id="29" w:name="Xd9a988c13166dcb49a5852075871601ad97e5df"/>
     <w:p>
       <w:pPr>
         <w:pStyle w:val="Heading3"/>
       </w:pPr>
       <w:r>
-        <w:t xml:space="preserve">🥉 Easy</w:t>
+        <w:t xml:space="preserve">6️⃣ Age 6</w:t>
       </w:r>
     </w:p>
     <w:p>
@@ -831,17 +640,23 @@
         <w:pStyle w:val="FirstParagraph"/>
       </w:pPr>
       <w:r>
-        <w:t xml:space="preserve">Find the rainbow. Shout "I MADE IT!" 📣</w:t>
+        <w:t xml:space="preserve">A grown-up helps you stand in the right spot.</w:t>
+      </w:r>
+      <w:r>
+        <w:br/>
+      </w:r>
+      <w:r>
+        <w:t xml:space="preserve">Find the rainbow. Name all 6 colors out loud! 🗣️</w:t>
       </w:r>
     </w:p>
     <w:bookmarkEnd w:id="29"/>
-    <w:bookmarkStart w:id="30" w:name="Xf43672ad423d0282496fbf467992b0f330b443a"/>
+    <w:bookmarkStart w:id="30" w:name="X1dad34a091d90dc09f1f3b2f85b389fb95004f6"/>
     <w:p>
       <w:pPr>
         <w:pStyle w:val="Heading3"/>
       </w:pPr>
       <w:r>
-        <w:t xml:space="preserve">🥈 Medium</w:t>
+        <w:t xml:space="preserve">7️⃣ Age 7</w:t>
       </w:r>
     </w:p>
     <w:p>
@@ -849,7 +664,26 @@
         <w:pStyle w:val="FirstParagraph"/>
       </w:pPr>
       <w:r>
-        <w:t xml:space="preserve">Look for a</w:t>
+        <w:t xml:space="preserve">Make it</w:t>
+      </w:r>
+      <w:r>
+        <w:t xml:space="preserve"> </w:t>
+      </w:r>
+      <w:r>
+        <w:rPr>
+          <w:bCs/>
+          <w:b/>
+        </w:rPr>
+        <w:t xml:space="preserve">all by yourself</w:t>
+      </w:r>
+      <w:r>
+        <w:t xml:space="preserve">. 💪</w:t>
+      </w:r>
+      <w:r>
+        <w:br/>
+      </w:r>
+      <w:r>
+        <w:t xml:space="preserve">Hunt for a</w:t>
       </w:r>
       <w:r>
         <w:t xml:space="preserve"> </w:t>
@@ -865,42 +699,63 @@
         <w:t xml:space="preserve"> </w:t>
       </w:r>
       <w:r>
-        <w:t xml:space="preserve">🌈🌈</w:t>
+        <w:t xml:space="preserve">🌈🌈 — it's fainter, outside the first one.</w:t>
       </w:r>
       <w:r>
         <w:br/>
       </w:r>
       <w:r>
-        <w:t xml:space="preserve">It's fainter and outside the first one.</w:t>
+        <w:t xml:space="preserve">👀 Which color is on top in each one? (They're flipped!)</w:t>
+      </w:r>
+    </w:p>
+    <w:bookmarkEnd w:id="30"/>
+    <w:bookmarkStart w:id="31" w:name="X97592b81667438caff4f0ed360af5aa72e3327e"/>
+    <w:p>
+      <w:pPr>
+        <w:pStyle w:val="Heading3"/>
+      </w:pPr>
+      <w:r>
+        <w:t xml:space="preserve">8️⃣ Age 8</w:t>
+      </w:r>
+    </w:p>
+    <w:p>
+      <w:pPr>
+        <w:pStyle w:val="FirstParagraph"/>
+      </w:pPr>
+      <w:r>
+        <w:rPr>
+          <w:bCs/>
+          <w:b/>
+        </w:rPr>
+        <w:t xml:space="preserve">Rainbow Detective</w:t>
+      </w:r>
+      <w:r>
+        <w:t xml:space="preserve"> </w:t>
+      </w:r>
+      <w:r>
+        <w:t xml:space="preserve">🕵️</w:t>
       </w:r>
       <w:r>
         <w:br/>
       </w:r>
       <w:r>
-        <w:t xml:space="preserve">👀 The colors are</w:t>
-      </w:r>
-      <w:r>
-        <w:t xml:space="preserve"> </w:t>
-      </w:r>
-      <w:r>
-        <w:rPr>
-          <w:bCs/>
-          <w:b/>
-        </w:rPr>
-        <w:t xml:space="preserve">flipped</w:t>
-      </w:r>
-      <w:r>
-        <w:t xml:space="preserve">!</w:t>
-      </w:r>
-    </w:p>
-    <w:bookmarkEnd w:id="30"/>
-    <w:bookmarkStart w:id="31" w:name="X62a67ac50e3cebf2d23861cbcb09541e5aea6e9"/>
+        <w:t xml:space="preserve">Try at 3 times: morning 🌅, noon ☀️, afternoon 🌇.</w:t>
+      </w:r>
+      <w:r>
+        <w:br/>
+      </w:r>
+      <w:r>
+        <w:t xml:space="preserve">Fill in a Rainbow Report each time. When does it work best?</w:t>
+      </w:r>
+    </w:p>
+    <w:bookmarkEnd w:id="31"/>
+    <w:bookmarkStart w:id="32" w:name="X708f460606dd1a76d0749f0618bc9d68251a2b7"/>
     <w:p>
       <w:pPr>
         <w:pStyle w:val="Heading3"/>
       </w:pPr>
       <w:r>
-        <w:t xml:space="preserve">🥇 Hard</w:t>
+        <w:t xml:space="preserve">9️⃣ Age 9</w:t>
       </w:r>
     </w:p>
     <w:p>
@@ -908,40 +763,239 @@
         <w:pStyle w:val="FirstParagraph"/>
       </w:pPr>
       <w:r>
-        <w:t xml:space="preserve">Stand next to a friend. You spray.</w:t>
+        <w:rPr>
+          <w:bCs/>
+          <w:b/>
+        </w:rPr>
+        <w:t xml:space="preserve">Indoor rainbow</w:t>
+      </w:r>
+      <w:r>
+        <w:t xml:space="preserve"> </w:t>
+      </w:r>
+      <w:r>
+        <w:t xml:space="preserve">🏠</w:t>
       </w:r>
       <w:r>
         <w:br/>
       </w:r>
       <w:r>
-        <w:t xml:space="preserve">Who sees the rainbow? Do you BOTH see it? 🤔</w:t>
+        <w:t xml:space="preserve">Put a clear glass of water on a sunny windowsill. Put white paper on the floor below.</w:t>
       </w:r>
       <w:r>
         <w:br/>
       </w:r>
       <w:r>
-        <w:t xml:space="preserve">(Hint: everyone sees their</w:t>
-      </w:r>
-      <w:r>
-        <w:t xml:space="preserve"> </w:t>
-      </w:r>
-      <w:r>
-        <w:rPr>
-          <w:bCs/>
-          <w:b/>
-        </w:rPr>
-        <w:t xml:space="preserve">own</w:t>
-      </w:r>
-      <w:r>
-        <w:t xml:space="preserve"> </w:t>
-      </w:r>
-      <w:r>
-        <w:t xml:space="preserve">rainbow!)</w:t>
-      </w:r>
-    </w:p>
-    <w:bookmarkEnd w:id="31"/>
+        <w:t xml:space="preserve">Move the paper until a rainbow shows up. Draw a diagram: ☀️ → 🥛 → 📄</w:t>
+      </w:r>
+    </w:p>
     <w:bookmarkEnd w:id="32"/>
-    <w:bookmarkStart w:id="33" w:name="X9cc3fda027b658f876f44d44ddc22905faccd4e"/>
+    <w:bookmarkStart w:id="33" w:name="X8171c026b6d3b019e037d636deb1627bab2ad11"/>
+    <w:p>
+      <w:pPr>
+        <w:pStyle w:val="Heading3"/>
+      </w:pPr>
+      <w:r>
+        <w:t xml:space="preserve">🔟 Age 10</w:t>
+      </w:r>
+    </w:p>
+    <w:p>
+      <w:pPr>
+        <w:pStyle w:val="FirstParagraph"/>
+      </w:pPr>
+      <w:r>
+        <w:rPr>
+          <w:bCs/>
+          <w:b/>
+        </w:rPr>
+        <w:t xml:space="preserve">Shadow test</w:t>
+      </w:r>
+      <w:r>
+        <w:t xml:space="preserve"> </w:t>
+      </w:r>
+      <w:r>
+        <w:t xml:space="preserve">📏</w:t>
+      </w:r>
+      <w:r>
+        <w:br/>
+      </w:r>
+      <w:r>
+        <w:t xml:space="preserve">Measure your height. Measure your shadow.</w:t>
+      </w:r>
+    </w:p>
+    <w:p>
+      <w:pPr>
+        <w:numPr>
+          <w:ilvl w:val="0"/>
+          <w:numId w:val="1002"/>
+        </w:numPr>
+        <w:pStyle w:val="Compact"/>
+      </w:pPr>
+      <w:r>
+        <w:t xml:space="preserve">Shadow</w:t>
+      </w:r>
+      <w:r>
+        <w:t xml:space="preserve"> </w:t>
+      </w:r>
+      <w:r>
+        <w:rPr>
+          <w:bCs/>
+          <w:b/>
+        </w:rPr>
+        <w:t xml:space="preserve">longer</w:t>
+      </w:r>
+      <w:r>
+        <w:t xml:space="preserve"> </w:t>
+      </w:r>
+      <w:r>
+        <w:t xml:space="preserve">than you? Sun is low → rainbow likely ✅</w:t>
+      </w:r>
+    </w:p>
+    <w:p>
+      <w:pPr>
+        <w:numPr>
+          <w:ilvl w:val="0"/>
+          <w:numId w:val="1002"/>
+        </w:numPr>
+        <w:pStyle w:val="Compact"/>
+      </w:pPr>
+      <w:r>
+        <w:t xml:space="preserve">Shadow</w:t>
+      </w:r>
+      <w:r>
+        <w:t xml:space="preserve"> </w:t>
+      </w:r>
+      <w:r>
+        <w:rPr>
+          <w:bCs/>
+          <w:b/>
+        </w:rPr>
+        <w:t xml:space="preserve">shorter</w:t>
+      </w:r>
+      <w:r>
+        <w:t xml:space="preserve">? Sun is too high → probably no rainbow ❌</w:t>
+      </w:r>
+    </w:p>
+    <w:p>
+      <w:pPr>
+        <w:pStyle w:val="FirstParagraph"/>
+      </w:pPr>
+      <w:r>
+        <w:t xml:space="preserve">Predict first. Then spray. Were you right?</w:t>
+      </w:r>
+    </w:p>
+    <w:bookmarkEnd w:id="33"/>
+    <w:bookmarkStart w:id="34" w:name="X02bfb3385b20ae9fc9ed6803eef42fea02d2b46"/>
+    <w:p>
+      <w:pPr>
+        <w:pStyle w:val="Heading3"/>
+      </w:pPr>
+      <w:r>
+        <w:t xml:space="preserve">🚀 Age 11+</w:t>
+      </w:r>
+    </w:p>
+    <w:p>
+      <w:pPr>
+        <w:pStyle w:val="FirstParagraph"/>
+      </w:pPr>
+      <w:r>
+        <w:rPr>
+          <w:bCs/>
+          <w:b/>
+        </w:rPr>
+        <w:t xml:space="preserve">The 42° secret</w:t>
+      </w:r>
+      <w:r>
+        <w:t xml:space="preserve"> </w:t>
+      </w:r>
+      <w:r>
+        <w:t xml:space="preserve">📐</w:t>
+      </w:r>
+      <w:r>
+        <w:br/>
+      </w:r>
+      <w:r>
+        <w:t xml:space="preserve">A rainbow is a circle,</w:t>
+      </w:r>
+      <w:r>
+        <w:t xml:space="preserve"> </w:t>
+      </w:r>
+      <w:r>
+        <w:rPr>
+          <w:bCs/>
+          <w:b/>
+        </w:rPr>
+        <w:t xml:space="preserve">42°</w:t>
+      </w:r>
+      <w:r>
+        <w:t xml:space="preserve"> </w:t>
+      </w:r>
+      <w:r>
+        <w:t xml:space="preserve">around the shadow of your head.</w:t>
+      </w:r>
+    </w:p>
+    <w:p>
+      <w:pPr>
+        <w:numPr>
+          <w:ilvl w:val="0"/>
+          <w:numId w:val="1003"/>
+        </w:numPr>
+        <w:pStyle w:val="Compact"/>
+      </w:pPr>
+      <w:r>
+        <w:t xml:space="preserve">Cut a 42° angle from cardboard (use a protractor).</w:t>
+      </w:r>
+    </w:p>
+    <w:p>
+      <w:pPr>
+        <w:numPr>
+          <w:ilvl w:val="0"/>
+          <w:numId w:val="1003"/>
+        </w:numPr>
+        <w:pStyle w:val="Compact"/>
+      </w:pPr>
+      <w:r>
+        <w:t xml:space="preserve">Hold the corner at your eye. Point one edge at your head's shadow.</w:t>
+      </w:r>
+    </w:p>
+    <w:p>
+      <w:pPr>
+        <w:numPr>
+          <w:ilvl w:val="0"/>
+          <w:numId w:val="1003"/>
+        </w:numPr>
+        <w:pStyle w:val="Compact"/>
+      </w:pPr>
+      <w:r>
+        <w:t xml:space="preserve">Spray — the rainbow is right along the other edge!</w:t>
+      </w:r>
+    </w:p>
+    <w:p>
+      <w:pPr>
+        <w:pStyle w:val="FirstParagraph"/>
+      </w:pPr>
+      <w:r>
+        <w:t xml:space="preserve">✍️ Then explain</w:t>
+      </w:r>
+      <w:r>
+        <w:t xml:space="preserve"> </w:t>
+      </w:r>
+      <w:r>
+        <w:rPr>
+          <w:bCs/>
+          <w:b/>
+        </w:rPr>
+        <w:t xml:space="preserve">why the second rainbow's colors are flipped</w:t>
+      </w:r>
+      <w:r>
+        <w:t xml:space="preserve"> </w:t>
+      </w:r>
+      <w:r>
+        <w:t xml:space="preserve">(hint: light bounces twice inside each drop).</w:t>
+      </w:r>
+    </w:p>
+    <w:bookmarkEnd w:id="34"/>
+    <w:bookmarkEnd w:id="35"/>
+    <w:bookmarkStart w:id="36" w:name="X9cc3fda027b658f876f44d44ddc22905faccd4e"/>
     <w:p>
       <w:pPr>
         <w:pStyle w:val="Heading2"/>
@@ -954,7 +1008,7 @@
       <w:pPr>
         <w:numPr>
           <w:ilvl w:val="0"/>
-          <w:numId w:val="1002"/>
+          <w:numId w:val="1004"/>
         </w:numPr>
         <w:pStyle w:val="Compact"/>
       </w:pPr>
@@ -979,7 +1033,7 @@
       <w:pPr>
         <w:numPr>
           <w:ilvl w:val="0"/>
-          <w:numId w:val="1002"/>
+          <w:numId w:val="1004"/>
         </w:numPr>
         <w:pStyle w:val="Compact"/>
       </w:pPr>
@@ -991,7 +1045,7 @@
       <w:pPr>
         <w:numPr>
           <w:ilvl w:val="0"/>
-          <w:numId w:val="1002"/>
+          <w:numId w:val="1004"/>
         </w:numPr>
         <w:pStyle w:val="Compact"/>
       </w:pPr>
@@ -1003,7 +1057,7 @@
       <w:pPr>
         <w:numPr>
           <w:ilvl w:val="0"/>
-          <w:numId w:val="1002"/>
+          <w:numId w:val="1004"/>
         </w:numPr>
         <w:pStyle w:val="Compact"/>
       </w:pPr>
@@ -1011,8 +1065,8 @@
         <w:t xml:space="preserve">🌧️ A real rainbow is the same trick, with rain!</w:t>
       </w:r>
     </w:p>
-    <w:bookmarkEnd w:id="33"/>
-    <w:bookmarkStart w:id="34" w:name="X6763fabfd04f5c4a4d62b566a897dedd22150e7"/>
+    <w:bookmarkEnd w:id="36"/>
+    <w:bookmarkStart w:id="37" w:name="X6763fabfd04f5c4a4d62b566a897dedd22150e7"/>
     <w:p>
       <w:pPr>
         <w:pStyle w:val="Heading2"/>
@@ -1025,7 +1079,7 @@
       <w:pPr>
         <w:numPr>
           <w:ilvl w:val="0"/>
-          <w:numId w:val="1003"/>
+          <w:numId w:val="1005"/>
         </w:numPr>
         <w:pStyle w:val="Compact"/>
       </w:pPr>
@@ -1053,7 +1107,7 @@
       <w:pPr>
         <w:numPr>
           <w:ilvl w:val="0"/>
-          <w:numId w:val="1003"/>
+          <w:numId w:val="1005"/>
         </w:numPr>
         <w:pStyle w:val="Compact"/>
       </w:pPr>
@@ -1078,7 +1132,7 @@
       <w:pPr>
         <w:numPr>
           <w:ilvl w:val="0"/>
-          <w:numId w:val="1003"/>
+          <w:numId w:val="1005"/>
         </w:numPr>
         <w:pStyle w:val="Compact"/>
       </w:pPr>
@@ -1090,7 +1144,7 @@
       <w:pPr>
         <w:numPr>
           <w:ilvl w:val="0"/>
-          <w:numId w:val="1003"/>
+          <w:numId w:val="1005"/>
         </w:numPr>
         <w:pStyle w:val="Compact"/>
       </w:pPr>
@@ -1114,8 +1168,8 @@
         <w:t xml:space="preserve">in the sky (under about 42°). At noon in summer it often won't work — that's physics, not you!</w:t>
       </w:r>
     </w:p>
-    <w:bookmarkEnd w:id="34"/>
-    <w:bookmarkStart w:id="35" w:name="X1e8c337912f0193a41fd873cd12ea5fd283b9ee"/>
+    <w:bookmarkEnd w:id="37"/>
+    <w:bookmarkStart w:id="38" w:name="X1e8c337912f0193a41fd873cd12ea5fd283b9ee"/>
     <w:p>
       <w:pPr>
         <w:pStyle w:val="Heading2"/>
@@ -1129,24 +1183,14 @@
         <w:pStyle w:val="FirstParagraph"/>
       </w:pPr>
       <w:r>
-        <w:rPr>
-          <w:bCs/>
-          <w:b/>
-        </w:rPr>
-        <w:t xml:space="preserve">$</w:t>
-      </w:r>
-      <w:r>
-        <w:t xml:space="preserve"> </w:t>
-      </w:r>
-      <w:r>
-        <w:t xml:space="preserve">— almost nothing!</w:t>
-      </w:r>
-    </w:p>
-    <w:p>
-      <w:pPr>
-        <w:numPr>
-          <w:ilvl w:val="0"/>
-          <w:numId w:val="1004"/>
+        <w:t xml:space="preserve">almost nothing!</w:t>
+      </w:r>
+    </w:p>
+    <w:p>
+      <w:pPr>
+        <w:numPr>
+          <w:ilvl w:val="0"/>
+          <w:numId w:val="1006"/>
         </w:numPr>
         <w:pStyle w:val="Compact"/>
       </w:pPr>
@@ -1158,7 +1202,7 @@
       <w:pPr>
         <w:numPr>
           <w:ilvl w:val="0"/>
-          <w:numId w:val="1004"/>
+          <w:numId w:val="1006"/>
         </w:numPr>
         <w:pStyle w:val="Compact"/>
       </w:pPr>
@@ -1166,8 +1210,8 @@
         <w:t xml:space="preserve">☐ 🧴 Bottle back in its spot</w:t>
       </w:r>
     </w:p>
-    <w:bookmarkEnd w:id="35"/>
-    <w:bookmarkStart w:id="37" w:name="X50cf555741e6e45190901c440e88d3230da7c1a"/>
+    <w:bookmarkEnd w:id="38"/>
+    <w:bookmarkStart w:id="40" w:name="X50cf555741e6e45190901c440e88d3230da7c1a"/>
     <w:p>
       <w:pPr>
         <w:pStyle w:val="Heading2"/>
@@ -1177,7 +1221,7 @@
         <w:t xml:space="preserve">🖨️ Printable</w:t>
       </w:r>
     </w:p>
-    <w:bookmarkStart w:id="36" w:name="X69cf7d83838f88d058a431a3b96aa089e7ca781"/>
+    <w:bookmarkStart w:id="39" w:name="X69cf7d83838f88d058a431a3b96aa089e7ca781"/>
     <w:p>
       <w:pPr>
         <w:pStyle w:val="Heading3"/>
@@ -1394,10 +1438,10 @@
         </w:tc>
       </w:tr>
     </w:tbl>
-    <w:bookmarkEnd w:id="36"/>
-    <w:bookmarkEnd w:id="37"/>
-    <w:bookmarkEnd w:id="38"/>
-    <w:bookmarkStart w:id="55" w:name="Xc161c29075714ff48b4adcd11001bdd98a8e18e"/>
+    <w:bookmarkEnd w:id="39"/>
+    <w:bookmarkEnd w:id="40"/>
+    <w:bookmarkEnd w:id="41"/>
+    <w:bookmarkStart w:id="61" w:name="Xc161c29075714ff48b4adcd11001bdd98a8e18e"/>
     <w:p>
       <w:pPr>
         <w:pStyle w:val="Heading1"/>
@@ -1412,55 +1456,17 @@
         <w:pStyle w:val="FirstParagraph"/>
       </w:pPr>
       <w:r>
-        <w:t xml:space="preserve">⏱️</w:t>
-      </w:r>
-      <w:r>
-        <w:t xml:space="preserve"> </w:t>
-      </w:r>
-      <w:r>
-        <w:rPr>
-          <w:bCs/>
-          <w:b/>
-        </w:rPr>
-        <w:t xml:space="preserve">20 min</w:t>
-      </w:r>
-      <w:r>
-        <w:t xml:space="preserve"> </w:t>
-      </w:r>
-      <w:r>
-        <w:t xml:space="preserve">· 🧽 Cleanup</w:t>
-      </w:r>
-      <w:r>
-        <w:t xml:space="preserve"> </w:t>
-      </w:r>
-      <w:r>
-        <w:rPr>
-          <w:bCs/>
-          <w:b/>
-        </w:rPr>
-        <w:t xml:space="preserve">$</w:t>
-      </w:r>
-      <w:r>
-        <w:t xml:space="preserve"> </w:t>
-      </w:r>
-      <w:r>
-        <w:t xml:space="preserve">(Quick wipe (2 min) 🧻) · 👧 Ages</w:t>
-      </w:r>
-      <w:r>
-        <w:t xml:space="preserve"> </w:t>
-      </w:r>
-      <w:r>
-        <w:rPr>
-          <w:bCs/>
-          <w:b/>
-        </w:rPr>
-        <w:t xml:space="preserve">4+</w:t>
-      </w:r>
-      <w:r>
-        <w:t xml:space="preserve"> </w:t>
-      </w:r>
-      <w:r>
-        <w:t xml:space="preserve">· 🌳 Outside</w:t>
+        <w:rPr>
+          <w:bCs/>
+          <w:b/>
+        </w:rPr>
+        <w:t xml:space="preserve">⏳ Medium · 25 min</w:t>
+      </w:r>
+      <w:r>
+        <w:t xml:space="preserve"> </w:t>
+      </w:r>
+      <w:r>
+        <w:t xml:space="preserve">· 🧻 Light cleanup ($) · 📢 Unusually loud · 🌳 Outdoor · 👤👥 Solo or group · 🎂 Ages 6–11+</w:t>
       </w:r>
     </w:p>
     <w:p>
@@ -1493,7 +1499,7 @@
         <w:t xml:space="preserve">Knock down targets with your water stream.</w:t>
       </w:r>
     </w:p>
-    <w:bookmarkStart w:id="39" w:name="Xe54922acfb0a0b677f893444b1a3da88106146f"/>
+    <w:bookmarkStart w:id="42" w:name="Xe54922acfb0a0b677f893444b1a3da88106146f"/>
     <w:p>
       <w:pPr>
         <w:pStyle w:val="Heading2"/>
@@ -1506,7 +1512,7 @@
       <w:pPr>
         <w:numPr>
           <w:ilvl w:val="0"/>
-          <w:numId w:val="1005"/>
+          <w:numId w:val="1007"/>
         </w:numPr>
         <w:pStyle w:val="Compact"/>
       </w:pPr>
@@ -1531,7 +1537,7 @@
       <w:pPr>
         <w:numPr>
           <w:ilvl w:val="0"/>
-          <w:numId w:val="1005"/>
+          <w:numId w:val="1007"/>
         </w:numPr>
         <w:pStyle w:val="Compact"/>
       </w:pPr>
@@ -1543,7 +1549,7 @@
       <w:pPr>
         <w:numPr>
           <w:ilvl w:val="0"/>
-          <w:numId w:val="1005"/>
+          <w:numId w:val="1007"/>
         </w:numPr>
         <w:pStyle w:val="Compact"/>
       </w:pPr>
@@ -1555,7 +1561,7 @@
       <w:pPr>
         <w:numPr>
           <w:ilvl w:val="0"/>
-          <w:numId w:val="1005"/>
+          <w:numId w:val="1007"/>
         </w:numPr>
         <w:pStyle w:val="Compact"/>
       </w:pPr>
@@ -1567,7 +1573,7 @@
       <w:pPr>
         <w:numPr>
           <w:ilvl w:val="0"/>
-          <w:numId w:val="1005"/>
+          <w:numId w:val="1007"/>
         </w:numPr>
         <w:pStyle w:val="Compact"/>
       </w:pPr>
@@ -1575,8 +1581,8 @@
         <w:t xml:space="preserve">☐ 📋 The score card (printable)</w:t>
       </w:r>
     </w:p>
-    <w:bookmarkEnd w:id="39"/>
-    <w:bookmarkStart w:id="45" w:name="X496a9110543ec3e07b805279ad3bf66a699243e"/>
+    <w:bookmarkEnd w:id="42"/>
+    <w:bookmarkStart w:id="48" w:name="X496a9110543ec3e07b805279ad3bf66a699243e"/>
     <w:p>
       <w:pPr>
         <w:pStyle w:val="Heading2"/>
@@ -1585,7 +1591,7 @@
         <w:t xml:space="preserve">👣 Steps</w:t>
       </w:r>
     </w:p>
-    <w:bookmarkStart w:id="40" w:name="X6e0da90102958246e7e22a295382d020f0383e3"/>
+    <w:bookmarkStart w:id="43" w:name="X6e0da90102958246e7e22a295382d020f0383e3"/>
     <w:p>
       <w:pPr>
         <w:pStyle w:val="Heading3"/>
@@ -1602,8 +1608,8 @@
         <w:t xml:space="preserve">Turn the tip until it squirts a straight line.</w:t>
       </w:r>
     </w:p>
-    <w:bookmarkEnd w:id="40"/>
-    <w:bookmarkStart w:id="41" w:name="X0eb342103185cf252f6d6eaca67a1fdb094ccba"/>
+    <w:bookmarkEnd w:id="43"/>
+    <w:bookmarkStart w:id="44" w:name="X0eb342103185cf252f6d6eaca67a1fdb094ccba"/>
     <w:p>
       <w:pPr>
         <w:pStyle w:val="Heading3"/>
@@ -1624,7 +1630,7 @@
       <w:pPr>
         <w:numPr>
           <w:ilvl w:val="0"/>
-          <w:numId w:val="1006"/>
+          <w:numId w:val="1008"/>
         </w:numPr>
         <w:pStyle w:val="Compact"/>
       </w:pPr>
@@ -1636,7 +1642,7 @@
       <w:pPr>
         <w:numPr>
           <w:ilvl w:val="0"/>
-          <w:numId w:val="1006"/>
+          <w:numId w:val="1008"/>
         </w:numPr>
         <w:pStyle w:val="Compact"/>
       </w:pPr>
@@ -1648,7 +1654,7 @@
       <w:pPr>
         <w:numPr>
           <w:ilvl w:val="0"/>
-          <w:numId w:val="1006"/>
+          <w:numId w:val="1008"/>
         </w:numPr>
         <w:pStyle w:val="Compact"/>
       </w:pPr>
@@ -1656,8 +1662,8 @@
         <w:t xml:space="preserve">🎯 Draw chalk circles on a fence or wall</w:t>
       </w:r>
     </w:p>
-    <w:bookmarkEnd w:id="41"/>
-    <w:bookmarkStart w:id="42" w:name="Xbd744a7714134806c751c8420c6c17900572331"/>
+    <w:bookmarkEnd w:id="44"/>
+    <w:bookmarkStart w:id="45" w:name="Xbd744a7714134806c751c8420c6c17900572331"/>
     <w:p>
       <w:pPr>
         <w:pStyle w:val="Heading3"/>
@@ -1696,8 +1702,8 @@
         <w:t xml:space="preserve">Toes stay behind the line!</w:t>
       </w:r>
     </w:p>
-    <w:bookmarkEnd w:id="42"/>
-    <w:bookmarkStart w:id="43" w:name="X6b6083366f284a7aeab26f594f5246cd1761e09"/>
+    <w:bookmarkEnd w:id="45"/>
+    <w:bookmarkStart w:id="46" w:name="X6b6083366f284a7aeab26f594f5246cd1761e09"/>
     <w:p>
       <w:pPr>
         <w:pStyle w:val="Heading3"/>
@@ -1724,8 +1730,8 @@
         <w:t xml:space="preserve">each. Then switch.</w:t>
       </w:r>
     </w:p>
-    <w:bookmarkEnd w:id="43"/>
-    <w:bookmarkStart w:id="44" w:name="X07ee363ddf52229f08a4b7279f4633c9346ed50"/>
+    <w:bookmarkEnd w:id="46"/>
+    <w:bookmarkStart w:id="47" w:name="X07ee363ddf52229f08a4b7279f4633c9346ed50"/>
     <w:p>
       <w:pPr>
         <w:pStyle w:val="Heading3"/>
@@ -1738,7 +1744,7 @@
       <w:pPr>
         <w:numPr>
           <w:ilvl w:val="0"/>
-          <w:numId w:val="1007"/>
+          <w:numId w:val="1009"/>
         </w:numPr>
         <w:pStyle w:val="Compact"/>
       </w:pPr>
@@ -1760,7 +1766,7 @@
       <w:pPr>
         <w:numPr>
           <w:ilvl w:val="0"/>
-          <w:numId w:val="1007"/>
+          <w:numId w:val="1009"/>
         </w:numPr>
         <w:pStyle w:val="Compact"/>
       </w:pPr>
@@ -1782,7 +1788,7 @@
       <w:pPr>
         <w:numPr>
           <w:ilvl w:val="0"/>
-          <w:numId w:val="1007"/>
+          <w:numId w:val="1009"/>
         </w:numPr>
         <w:pStyle w:val="Compact"/>
       </w:pPr>
@@ -1800,24 +1806,45 @@
         <w:t xml:space="preserve">5 points</w:t>
       </w:r>
     </w:p>
-    <w:bookmarkEnd w:id="44"/>
-    <w:bookmarkEnd w:id="45"/>
-    <w:bookmarkStart w:id="49" w:name="X74e758dec418c9fc07e279787aae6d2de7ed6c1"/>
+    <w:bookmarkEnd w:id="47"/>
+    <w:bookmarkEnd w:id="48"/>
+    <w:bookmarkStart w:id="55" w:name="Xa723e0f08a8bafe4c63a5f81070a5809e5bc5c6"/>
     <w:p>
       <w:pPr>
         <w:pStyle w:val="Heading2"/>
       </w:pPr>
       <w:r>
-        <w:t xml:space="preserve">🌟 Level Up</w:t>
-      </w:r>
-    </w:p>
-    <w:bookmarkStart w:id="46" w:name="X8d3c2a66ac0807510dbba79b6802772275ac9a2"/>
+        <w:t xml:space="preserve">🎚️ By Age</w:t>
+      </w:r>
+    </w:p>
+    <w:p>
+      <w:pPr>
+        <w:pStyle w:val="FirstParagraph"/>
+      </w:pPr>
+      <w:r>
+        <w:t xml:space="preserve">🎂 Pick the age. Every age can do the main steps — this is the</w:t>
+      </w:r>
+      <w:r>
+        <w:t xml:space="preserve"> </w:t>
+      </w:r>
+      <w:r>
+        <w:rPr>
+          <w:bCs/>
+          <w:b/>
+        </w:rPr>
+        <w:t xml:space="preserve">extra challenge</w:t>
+      </w:r>
+      <w:r>
+        <w:t xml:space="preserve">.</w:t>
+      </w:r>
+    </w:p>
+    <w:bookmarkStart w:id="49" w:name="X361662f589f95f338bc2f3969bdb480b7cb1dde"/>
     <w:p>
       <w:pPr>
         <w:pStyle w:val="Heading3"/>
       </w:pPr>
       <w:r>
-        <w:t xml:space="preserve">🥉 Easy</w:t>
+        <w:t xml:space="preserve">6️⃣ Age 6</w:t>
       </w:r>
     </w:p>
     <w:p>
@@ -1825,17 +1852,39 @@
         <w:pStyle w:val="FirstParagraph"/>
       </w:pPr>
       <w:r>
-        <w:t xml:space="preserve">Big targets. Stand close. Count your hits out loud.</w:t>
-      </w:r>
-    </w:p>
-    <w:bookmarkEnd w:id="46"/>
-    <w:bookmarkStart w:id="47" w:name="X83b7087863ae431797fcbbf2d7bae17e0b57da0"/>
+        <w:t xml:space="preserve">Big targets,</w:t>
+      </w:r>
+      <w:r>
+        <w:t xml:space="preserve"> </w:t>
+      </w:r>
+      <w:r>
+        <w:rPr>
+          <w:bCs/>
+          <w:b/>
+        </w:rPr>
+        <w:t xml:space="preserve">2 steps</w:t>
+      </w:r>
+      <w:r>
+        <w:t xml:space="preserve"> </w:t>
+      </w:r>
+      <w:r>
+        <w:t xml:space="preserve">away.</w:t>
+      </w:r>
+      <w:r>
+        <w:br/>
+      </w:r>
+      <w:r>
+        <w:t xml:space="preserve">Count your hits out loud. Can you get to 10? 🔟</w:t>
+      </w:r>
+    </w:p>
+    <w:bookmarkEnd w:id="49"/>
+    <w:bookmarkStart w:id="50" w:name="Xdd4dc747be208f28e175f456b39201a96f94497"/>
     <w:p>
       <w:pPr>
         <w:pStyle w:val="Heading3"/>
       </w:pPr>
       <w:r>
-        <w:t xml:space="preserve">🥈 Medium</w:t>
+        <w:t xml:space="preserve">7️⃣ Age 7</w:t>
       </w:r>
     </w:p>
     <w:p>
@@ -1843,17 +1892,51 @@
         <w:pStyle w:val="FirstParagraph"/>
       </w:pPr>
       <w:r>
-        <w:t xml:space="preserve">After each round, take</w:t>
-      </w:r>
-      <w:r>
-        <w:t xml:space="preserve"> </w:t>
-      </w:r>
-      <w:r>
-        <w:rPr>
-          <w:bCs/>
-          <w:b/>
-        </w:rPr>
-        <w:t xml:space="preserve">one step back</w:t>
+        <w:t xml:space="preserve">Stand</w:t>
+      </w:r>
+      <w:r>
+        <w:t xml:space="preserve"> </w:t>
+      </w:r>
+      <w:r>
+        <w:rPr>
+          <w:bCs/>
+          <w:b/>
+        </w:rPr>
+        <w:t xml:space="preserve">3 steps</w:t>
+      </w:r>
+      <w:r>
+        <w:t xml:space="preserve"> </w:t>
+      </w:r>
+      <w:r>
+        <w:t xml:space="preserve">back.</w:t>
+      </w:r>
+      <w:r>
+        <w:br/>
+      </w:r>
+      <w:r>
+        <w:t xml:space="preserve">Keep your own score on the card. Add up the totals! ➕</w:t>
+      </w:r>
+    </w:p>
+    <w:bookmarkEnd w:id="50"/>
+    <w:bookmarkStart w:id="51" w:name="X74ef9c03f10ddd339b5770b79157569e0c28d73"/>
+    <w:p>
+      <w:pPr>
+        <w:pStyle w:val="Heading3"/>
+      </w:pPr>
+      <w:r>
+        <w:t xml:space="preserve">8️⃣ Age 8</w:t>
+      </w:r>
+    </w:p>
+    <w:p>
+      <w:pPr>
+        <w:pStyle w:val="FirstParagraph"/>
+      </w:pPr>
+      <w:r>
+        <w:rPr>
+          <w:bCs/>
+          <w:b/>
+        </w:rPr>
+        <w:t xml:space="preserve">Back it up</w:t>
       </w:r>
       <w:r>
         <w:t xml:space="preserve"> </w:t>
@@ -1861,15 +1944,27 @@
       <w:r>
         <w:t xml:space="preserve">👣</w:t>
       </w:r>
-    </w:p>
-    <w:bookmarkEnd w:id="47"/>
-    <w:bookmarkStart w:id="48" w:name="X95fa28661bb3af1a0dff245a4866b34e9dda3ab"/>
+      <w:r>
+        <w:br/>
+      </w:r>
+      <w:r>
+        <w:t xml:space="preserve">Take one step back after every round.</w:t>
+      </w:r>
+      <w:r>
+        <w:br/>
+      </w:r>
+      <w:r>
+        <w:t xml:space="preserve">What's the farthest you can still hit? Measure it with a tape measure 📏</w:t>
+      </w:r>
+    </w:p>
+    <w:bookmarkEnd w:id="51"/>
+    <w:bookmarkStart w:id="52" w:name="X3d569035e00e28fbe9159496d4dfcc8b2636e01"/>
     <w:p>
       <w:pPr>
         <w:pStyle w:val="Heading3"/>
       </w:pPr>
       <w:r>
-        <w:t xml:space="preserve">🥇 Hard</w:t>
+        <w:t xml:space="preserve">9️⃣ Age 9</w:t>
       </w:r>
     </w:p>
     <w:p>
@@ -1881,30 +1976,161 @@
           <w:bCs/>
           <w:b/>
         </w:rPr>
-        <w:t xml:space="preserve">Moving target!</w:t>
-      </w:r>
-      <w:r>
-        <w:t xml:space="preserve"> </w:t>
-      </w:r>
-      <w:r>
-        <w:t xml:space="preserve">🏃</w:t>
+        <w:t xml:space="preserve">Design the course</w:t>
+      </w:r>
+      <w:r>
+        <w:t xml:space="preserve"> </w:t>
+      </w:r>
+      <w:r>
+        <w:t xml:space="preserve">🏗️</w:t>
       </w:r>
       <w:r>
         <w:br/>
       </w:r>
       <w:r>
-        <w:t xml:space="preserve">Hang a cup on a string and give it a swing.</w:t>
+        <w:t xml:space="preserve">5 targets. Hard ones are worth more points.</w:t>
       </w:r>
       <w:r>
         <w:br/>
       </w:r>
       <w:r>
-        <w:t xml:space="preserve">Can you hit it while it moves?</w:t>
-      </w:r>
-    </w:p>
-    <w:bookmarkEnd w:id="48"/>
-    <w:bookmarkEnd w:id="49"/>
-    <w:bookmarkStart w:id="50" w:name="X1f011eabe51f576a15f1ecc7a0f298e33f4ba2e"/>
+        <w:t xml:space="preserve">Write the rules on the card. Test them. Change any rule that's unfair.</w:t>
+      </w:r>
+    </w:p>
+    <w:bookmarkEnd w:id="52"/>
+    <w:bookmarkStart w:id="53" w:name="Xa56ce8e9f1edfa79960e34ba9e43353c3f0742e"/>
+    <w:p>
+      <w:pPr>
+        <w:pStyle w:val="Heading3"/>
+      </w:pPr>
+      <w:r>
+        <w:t xml:space="preserve">🔟 Age 10</w:t>
+      </w:r>
+    </w:p>
+    <w:p>
+      <w:pPr>
+        <w:pStyle w:val="FirstParagraph"/>
+      </w:pPr>
+      <w:r>
+        <w:rPr>
+          <w:bCs/>
+          <w:b/>
+        </w:rPr>
+        <w:t xml:space="preserve">Accuracy %</w:t>
+      </w:r>
+      <w:r>
+        <w:t xml:space="preserve"> </w:t>
+      </w:r>
+      <w:r>
+        <w:t xml:space="preserve">🎯</w:t>
+      </w:r>
+      <w:r>
+        <w:br/>
+      </w:r>
+      <w:r>
+        <w:t xml:space="preserve">Take 20 squeezes. Count your hits.</w:t>
+      </w:r>
+      <w:r>
+        <w:br/>
+      </w:r>
+      <w:r>
+        <w:t xml:space="preserve">hits ÷ 20 × 100 = your %</w:t>
+      </w:r>
+      <w:r>
+        <w:br/>
+      </w:r>
+      <w:r>
+        <w:t xml:space="preserve">Try: left hand vs right hand ✋🤚 Close vs far. Which is better?</w:t>
+      </w:r>
+    </w:p>
+    <w:bookmarkEnd w:id="53"/>
+    <w:bookmarkStart w:id="54" w:name="X5099920462c78c09c6d02b98ee0760e02ce7741"/>
+    <w:p>
+      <w:pPr>
+        <w:pStyle w:val="Heading3"/>
+      </w:pPr>
+      <w:r>
+        <w:t xml:space="preserve">🚀 Age 11+</w:t>
+      </w:r>
+    </w:p>
+    <w:p>
+      <w:pPr>
+        <w:pStyle w:val="FirstParagraph"/>
+      </w:pPr>
+      <w:r>
+        <w:rPr>
+          <w:bCs/>
+          <w:b/>
+        </w:rPr>
+        <w:t xml:space="preserve">Launch angle lab</w:t>
+      </w:r>
+      <w:r>
+        <w:t xml:space="preserve"> </w:t>
+      </w:r>
+      <w:r>
+        <w:t xml:space="preserve">📐</w:t>
+      </w:r>
+      <w:r>
+        <w:br/>
+      </w:r>
+      <w:r>
+        <w:t xml:space="preserve">From the same spot, squirt</w:t>
+      </w:r>
+      <w:r>
+        <w:t xml:space="preserve"> </w:t>
+      </w:r>
+      <w:r>
+        <w:rPr>
+          <w:bCs/>
+          <w:b/>
+        </w:rPr>
+        <w:t xml:space="preserve">flat</w:t>
+      </w:r>
+      <w:r>
+        <w:t xml:space="preserve">,</w:t>
+      </w:r>
+      <w:r>
+        <w:t xml:space="preserve"> </w:t>
+      </w:r>
+      <w:r>
+        <w:rPr>
+          <w:bCs/>
+          <w:b/>
+        </w:rPr>
+        <w:t xml:space="preserve">a little up</w:t>
+      </w:r>
+      <w:r>
+        <w:t xml:space="preserve">, and</w:t>
+      </w:r>
+      <w:r>
+        <w:t xml:space="preserve"> </w:t>
+      </w:r>
+      <w:r>
+        <w:rPr>
+          <w:bCs/>
+          <w:b/>
+        </w:rPr>
+        <w:t xml:space="preserve">way up</w:t>
+      </w:r>
+      <w:r>
+        <w:t xml:space="preserve">.</w:t>
+      </w:r>
+      <w:r>
+        <w:br/>
+      </w:r>
+      <w:r>
+        <w:t xml:space="preserve">Mark where each one lands with chalk. Which angle goes farthest?</w:t>
+      </w:r>
+      <w:r>
+        <w:br/>
+      </w:r>
+      <w:r>
+        <w:t xml:space="preserve">Graph distance vs. angle. (Without air, 45° wins. Does water agree?)</w:t>
+      </w:r>
+    </w:p>
+    <w:bookmarkEnd w:id="54"/>
+    <w:bookmarkEnd w:id="55"/>
+    <w:bookmarkStart w:id="56" w:name="X1f011eabe51f576a15f1ecc7a0f298e33f4ba2e"/>
     <w:p>
       <w:pPr>
         <w:pStyle w:val="Heading2"/>
@@ -1917,7 +2143,7 @@
       <w:pPr>
         <w:numPr>
           <w:ilvl w:val="0"/>
-          <w:numId w:val="1008"/>
+          <w:numId w:val="1010"/>
         </w:numPr>
         <w:pStyle w:val="Compact"/>
       </w:pPr>
@@ -1929,7 +2155,7 @@
       <w:pPr>
         <w:numPr>
           <w:ilvl w:val="0"/>
-          <w:numId w:val="1008"/>
+          <w:numId w:val="1010"/>
         </w:numPr>
         <w:pStyle w:val="Compact"/>
       </w:pPr>
@@ -1941,7 +2167,7 @@
       <w:pPr>
         <w:numPr>
           <w:ilvl w:val="0"/>
-          <w:numId w:val="1008"/>
+          <w:numId w:val="1010"/>
         </w:numPr>
         <w:pStyle w:val="Compact"/>
       </w:pPr>
@@ -1963,7 +2189,7 @@
       <w:pPr>
         <w:numPr>
           <w:ilvl w:val="0"/>
-          <w:numId w:val="1008"/>
+          <w:numId w:val="1010"/>
         </w:numPr>
         <w:pStyle w:val="Compact"/>
       </w:pPr>
@@ -1971,8 +2197,8 @@
         <w:t xml:space="preserve">🏀 Basketball players aim the same way.</w:t>
       </w:r>
     </w:p>
-    <w:bookmarkEnd w:id="50"/>
-    <w:bookmarkStart w:id="51" w:name="X0e31ef7223fd8f96f11bbee60ef1a526727d95d"/>
+    <w:bookmarkEnd w:id="56"/>
+    <w:bookmarkStart w:id="57" w:name="X0e31ef7223fd8f96f11bbee60ef1a526727d95d"/>
     <w:p>
       <w:pPr>
         <w:pStyle w:val="Heading2"/>
@@ -1985,7 +2211,7 @@
       <w:pPr>
         <w:numPr>
           <w:ilvl w:val="0"/>
-          <w:numId w:val="1009"/>
+          <w:numId w:val="1011"/>
         </w:numPr>
         <w:pStyle w:val="Compact"/>
       </w:pPr>
@@ -2013,7 +2239,7 @@
       <w:pPr>
         <w:numPr>
           <w:ilvl w:val="0"/>
-          <w:numId w:val="1009"/>
+          <w:numId w:val="1011"/>
         </w:numPr>
         <w:pStyle w:val="Compact"/>
       </w:pPr>
@@ -2025,7 +2251,7 @@
       <w:pPr>
         <w:numPr>
           <w:ilvl w:val="0"/>
-          <w:numId w:val="1009"/>
+          <w:numId w:val="1011"/>
         </w:numPr>
         <w:pStyle w:val="Compact"/>
       </w:pPr>
@@ -2033,8 +2259,8 @@
         <w:t xml:space="preserve">🥤 Plastic cups survive. Paper cups get soggy fast.</w:t>
       </w:r>
     </w:p>
-    <w:bookmarkEnd w:id="51"/>
-    <w:bookmarkStart w:id="52" w:name="Xdb25d31d9a391fc3c7858decc08953653226613"/>
+    <w:bookmarkEnd w:id="57"/>
+    <w:bookmarkStart w:id="58" w:name="Xdb25d31d9a391fc3c7858decc08953653226613"/>
     <w:p>
       <w:pPr>
         <w:pStyle w:val="Heading2"/>
@@ -2048,24 +2274,14 @@
         <w:pStyle w:val="FirstParagraph"/>
       </w:pPr>
       <w:r>
-        <w:rPr>
-          <w:bCs/>
-          <w:b/>
-        </w:rPr>
-        <w:t xml:space="preserve">$</w:t>
-      </w:r>
-      <w:r>
-        <w:t xml:space="preserve"> </w:t>
-      </w:r>
-      <w:r>
-        <w:t xml:space="preserve">— quick!</w:t>
-      </w:r>
-    </w:p>
-    <w:p>
-      <w:pPr>
-        <w:numPr>
-          <w:ilvl w:val="0"/>
-          <w:numId w:val="1010"/>
+        <w:t xml:space="preserve">quick!</w:t>
+      </w:r>
+    </w:p>
+    <w:p>
+      <w:pPr>
+        <w:numPr>
+          <w:ilvl w:val="0"/>
+          <w:numId w:val="1012"/>
         </w:numPr>
         <w:pStyle w:val="Compact"/>
       </w:pPr>
@@ -2077,7 +2293,7 @@
       <w:pPr>
         <w:numPr>
           <w:ilvl w:val="0"/>
-          <w:numId w:val="1010"/>
+          <w:numId w:val="1012"/>
         </w:numPr>
         <w:pStyle w:val="Compact"/>
       </w:pPr>
@@ -2089,7 +2305,7 @@
       <w:pPr>
         <w:numPr>
           <w:ilvl w:val="0"/>
-          <w:numId w:val="1010"/>
+          <w:numId w:val="1012"/>
         </w:numPr>
         <w:pStyle w:val="Compact"/>
       </w:pPr>
@@ -2097,8 +2313,8 @@
         <w:t xml:space="preserve">☐ 🌧️ Chalk? Leave it. Rain cleans it.</w:t>
       </w:r>
     </w:p>
-    <w:bookmarkEnd w:id="52"/>
-    <w:bookmarkStart w:id="54" w:name="Xcf9c07a0eb5fe3777b22c9491e30226320e8c2e"/>
+    <w:bookmarkEnd w:id="58"/>
+    <w:bookmarkStart w:id="60" w:name="Xcf9c07a0eb5fe3777b22c9491e30226320e8c2e"/>
     <w:p>
       <w:pPr>
         <w:pStyle w:val="Heading2"/>
@@ -2108,7 +2324,7 @@
         <w:t xml:space="preserve">🖨️ Printable</w:t>
       </w:r>
     </w:p>
-    <w:bookmarkStart w:id="53" w:name="X3548fad492710afe2be00e6d9b569f769adec40"/>
+    <w:bookmarkStart w:id="59" w:name="X3548fad492710afe2be00e6d9b569f769adec40"/>
     <w:p>
       <w:pPr>
         <w:pStyle w:val="Heading3"/>
@@ -2509,10 +2725,10 @@
         <w:t xml:space="preserve">______________________</w:t>
       </w:r>
     </w:p>
-    <w:bookmarkEnd w:id="53"/>
-    <w:bookmarkEnd w:id="54"/>
-    <w:bookmarkEnd w:id="55"/>
-    <w:bookmarkStart w:id="73" w:name="Xfbabb9b31e0a1493065bb1341e0767105fec853"/>
+    <w:bookmarkEnd w:id="59"/>
+    <w:bookmarkEnd w:id="60"/>
+    <w:bookmarkEnd w:id="61"/>
+    <w:bookmarkStart w:id="82" w:name="Xfbabb9b31e0a1493065bb1341e0767105fec853"/>
     <w:p>
       <w:pPr>
         <w:pStyle w:val="Heading1"/>
@@ -2527,55 +2743,17 @@
         <w:pStyle w:val="FirstParagraph"/>
       </w:pPr>
       <w:r>
-        <w:t xml:space="preserve">⏱️</w:t>
-      </w:r>
-      <w:r>
-        <w:t xml:space="preserve"> </w:t>
-      </w:r>
-      <w:r>
-        <w:rPr>
-          <w:bCs/>
-          <w:b/>
-        </w:rPr>
-        <w:t xml:space="preserve">30 min</w:t>
-      </w:r>
-      <w:r>
-        <w:t xml:space="preserve"> </w:t>
-      </w:r>
-      <w:r>
-        <w:t xml:space="preserve">· 🧽 Cleanup</w:t>
-      </w:r>
-      <w:r>
-        <w:t xml:space="preserve"> </w:t>
-      </w:r>
-      <w:r>
-        <w:rPr>
-          <w:bCs/>
-          <w:b/>
-        </w:rPr>
-        <w:t xml:space="preserve">$$</w:t>
-      </w:r>
-      <w:r>
-        <w:t xml:space="preserve"> </w:t>
-      </w:r>
-      <w:r>
-        <w:t xml:space="preserve">(Some mess: towels + 10 min 🧽) · 👧 Ages</w:t>
-      </w:r>
-      <w:r>
-        <w:t xml:space="preserve"> </w:t>
-      </w:r>
-      <w:r>
-        <w:rPr>
-          <w:bCs/>
-          <w:b/>
-        </w:rPr>
-        <w:t xml:space="preserve">3+</w:t>
-      </w:r>
-      <w:r>
-        <w:t xml:space="preserve"> </w:t>
-      </w:r>
-      <w:r>
-        <w:t xml:space="preserve">· 🛝 Sidewalk</w:t>
+        <w:rPr>
+          <w:bCs/>
+          <w:b/>
+        </w:rPr>
+        <w:t xml:space="preserve">🕰️ Long · 40 min</w:t>
+      </w:r>
+      <w:r>
+        <w:t xml:space="preserve"> </w:t>
+      </w:r>
+      <w:r>
+        <w:t xml:space="preserve">· 🧽 Medium cleanup ($$) · 🔉 Quiet · 🌳 Outdoor · 👤👥 Solo or group · 🎂 Ages 6–11+</w:t>
       </w:r>
     </w:p>
     <w:p>
@@ -2602,7 +2780,7 @@
         <w:t xml:space="preserve">🤩</w:t>
       </w:r>
     </w:p>
-    <w:bookmarkStart w:id="56" w:name="Xdc5fac8e28300c19b37cd54549f69b1b7b55744"/>
+    <w:bookmarkStart w:id="62" w:name="Xdc5fac8e28300c19b37cd54549f69b1b7b55744"/>
     <w:p>
       <w:pPr>
         <w:pStyle w:val="Heading2"/>
@@ -2615,7 +2793,7 @@
       <w:pPr>
         <w:numPr>
           <w:ilvl w:val="0"/>
-          <w:numId w:val="1011"/>
+          <w:numId w:val="1013"/>
         </w:numPr>
         <w:pStyle w:val="Compact"/>
       </w:pPr>
@@ -2627,7 +2805,7 @@
       <w:pPr>
         <w:numPr>
           <w:ilvl w:val="0"/>
-          <w:numId w:val="1011"/>
+          <w:numId w:val="1013"/>
         </w:numPr>
         <w:pStyle w:val="Compact"/>
       </w:pPr>
@@ -2652,7 +2830,7 @@
       <w:pPr>
         <w:numPr>
           <w:ilvl w:val="0"/>
-          <w:numId w:val="1011"/>
+          <w:numId w:val="1013"/>
         </w:numPr>
         <w:pStyle w:val="Compact"/>
       </w:pPr>
@@ -2664,7 +2842,7 @@
       <w:pPr>
         <w:numPr>
           <w:ilvl w:val="0"/>
-          <w:numId w:val="1011"/>
+          <w:numId w:val="1013"/>
         </w:numPr>
         <w:pStyle w:val="Compact"/>
       </w:pPr>
@@ -2676,7 +2854,7 @@
       <w:pPr>
         <w:numPr>
           <w:ilvl w:val="0"/>
-          <w:numId w:val="1011"/>
+          <w:numId w:val="1013"/>
         </w:numPr>
         <w:pStyle w:val="Compact"/>
       </w:pPr>
@@ -2688,16 +2866,16 @@
       <w:pPr>
         <w:numPr>
           <w:ilvl w:val="0"/>
-          <w:numId w:val="1011"/>
-        </w:numPr>
-        <w:pStyle w:val="Compact"/>
-      </w:pPr>
-      <w:r>
-        <w:t xml:space="preserve">☐ 🟦 Painter's tape (for Level Up)</w:t>
-      </w:r>
-    </w:p>
-    <w:bookmarkEnd w:id="56"/>
-    <w:bookmarkStart w:id="63" w:name="X739e677c2ca299cb9ac6b8035e5fb843660efa9"/>
+          <w:numId w:val="1013"/>
+        </w:numPr>
+        <w:pStyle w:val="Compact"/>
+      </w:pPr>
+      <w:r>
+        <w:t xml:space="preserve">☐ 🟦 Painter's tape (Age 9 challenge)</w:t>
+      </w:r>
+    </w:p>
+    <w:bookmarkEnd w:id="62"/>
+    <w:bookmarkStart w:id="69" w:name="X739e677c2ca299cb9ac6b8035e5fb843660efa9"/>
     <w:p>
       <w:pPr>
         <w:pStyle w:val="Heading2"/>
@@ -2706,7 +2884,7 @@
         <w:t xml:space="preserve">👣 Steps</w:t>
       </w:r>
     </w:p>
-    <w:bookmarkStart w:id="57" w:name="Xcaa4bbd31d2fcb65d9c3784620044dfbac6999c"/>
+    <w:bookmarkStart w:id="63" w:name="Xcaa4bbd31d2fcb65d9c3784620044dfbac6999c"/>
     <w:p>
       <w:pPr>
         <w:pStyle w:val="Heading3"/>
@@ -2745,8 +2923,8 @@
         <w:t xml:space="preserve">Big shapes work best!</w:t>
       </w:r>
     </w:p>
-    <w:bookmarkEnd w:id="57"/>
-    <w:bookmarkStart w:id="58" w:name="X0bb08bc8dd815182b44c20ab6bba860b9099dc3"/>
+    <w:bookmarkEnd w:id="63"/>
+    <w:bookmarkStart w:id="64" w:name="X0bb08bc8dd815182b44c20ab6bba860b9099dc3"/>
     <w:p>
       <w:pPr>
         <w:pStyle w:val="Heading3"/>
@@ -2763,8 +2941,8 @@
         <w:t xml:space="preserve">Mist one area until it's wet and shiny.</w:t>
       </w:r>
     </w:p>
-    <w:bookmarkEnd w:id="58"/>
-    <w:bookmarkStart w:id="59" w:name="Xcf4622cc804a41d007398f8219b87e8f37481fe"/>
+    <w:bookmarkEnd w:id="64"/>
+    <w:bookmarkStart w:id="65" w:name="Xcf4622cc804a41d007398f8219b87e8f37481fe"/>
     <w:p>
       <w:pPr>
         <w:pStyle w:val="Heading3"/>
@@ -2794,8 +2972,8 @@
         <w:t xml:space="preserve">.</w:t>
       </w:r>
     </w:p>
-    <w:bookmarkEnd w:id="59"/>
-    <w:bookmarkStart w:id="60" w:name="X858e2de60e7dd29df274caf92d5024cf1258ade"/>
+    <w:bookmarkEnd w:id="65"/>
+    <w:bookmarkStart w:id="66" w:name="X858e2de60e7dd29df274caf92d5024cf1258ade"/>
     <w:p>
       <w:pPr>
         <w:pStyle w:val="Heading3"/>
@@ -2818,8 +2996,8 @@
         <w:t xml:space="preserve">Now it's paint!</w:t>
       </w:r>
     </w:p>
-    <w:bookmarkEnd w:id="60"/>
-    <w:bookmarkStart w:id="61" w:name="X25cc38fade32d6c7736bbeca2a9690d791219f5"/>
+    <w:bookmarkEnd w:id="66"/>
+    <w:bookmarkStart w:id="67" w:name="X25cc38fade32d6c7736bbeca2a9690d791219f5"/>
     <w:p>
       <w:pPr>
         <w:pStyle w:val="Heading3"/>
@@ -2852,8 +3030,8 @@
         <w:t xml:space="preserve">bright!</w:t>
       </w:r>
     </w:p>
-    <w:bookmarkEnd w:id="61"/>
-    <w:bookmarkStart w:id="62" w:name="Xcee93574c1a21c0c0d7a24a0c85962a63c57684"/>
+    <w:bookmarkEnd w:id="67"/>
+    <w:bookmarkStart w:id="68" w:name="Xcee93574c1a21c0c0d7a24a0c85962a63c57684"/>
     <w:p>
       <w:pPr>
         <w:pStyle w:val="Heading3"/>
@@ -2870,24 +3048,45 @@
         <w:t xml:space="preserve">Ask a grown-up. It changes when it dries!</w:t>
       </w:r>
     </w:p>
-    <w:bookmarkEnd w:id="62"/>
-    <w:bookmarkEnd w:id="63"/>
-    <w:bookmarkStart w:id="67" w:name="Xf72f0c7ce0604bcddb49cc87300f1f39d468bd8"/>
+    <w:bookmarkEnd w:id="68"/>
+    <w:bookmarkEnd w:id="69"/>
+    <w:bookmarkStart w:id="76" w:name="X7ce1b70e85af0e2bffcf8634009b7135f8d6a47"/>
     <w:p>
       <w:pPr>
         <w:pStyle w:val="Heading2"/>
       </w:pPr>
       <w:r>
-        <w:t xml:space="preserve">🌟 Level Up</w:t>
-      </w:r>
-    </w:p>
-    <w:bookmarkStart w:id="64" w:name="Xa53ce10cd942f4bd3b011f718945b746b0a9f8c"/>
+        <w:t xml:space="preserve">🎚️ By Age</w:t>
+      </w:r>
+    </w:p>
+    <w:p>
+      <w:pPr>
+        <w:pStyle w:val="FirstParagraph"/>
+      </w:pPr>
+      <w:r>
+        <w:t xml:space="preserve">🎂 Pick the age. Every age can do the main steps — this is the</w:t>
+      </w:r>
+      <w:r>
+        <w:t xml:space="preserve"> </w:t>
+      </w:r>
+      <w:r>
+        <w:rPr>
+          <w:bCs/>
+          <w:b/>
+        </w:rPr>
+        <w:t xml:space="preserve">extra challenge</w:t>
+      </w:r>
+      <w:r>
+        <w:t xml:space="preserve">.</w:t>
+      </w:r>
+    </w:p>
+    <w:bookmarkStart w:id="70" w:name="X4406ca276ffef1c40f64ee44d8428cf9d1ed1d6"/>
     <w:p>
       <w:pPr>
         <w:pStyle w:val="Heading3"/>
       </w:pPr>
       <w:r>
-        <w:t xml:space="preserve">🥉 Easy</w:t>
+        <w:t xml:space="preserve">6️⃣ Age 6</w:t>
       </w:r>
     </w:p>
     <w:p>
@@ -2895,17 +3094,27 @@
         <w:pStyle w:val="FirstParagraph"/>
       </w:pPr>
       <w:r>
-        <w:t xml:space="preserve">Rainbow stripes 🌈 Draw, spray, smoosh.</w:t>
-      </w:r>
-    </w:p>
-    <w:bookmarkEnd w:id="64"/>
-    <w:bookmarkStart w:id="65" w:name="X27174649e80c5c30993720ce67161ad5243d0b8"/>
+        <w:rPr>
+          <w:bCs/>
+          <w:b/>
+        </w:rPr>
+        <w:t xml:space="preserve">Rainbow stripes</w:t>
+      </w:r>
+      <w:r>
+        <w:t xml:space="preserve"> </w:t>
+      </w:r>
+      <w:r>
+        <w:t xml:space="preserve">🌈 Draw, spray, smoosh with your fingers.</w:t>
+      </w:r>
+    </w:p>
+    <w:bookmarkEnd w:id="70"/>
+    <w:bookmarkStart w:id="71" w:name="X5cb3e0963f0e6d9d2fdddcf273c882bc276e058"/>
     <w:p>
       <w:pPr>
         <w:pStyle w:val="Heading3"/>
       </w:pPr>
       <w:r>
-        <w:t xml:space="preserve">🥈 Medium</w:t>
+        <w:t xml:space="preserve">7️⃣ Age 7</w:t>
       </w:r>
     </w:p>
     <w:p>
@@ -2917,29 +3126,35 @@
           <w:bCs/>
           <w:b/>
         </w:rPr>
-        <w:t xml:space="preserve">Color mixing!</w:t>
-      </w:r>
-      <w:r>
-        <w:t xml:space="preserve"> </w:t>
-      </w:r>
-      <w:r>
-        <w:t xml:space="preserve">Draw blue, then yellow on top. Spray. Smoosh.</w:t>
+        <w:t xml:space="preserve">Color mixing</w:t>
+      </w:r>
+      <w:r>
+        <w:t xml:space="preserve"> </w:t>
+      </w:r>
+      <w:r>
+        <w:t xml:space="preserve">🔬</w:t>
       </w:r>
       <w:r>
         <w:br/>
       </w:r>
       <w:r>
-        <w:t xml:space="preserve">🔵 + 🟡 = 🟢 ? Try 🔴 + 🟡 and 🔴 + 🔵 too!</w:t>
-      </w:r>
-    </w:p>
-    <w:bookmarkEnd w:id="65"/>
-    <w:bookmarkStart w:id="66" w:name="X9af7ce28449afdb8d755fe00813744a81199416"/>
+        <w:t xml:space="preserve">🔵 + 🟡 = ? · 🔴 + 🟡 = ? · 🔴 + 🔵 = ?</w:t>
+      </w:r>
+      <w:r>
+        <w:br/>
+      </w:r>
+      <w:r>
+        <w:t xml:space="preserve">Fill in the Mixing Lab on the printable.</w:t>
+      </w:r>
+    </w:p>
+    <w:bookmarkEnd w:id="71"/>
+    <w:bookmarkStart w:id="72" w:name="Xcc0313409071a39e8807950dba67caff1a98ff7"/>
     <w:p>
       <w:pPr>
         <w:pStyle w:val="Heading3"/>
       </w:pPr>
       <w:r>
-        <w:t xml:space="preserve">🥇 Hard</w:t>
+        <w:t xml:space="preserve">8️⃣ Age 8</w:t>
       </w:r>
     </w:p>
     <w:p>
@@ -2951,7 +3166,41 @@
           <w:bCs/>
           <w:b/>
         </w:rPr>
-        <w:t xml:space="preserve">Tape Mosaic</w:t>
+        <w:t xml:space="preserve">Superhero outline</w:t>
+      </w:r>
+      <w:r>
+        <w:t xml:space="preserve"> </w:t>
+      </w:r>
+      <w:r>
+        <w:t xml:space="preserve">🦸</w:t>
+      </w:r>
+      <w:r>
+        <w:br/>
+      </w:r>
+      <w:r>
+        <w:t xml:space="preserve">Trace a friend lying on the sidewalk. Turn them into a superhero with chalk paint!</w:t>
+      </w:r>
+    </w:p>
+    <w:bookmarkEnd w:id="72"/>
+    <w:bookmarkStart w:id="73" w:name="X4856b0c84187548a02cb13cf1634d2d6cba6d80"/>
+    <w:p>
+      <w:pPr>
+        <w:pStyle w:val="Heading3"/>
+      </w:pPr>
+      <w:r>
+        <w:t xml:space="preserve">9️⃣ Age 9</w:t>
+      </w:r>
+    </w:p>
+    <w:p>
+      <w:pPr>
+        <w:pStyle w:val="FirstParagraph"/>
+      </w:pPr>
+      <w:r>
+        <w:rPr>
+          <w:bCs/>
+          <w:b/>
+        </w:rPr>
+        <w:t xml:space="preserve">Tape mosaic</w:t>
       </w:r>
       <w:r>
         <w:t xml:space="preserve"> </w:t>
@@ -2964,7 +3213,7 @@
       <w:pPr>
         <w:numPr>
           <w:ilvl w:val="0"/>
-          <w:numId w:val="1012"/>
+          <w:numId w:val="1014"/>
         </w:numPr>
         <w:pStyle w:val="Compact"/>
       </w:pPr>
@@ -2976,7 +3225,7 @@
       <w:pPr>
         <w:numPr>
           <w:ilvl w:val="0"/>
-          <w:numId w:val="1012"/>
+          <w:numId w:val="1014"/>
         </w:numPr>
         <w:pStyle w:val="Compact"/>
       </w:pPr>
@@ -2988,7 +3237,7 @@
       <w:pPr>
         <w:numPr>
           <w:ilvl w:val="0"/>
-          <w:numId w:val="1012"/>
+          <w:numId w:val="1014"/>
         </w:numPr>
         <w:pStyle w:val="Compact"/>
       </w:pPr>
@@ -3000,22 +3249,16 @@
       <w:pPr>
         <w:numPr>
           <w:ilvl w:val="0"/>
-          <w:numId w:val="1012"/>
-        </w:numPr>
-        <w:pStyle w:val="Compact"/>
-      </w:pPr>
-      <w:r>
-        <w:t xml:space="preserve">Spray it all. Let it dry.</w:t>
-      </w:r>
-    </w:p>
-    <w:p>
-      <w:pPr>
-        <w:numPr>
-          <w:ilvl w:val="0"/>
-          <w:numId w:val="1012"/>
-        </w:numPr>
-        <w:pStyle w:val="Compact"/>
-      </w:pPr>
+          <w:numId w:val="1014"/>
+        </w:numPr>
+        <w:pStyle w:val="Compact"/>
+      </w:pPr>
+      <w:r>
+        <w:t xml:space="preserve">Spray. Let it dry.</w:t>
+      </w:r>
+      <w:r>
+        <w:t xml:space="preserve"> </w:t>
+      </w:r>
       <w:r>
         <w:rPr>
           <w:bCs/>
@@ -3027,12 +3270,138 @@
         <w:t xml:space="preserve"> </w:t>
       </w:r>
       <w:r>
-        <w:t xml:space="preserve">Ta-da! ✨</w:t>
-      </w:r>
-    </w:p>
-    <w:bookmarkEnd w:id="66"/>
-    <w:bookmarkEnd w:id="67"/>
-    <w:bookmarkStart w:id="68" w:name="X5f451449077adbdd717fd7df05a55082739adfd"/>
+        <w:t xml:space="preserve">✨</w:t>
+      </w:r>
+    </w:p>
+    <w:bookmarkEnd w:id="73"/>
+    <w:bookmarkStart w:id="74" w:name="X0497c899a8ecb67c422b5fd97111a8c1577f1dc"/>
+    <w:p>
+      <w:pPr>
+        <w:pStyle w:val="Heading3"/>
+      </w:pPr>
+      <w:r>
+        <w:t xml:space="preserve">🔟 Age 10</w:t>
+      </w:r>
+    </w:p>
+    <w:p>
+      <w:pPr>
+        <w:pStyle w:val="FirstParagraph"/>
+      </w:pPr>
+      <w:r>
+        <w:rPr>
+          <w:bCs/>
+          <w:b/>
+        </w:rPr>
+        <w:t xml:space="preserve">3D hole illusion</w:t>
+      </w:r>
+      <w:r>
+        <w:t xml:space="preserve"> </w:t>
+      </w:r>
+      <w:r>
+        <w:t xml:space="preserve">🕳️</w:t>
+      </w:r>
+      <w:r>
+        <w:br/>
+      </w:r>
+      <w:r>
+        <w:t xml:space="preserve">Draw a "hole" in the sidewalk. Make one side dark, one side light.</w:t>
+      </w:r>
+      <w:r>
+        <w:br/>
+      </w:r>
+      <w:r>
+        <w:t xml:space="preserve">Find the exact spot where the photo looks real 📸</w:t>
+      </w:r>
+    </w:p>
+    <w:bookmarkEnd w:id="74"/>
+    <w:bookmarkStart w:id="75" w:name="X8e1921f468ed3819bef7bf9e4b2c10564f0a796"/>
+    <w:p>
+      <w:pPr>
+        <w:pStyle w:val="Heading3"/>
+      </w:pPr>
+      <w:r>
+        <w:t xml:space="preserve">🚀 Age 11+</w:t>
+      </w:r>
+    </w:p>
+    <w:p>
+      <w:pPr>
+        <w:pStyle w:val="FirstParagraph"/>
+      </w:pPr>
+      <w:r>
+        <w:rPr>
+          <w:bCs/>
+          <w:b/>
+        </w:rPr>
+        <w:t xml:space="preserve">Mural like a pro</w:t>
+      </w:r>
+      <w:r>
+        <w:t xml:space="preserve"> </w:t>
+      </w:r>
+      <w:r>
+        <w:t xml:space="preserve">🖼️</w:t>
+      </w:r>
+    </w:p>
+    <w:p>
+      <w:pPr>
+        <w:numPr>
+          <w:ilvl w:val="0"/>
+          <w:numId w:val="1015"/>
+        </w:numPr>
+        <w:pStyle w:val="Compact"/>
+      </w:pPr>
+      <w:r>
+        <w:t xml:space="preserve">Sketch it on graph paper (or draw a grid in the printable box).</w:t>
+      </w:r>
+    </w:p>
+    <w:p>
+      <w:pPr>
+        <w:numPr>
+          <w:ilvl w:val="0"/>
+          <w:numId w:val="1015"/>
+        </w:numPr>
+        <w:pStyle w:val="Compact"/>
+      </w:pPr>
+      <w:r>
+        <w:t xml:space="preserve">Draw a big chalk grid on the sidewalk (1 paper square = 1 sidewalk square).</w:t>
+      </w:r>
+    </w:p>
+    <w:p>
+      <w:pPr>
+        <w:numPr>
+          <w:ilvl w:val="0"/>
+          <w:numId w:val="1015"/>
+        </w:numPr>
+        <w:pStyle w:val="Compact"/>
+      </w:pPr>
+      <w:r>
+        <w:t xml:space="preserve">Copy square by square.</w:t>
+      </w:r>
+      <w:r>
+        <w:br/>
+      </w:r>
+      <w:r>
+        <w:t xml:space="preserve">Real mural painters scale up pictures</w:t>
+      </w:r>
+      <w:r>
+        <w:t xml:space="preserve"> </w:t>
+      </w:r>
+      <w:r>
+        <w:rPr>
+          <w:bCs/>
+          <w:b/>
+        </w:rPr>
+        <w:t xml:space="preserve">exactly</w:t>
+      </w:r>
+      <w:r>
+        <w:t xml:space="preserve"> </w:t>
+      </w:r>
+      <w:r>
+        <w:t xml:space="preserve">this way.</w:t>
+      </w:r>
+    </w:p>
+    <w:bookmarkEnd w:id="75"/>
+    <w:bookmarkEnd w:id="76"/>
+    <w:bookmarkStart w:id="77" w:name="X5f451449077adbdd717fd7df05a55082739adfd"/>
     <w:p>
       <w:pPr>
         <w:pStyle w:val="Heading2"/>
@@ -3045,7 +3414,7 @@
       <w:pPr>
         <w:numPr>
           <w:ilvl w:val="0"/>
-          <w:numId w:val="1013"/>
+          <w:numId w:val="1016"/>
         </w:numPr>
         <w:pStyle w:val="Compact"/>
       </w:pPr>
@@ -3057,7 +3426,7 @@
       <w:pPr>
         <w:numPr>
           <w:ilvl w:val="0"/>
-          <w:numId w:val="1013"/>
+          <w:numId w:val="1016"/>
         </w:numPr>
         <w:pStyle w:val="Compact"/>
       </w:pPr>
@@ -3085,7 +3454,7 @@
       <w:pPr>
         <w:numPr>
           <w:ilvl w:val="0"/>
-          <w:numId w:val="1013"/>
+          <w:numId w:val="1016"/>
         </w:numPr>
         <w:pStyle w:val="Compact"/>
       </w:pPr>
@@ -3093,8 +3462,8 @@
         <w:t xml:space="preserve">🎨 So the color looks deep and bright — like wet sand looks darker!</w:t>
       </w:r>
     </w:p>
-    <w:bookmarkEnd w:id="68"/>
-    <w:bookmarkStart w:id="69" w:name="Xf01d9b924e486fe2d699527dcf24fc3ea13ff09"/>
+    <w:bookmarkEnd w:id="77"/>
+    <w:bookmarkStart w:id="78" w:name="Xf01d9b924e486fe2d699527dcf24fc3ea13ff09"/>
     <w:p>
       <w:pPr>
         <w:pStyle w:val="Heading2"/>
@@ -3107,7 +3476,7 @@
       <w:pPr>
         <w:numPr>
           <w:ilvl w:val="0"/>
-          <w:numId w:val="1014"/>
+          <w:numId w:val="1017"/>
         </w:numPr>
         <w:pStyle w:val="Compact"/>
       </w:pPr>
@@ -3119,7 +3488,7 @@
       <w:pPr>
         <w:numPr>
           <w:ilvl w:val="0"/>
-          <w:numId w:val="1014"/>
+          <w:numId w:val="1017"/>
         </w:numPr>
         <w:pStyle w:val="Compact"/>
       </w:pPr>
@@ -3147,7 +3516,7 @@
       <w:pPr>
         <w:numPr>
           <w:ilvl w:val="0"/>
-          <w:numId w:val="1014"/>
+          <w:numId w:val="1017"/>
         </w:numPr>
         <w:pStyle w:val="Compact"/>
       </w:pPr>
@@ -3155,8 +3524,8 @@
         <w:t xml:space="preserve">🧱 Some porous surfaces (unsealed brick, wood decks) can hold bright chalk for a while. Test a small spot first.</w:t>
       </w:r>
     </w:p>
-    <w:bookmarkEnd w:id="69"/>
-    <w:bookmarkStart w:id="70" w:name="Xff6a9a92c393091701fdfaf46345c297df45f67"/>
+    <w:bookmarkEnd w:id="78"/>
+    <w:bookmarkStart w:id="79" w:name="Xff6a9a92c393091701fdfaf46345c297df45f67"/>
     <w:p>
       <w:pPr>
         <w:pStyle w:val="Heading2"/>
@@ -3170,24 +3539,14 @@
         <w:pStyle w:val="FirstParagraph"/>
       </w:pPr>
       <w:r>
-        <w:rPr>
-          <w:bCs/>
-          <w:b/>
-        </w:rPr>
-        <w:t xml:space="preserve">$$</w:t>
-      </w:r>
-      <w:r>
-        <w:t xml:space="preserve"> </w:t>
-      </w:r>
-      <w:r>
-        <w:t xml:space="preserve">— chalky hands + knees</w:t>
-      </w:r>
-    </w:p>
-    <w:p>
-      <w:pPr>
-        <w:numPr>
-          <w:ilvl w:val="0"/>
-          <w:numId w:val="1015"/>
+        <w:t xml:space="preserve">chalky hands + knees</w:t>
+      </w:r>
+    </w:p>
+    <w:p>
+      <w:pPr>
+        <w:numPr>
+          <w:ilvl w:val="0"/>
+          <w:numId w:val="1018"/>
         </w:numPr>
         <w:pStyle w:val="Compact"/>
       </w:pPr>
@@ -3199,7 +3558,7 @@
       <w:pPr>
         <w:numPr>
           <w:ilvl w:val="0"/>
-          <w:numId w:val="1015"/>
+          <w:numId w:val="1018"/>
         </w:numPr>
         <w:pStyle w:val="Compact"/>
       </w:pPr>
@@ -3211,7 +3570,7 @@
       <w:pPr>
         <w:numPr>
           <w:ilvl w:val="0"/>
-          <w:numId w:val="1015"/>
+          <w:numId w:val="1018"/>
         </w:numPr>
         <w:pStyle w:val="Compact"/>
       </w:pPr>
@@ -3223,7 +3582,7 @@
       <w:pPr>
         <w:numPr>
           <w:ilvl w:val="0"/>
-          <w:numId w:val="1015"/>
+          <w:numId w:val="1018"/>
         </w:numPr>
         <w:pStyle w:val="Compact"/>
       </w:pPr>
@@ -3231,8 +3590,8 @@
         <w:t xml:space="preserve">☐ 🌧️ The sidewalk? Rain or a hose cleans it</w:t>
       </w:r>
     </w:p>
-    <w:bookmarkEnd w:id="70"/>
-    <w:bookmarkStart w:id="72" w:name="Xbc2977b161fc9ef49f9e39366c7cf077eb1840d"/>
+    <w:bookmarkEnd w:id="79"/>
+    <w:bookmarkStart w:id="81" w:name="Xbc2977b161fc9ef49f9e39366c7cf077eb1840d"/>
     <w:p>
       <w:pPr>
         <w:pStyle w:val="Heading2"/>
@@ -3242,7 +3601,7 @@
         <w:t xml:space="preserve">🖨️ Printable</w:t>
       </w:r>
     </w:p>
-    <w:bookmarkStart w:id="71" w:name="Xcd8f3e178b26cfcffd94ce0944908ab17a42058"/>
+    <w:bookmarkStart w:id="80" w:name="Xcd8f3e178b26cfcffd94ce0944908ab17a42058"/>
     <w:p>
       <w:pPr>
         <w:pStyle w:val="Heading3"/>
@@ -3304,7 +3663,7 @@
       <w:pPr>
         <w:numPr>
           <w:ilvl w:val="0"/>
-          <w:numId w:val="1016"/>
+          <w:numId w:val="1019"/>
         </w:numPr>
         <w:pStyle w:val="Compact"/>
       </w:pPr>
@@ -3316,7 +3675,7 @@
       <w:pPr>
         <w:numPr>
           <w:ilvl w:val="0"/>
-          <w:numId w:val="1016"/>
+          <w:numId w:val="1019"/>
         </w:numPr>
         <w:pStyle w:val="Compact"/>
       </w:pPr>
@@ -3328,7 +3687,7 @@
       <w:pPr>
         <w:numPr>
           <w:ilvl w:val="0"/>
-          <w:numId w:val="1016"/>
+          <w:numId w:val="1019"/>
         </w:numPr>
         <w:pStyle w:val="Compact"/>
       </w:pPr>
@@ -3340,7 +3699,7 @@
       <w:pPr>
         <w:numPr>
           <w:ilvl w:val="0"/>
-          <w:numId w:val="1016"/>
+          <w:numId w:val="1019"/>
         </w:numPr>
         <w:pStyle w:val="Compact"/>
       </w:pPr>
@@ -3352,7 +3711,7 @@
       <w:pPr>
         <w:numPr>
           <w:ilvl w:val="0"/>
-          <w:numId w:val="1016"/>
+          <w:numId w:val="1019"/>
         </w:numPr>
         <w:pStyle w:val="Compact"/>
       </w:pPr>
@@ -3364,7 +3723,7 @@
       <w:pPr>
         <w:numPr>
           <w:ilvl w:val="0"/>
-          <w:numId w:val="1016"/>
+          <w:numId w:val="1019"/>
         </w:numPr>
         <w:pStyle w:val="Compact"/>
       </w:pPr>
@@ -3376,7 +3735,7 @@
       <w:pPr>
         <w:numPr>
           <w:ilvl w:val="0"/>
-          <w:numId w:val="1016"/>
+          <w:numId w:val="1019"/>
         </w:numPr>
         <w:pStyle w:val="Compact"/>
       </w:pPr>
@@ -3592,10 +3951,10 @@
         </w:tc>
       </w:tr>
     </w:tbl>
-    <w:bookmarkEnd w:id="71"/>
-    <w:bookmarkEnd w:id="72"/>
-    <w:bookmarkEnd w:id="73"/>
-    <w:bookmarkStart w:id="93" w:name="X73cef2b5007fec3b3a479d47caf2053137ad4ae"/>
+    <w:bookmarkEnd w:id="80"/>
+    <w:bookmarkEnd w:id="81"/>
+    <w:bookmarkEnd w:id="82"/>
+    <w:bookmarkStart w:id="105" w:name="X73cef2b5007fec3b3a479d47caf2053137ad4ae"/>
     <w:p>
       <w:pPr>
         <w:pStyle w:val="Heading1"/>
@@ -3610,55 +3969,17 @@
         <w:pStyle w:val="FirstParagraph"/>
       </w:pPr>
       <w:r>
-        <w:t xml:space="preserve">⏱️</w:t>
-      </w:r>
-      <w:r>
-        <w:t xml:space="preserve"> </w:t>
-      </w:r>
-      <w:r>
-        <w:rPr>
-          <w:bCs/>
-          <w:b/>
-        </w:rPr>
-        <w:t xml:space="preserve">25 min</w:t>
-      </w:r>
-      <w:r>
-        <w:t xml:space="preserve"> </w:t>
-      </w:r>
-      <w:r>
-        <w:t xml:space="preserve">· 🧽 Cleanup</w:t>
-      </w:r>
-      <w:r>
-        <w:t xml:space="preserve"> </w:t>
-      </w:r>
-      <w:r>
-        <w:rPr>
-          <w:bCs/>
-          <w:b/>
-        </w:rPr>
-        <w:t xml:space="preserve">$$</w:t>
-      </w:r>
-      <w:r>
-        <w:t xml:space="preserve"> </w:t>
-      </w:r>
-      <w:r>
-        <w:t xml:space="preserve">(Some mess: towels + 10 min 🧽) · 👧 Ages</w:t>
-      </w:r>
-      <w:r>
-        <w:t xml:space="preserve"> </w:t>
-      </w:r>
-      <w:r>
-        <w:rPr>
-          <w:bCs/>
-          <w:b/>
-        </w:rPr>
-        <w:t xml:space="preserve">4+</w:t>
-      </w:r>
-      <w:r>
-        <w:t xml:space="preserve"> </w:t>
-      </w:r>
-      <w:r>
-        <w:t xml:space="preserve">· 🍽️ Table</w:t>
+        <w:rPr>
+          <w:bCs/>
+          <w:b/>
+        </w:rPr>
+        <w:t xml:space="preserve">⏳ Medium · 30 min</w:t>
+      </w:r>
+      <w:r>
+        <w:t xml:space="preserve"> </w:t>
+      </w:r>
+      <w:r>
+        <w:t xml:space="preserve">· 🧽 Medium cleanup ($$) · 🔉 Quiet · 🏠 Indoor · 👤👥 Solo or group · 🎂 Ages 6–11+</w:t>
       </w:r>
     </w:p>
     <w:p>
@@ -3685,7 +4006,7 @@
         <w:t xml:space="preserve">🌀 → fly! 🦋</w:t>
       </w:r>
     </w:p>
-    <w:bookmarkStart w:id="74" w:name="Xef633fd9a4c1d24e04338a35a37a09843214fe6"/>
+    <w:bookmarkStart w:id="83" w:name="Xef633fd9a4c1d24e04338a35a37a09843214fe6"/>
     <w:p>
       <w:pPr>
         <w:pStyle w:val="Heading2"/>
@@ -3698,7 +4019,7 @@
       <w:pPr>
         <w:numPr>
           <w:ilvl w:val="0"/>
-          <w:numId w:val="1017"/>
+          <w:numId w:val="1020"/>
         </w:numPr>
         <w:pStyle w:val="Compact"/>
       </w:pPr>
@@ -3710,7 +4031,7 @@
       <w:pPr>
         <w:numPr>
           <w:ilvl w:val="0"/>
-          <w:numId w:val="1017"/>
+          <w:numId w:val="1020"/>
         </w:numPr>
         <w:pStyle w:val="Compact"/>
       </w:pPr>
@@ -3738,7 +4059,7 @@
       <w:pPr>
         <w:numPr>
           <w:ilvl w:val="0"/>
-          <w:numId w:val="1017"/>
+          <w:numId w:val="1020"/>
         </w:numPr>
         <w:pStyle w:val="Compact"/>
       </w:pPr>
@@ -3763,7 +4084,7 @@
       <w:pPr>
         <w:numPr>
           <w:ilvl w:val="0"/>
-          <w:numId w:val="1017"/>
+          <w:numId w:val="1020"/>
         </w:numPr>
         <w:pStyle w:val="Compact"/>
       </w:pPr>
@@ -3775,7 +4096,7 @@
       <w:pPr>
         <w:numPr>
           <w:ilvl w:val="0"/>
-          <w:numId w:val="1017"/>
+          <w:numId w:val="1020"/>
         </w:numPr>
         <w:pStyle w:val="Compact"/>
       </w:pPr>
@@ -3787,7 +4108,7 @@
       <w:pPr>
         <w:numPr>
           <w:ilvl w:val="0"/>
-          <w:numId w:val="1017"/>
+          <w:numId w:val="1020"/>
         </w:numPr>
         <w:pStyle w:val="Compact"/>
       </w:pPr>
@@ -3795,8 +4116,8 @@
         <w:t xml:space="preserve">☐ 📎 Clothespins or pipe cleaners</w:t>
       </w:r>
     </w:p>
-    <w:bookmarkEnd w:id="74"/>
-    <w:bookmarkStart w:id="83" w:name="X259516738610d80e82cc443cb81288e80e95c07"/>
+    <w:bookmarkEnd w:id="83"/>
+    <w:bookmarkStart w:id="92" w:name="X259516738610d80e82cc443cb81288e80e95c07"/>
     <w:p>
       <w:pPr>
         <w:pStyle w:val="Heading2"/>
@@ -3805,7 +4126,7 @@
         <w:t xml:space="preserve">👣 Steps</w:t>
       </w:r>
     </w:p>
-    <w:bookmarkStart w:id="75" w:name="Xbdff70840bdf5730e61188fbce0b7562efea965"/>
+    <w:bookmarkStart w:id="84" w:name="Xbdff70840bdf5730e61188fbce0b7562efea965"/>
     <w:p>
       <w:pPr>
         <w:pStyle w:val="Heading3"/>
@@ -3822,8 +4143,8 @@
         <w:t xml:space="preserve">Put a coffee filter flat on the tray.</w:t>
       </w:r>
     </w:p>
-    <w:bookmarkEnd w:id="75"/>
-    <w:bookmarkStart w:id="76" w:name="X1482d9cca73bd15bc04ac6a07c46b7f1c8e3ec4"/>
+    <w:bookmarkEnd w:id="84"/>
+    <w:bookmarkStart w:id="85" w:name="X1482d9cca73bd15bc04ac6a07c46b7f1c8e3ec4"/>
     <w:p>
       <w:pPr>
         <w:pStyle w:val="Heading3"/>
@@ -3846,8 +4167,8 @@
         <w:t xml:space="preserve">Leave some white space.</w:t>
       </w:r>
     </w:p>
-    <w:bookmarkEnd w:id="76"/>
-    <w:bookmarkStart w:id="77" w:name="X2c58ec321bf4dd3dfdd2c45eb536c6fd31a452a"/>
+    <w:bookmarkEnd w:id="85"/>
+    <w:bookmarkStart w:id="86" w:name="X2c58ec321bf4dd3dfdd2c45eb536c6fd31a452a"/>
     <w:p>
       <w:pPr>
         <w:pStyle w:val="Heading3"/>
@@ -3864,8 +4185,8 @@
         <w:t xml:space="preserve">Just a mist! Don't flood it.</w:t>
       </w:r>
     </w:p>
-    <w:bookmarkEnd w:id="77"/>
-    <w:bookmarkStart w:id="78" w:name="Xe1b037278bfa5a5bb638fd6f5c7eb3191376416"/>
+    <w:bookmarkEnd w:id="86"/>
+    <w:bookmarkStart w:id="87" w:name="Xe1b037278bfa5a5bb638fd6f5c7eb3191376416"/>
     <w:p>
       <w:pPr>
         <w:pStyle w:val="Heading3"/>
@@ -3898,8 +4219,8 @@
         <w:t xml:space="preserve">and mix. So cool!</w:t>
       </w:r>
     </w:p>
-    <w:bookmarkEnd w:id="78"/>
-    <w:bookmarkStart w:id="79" w:name="X8358fd48712514fe3bf5eb4d24a3306e305cf29"/>
+    <w:bookmarkEnd w:id="87"/>
+    <w:bookmarkStart w:id="88" w:name="X8358fd48712514fe3bf5eb4d24a3306e305cf29"/>
     <w:p>
       <w:pPr>
         <w:pStyle w:val="Heading3"/>
@@ -3916,8 +4237,8 @@
         <w:t xml:space="preserve">About 20–30 minutes. A sunny window is faster ☀️</w:t>
       </w:r>
     </w:p>
-    <w:bookmarkEnd w:id="79"/>
-    <w:bookmarkStart w:id="80" w:name="Xff530e42ecf3844e1002f7524080fd69978d471"/>
+    <w:bookmarkEnd w:id="88"/>
+    <w:bookmarkStart w:id="89" w:name="Xff530e42ecf3844e1002f7524080fd69978d471"/>
     <w:p>
       <w:pPr>
         <w:pStyle w:val="Heading3"/>
@@ -3934,8 +4255,8 @@
         <w:t xml:space="preserve">Pinch it like a bow tie.</w:t>
       </w:r>
     </w:p>
-    <w:bookmarkEnd w:id="80"/>
-    <w:bookmarkStart w:id="81" w:name="X245f389b97e187e031f7f9c1ae813a0c64d0b0b"/>
+    <w:bookmarkEnd w:id="89"/>
+    <w:bookmarkStart w:id="90" w:name="X245f389b97e187e031f7f9c1ae813a0c64d0b0b"/>
     <w:p>
       <w:pPr>
         <w:pStyle w:val="Heading3"/>
@@ -3958,8 +4279,8 @@
         <w:t xml:space="preserve">Or twist a pipe cleaner and curl the ends for antennae.</w:t>
       </w:r>
     </w:p>
-    <w:bookmarkEnd w:id="81"/>
-    <w:bookmarkStart w:id="82" w:name="Xb9e775bc465c5b310d0a886d303f07fea58177f"/>
+    <w:bookmarkEnd w:id="90"/>
+    <w:bookmarkStart w:id="91" w:name="Xb9e775bc465c5b310d0a886d303f07fea58177f"/>
     <w:p>
       <w:pPr>
         <w:pStyle w:val="Heading3"/>
@@ -3976,24 +4297,45 @@
         <w:t xml:space="preserve">Hang it in a window or on a string.</w:t>
       </w:r>
     </w:p>
-    <w:bookmarkEnd w:id="82"/>
-    <w:bookmarkEnd w:id="83"/>
-    <w:bookmarkStart w:id="87" w:name="Xa1335faf86b85fbe8062b9fc1cdc28fddd963b8"/>
+    <w:bookmarkEnd w:id="91"/>
+    <w:bookmarkEnd w:id="92"/>
+    <w:bookmarkStart w:id="99" w:name="Xc29f3aebec113952dffc3c0924893fe71616adf"/>
     <w:p>
       <w:pPr>
         <w:pStyle w:val="Heading2"/>
       </w:pPr>
       <w:r>
-        <w:t xml:space="preserve">🌟 Level Up</w:t>
-      </w:r>
-    </w:p>
-    <w:bookmarkStart w:id="84" w:name="Xf0f3d63b5c5ecc9e5240f13af8cb7b790e0edc3"/>
+        <w:t xml:space="preserve">🎚️ By Age</w:t>
+      </w:r>
+    </w:p>
+    <w:p>
+      <w:pPr>
+        <w:pStyle w:val="FirstParagraph"/>
+      </w:pPr>
+      <w:r>
+        <w:t xml:space="preserve">🎂 Pick the age. Every age can do the main steps — this is the</w:t>
+      </w:r>
+      <w:r>
+        <w:t xml:space="preserve"> </w:t>
+      </w:r>
+      <w:r>
+        <w:rPr>
+          <w:bCs/>
+          <w:b/>
+        </w:rPr>
+        <w:t xml:space="preserve">extra challenge</w:t>
+      </w:r>
+      <w:r>
+        <w:t xml:space="preserve">.</w:t>
+      </w:r>
+    </w:p>
+    <w:bookmarkStart w:id="93" w:name="Xfa0bd7f47ea9fdd215ab296f981d41622118075"/>
     <w:p>
       <w:pPr>
         <w:pStyle w:val="Heading3"/>
       </w:pPr>
       <w:r>
-        <w:t xml:space="preserve">🥉 Easy</w:t>
+        <w:t xml:space="preserve">6️⃣ Age 6</w:t>
       </w:r>
     </w:p>
     <w:p>
@@ -4001,30 +4343,33 @@
         <w:pStyle w:val="FirstParagraph"/>
       </w:pPr>
       <w:r>
-        <w:t xml:space="preserve">Use</w:t>
-      </w:r>
-      <w:r>
-        <w:t xml:space="preserve"> </w:t>
-      </w:r>
-      <w:r>
-        <w:rPr>
-          <w:bCs/>
-          <w:b/>
-        </w:rPr>
-        <w:t xml:space="preserve">one color</w:t>
-      </w:r>
-      <w:r>
-        <w:t xml:space="preserve">. Watch it spread.</w:t>
-      </w:r>
-    </w:p>
-    <w:bookmarkEnd w:id="84"/>
-    <w:bookmarkStart w:id="85" w:name="Xc34322fc5b717ef35c407d4a1bbf269a98bca37"/>
+        <w:t xml:space="preserve">Scribble, spray, clip. Make</w:t>
+      </w:r>
+      <w:r>
+        <w:t xml:space="preserve"> </w:t>
+      </w:r>
+      <w:r>
+        <w:rPr>
+          <w:bCs/>
+          <w:b/>
+        </w:rPr>
+        <w:t xml:space="preserve">3 butterflies</w:t>
+      </w:r>
+      <w:r>
+        <w:t xml:space="preserve"> </w:t>
+      </w:r>
+      <w:r>
+        <w:t xml:space="preserve">for the window 🦋🦋🦋</w:t>
+      </w:r>
+    </w:p>
+    <w:bookmarkEnd w:id="93"/>
+    <w:bookmarkStart w:id="94" w:name="Xc2456373f9916067a9ff89cf8a0ff26d5c6ca50"/>
     <w:p>
       <w:pPr>
         <w:pStyle w:val="Heading3"/>
       </w:pPr>
       <w:r>
-        <w:t xml:space="preserve">🥈 Medium</w:t>
+        <w:t xml:space="preserve">7️⃣ Age 7</w:t>
       </w:r>
     </w:p>
     <w:p>
@@ -4048,17 +4393,17 @@
         <w:br/>
       </w:r>
       <w:r>
-        <w:t xml:space="preserve">Fold the filter in half. Color one side. Press hard. Open it. Spray!</w:t>
-      </w:r>
-    </w:p>
-    <w:bookmarkEnd w:id="85"/>
-    <w:bookmarkStart w:id="86" w:name="X2f1436cf8df0818c540e86fed46227f5731497d"/>
+        <w:t xml:space="preserve">Fold the filter in half. Color one side. Press hard. Open. Spray!</w:t>
+      </w:r>
+    </w:p>
+    <w:bookmarkEnd w:id="94"/>
+    <w:bookmarkStart w:id="95" w:name="Xe445f8fb331ae4223fb41961efbab2357fe404a"/>
     <w:p>
       <w:pPr>
         <w:pStyle w:val="Heading3"/>
       </w:pPr>
       <w:r>
-        <w:t xml:space="preserve">🥇 Hard</w:t>
+        <w:t xml:space="preserve">8️⃣ Age 8</w:t>
       </w:r>
     </w:p>
     <w:p>
@@ -4070,7 +4415,7 @@
           <w:bCs/>
           <w:b/>
         </w:rPr>
-        <w:t xml:space="preserve">Secret colors in black</w:t>
+        <w:t xml:space="preserve">Secret colors</w:t>
       </w:r>
       <w:r>
         <w:t xml:space="preserve"> </w:t>
@@ -4078,68 +4423,208 @@
       <w:r>
         <w:t xml:space="preserve">🕵️</w:t>
       </w:r>
-    </w:p>
-    <w:p>
-      <w:pPr>
-        <w:numPr>
-          <w:ilvl w:val="0"/>
-          <w:numId w:val="1018"/>
-        </w:numPr>
-        <w:pStyle w:val="Compact"/>
-      </w:pPr>
-      <w:r>
-        <w:t xml:space="preserve">Draw a thick</w:t>
-      </w:r>
-      <w:r>
-        <w:t xml:space="preserve"> </w:t>
-      </w:r>
-      <w:r>
-        <w:rPr>
-          <w:bCs/>
-          <w:b/>
-        </w:rPr>
-        <w:t xml:space="preserve">black</w:t>
-      </w:r>
-      <w:r>
-        <w:t xml:space="preserve"> </w:t>
-      </w:r>
-      <w:r>
-        <w:t xml:space="preserve">washable ring in the middle.</w:t>
-      </w:r>
-    </w:p>
-    <w:p>
-      <w:pPr>
-        <w:numPr>
-          <w:ilvl w:val="0"/>
-          <w:numId w:val="1018"/>
-        </w:numPr>
-        <w:pStyle w:val="Compact"/>
-      </w:pPr>
-      <w:r>
-        <w:t xml:space="preserve">Spray lightly.</w:t>
-      </w:r>
-    </w:p>
-    <w:p>
-      <w:pPr>
-        <w:numPr>
-          <w:ilvl w:val="0"/>
-          <w:numId w:val="1018"/>
-        </w:numPr>
-        <w:pStyle w:val="Compact"/>
-      </w:pPr>
-      <w:r>
-        <w:t xml:space="preserve">Watch black split into blue, purple, maybe yellow!</w:t>
-      </w:r>
       <w:r>
         <w:br/>
       </w:r>
       <w:r>
-        <w:t xml:space="preserve">(Every brand is different. Test a few!)</w:t>
-      </w:r>
-    </w:p>
-    <w:bookmarkEnd w:id="86"/>
-    <w:bookmarkEnd w:id="87"/>
-    <w:bookmarkStart w:id="88" w:name="Xfc5549461ab97a932b8fd4914a723f9255f6960"/>
+        <w:t xml:space="preserve">Test black, brown, green and purple washable markers.</w:t>
+      </w:r>
+      <w:r>
+        <w:br/>
+      </w:r>
+      <w:r>
+        <w:t xml:space="preserve">What colors are hiding inside? Fill in the Secret Colors Lab.</w:t>
+      </w:r>
+    </w:p>
+    <w:bookmarkEnd w:id="95"/>
+    <w:bookmarkStart w:id="96" w:name="X777c7c18631948cfd7a11fa444838b7d600795a"/>
+    <w:p>
+      <w:pPr>
+        <w:pStyle w:val="Heading3"/>
+      </w:pPr>
+      <w:r>
+        <w:t xml:space="preserve">9️⃣ Age 9</w:t>
+      </w:r>
+    </w:p>
+    <w:p>
+      <w:pPr>
+        <w:pStyle w:val="FirstParagraph"/>
+      </w:pPr>
+      <w:r>
+        <w:rPr>
+          <w:bCs/>
+          <w:b/>
+        </w:rPr>
+        <w:t xml:space="preserve">Fair test</w:t>
+      </w:r>
+      <w:r>
+        <w:t xml:space="preserve"> </w:t>
+      </w:r>
+      <w:r>
+        <w:t xml:space="preserve">⚖️</w:t>
+      </w:r>
+      <w:r>
+        <w:br/>
+      </w:r>
+      <w:r>
+        <w:t xml:space="preserve">Same marker, same scribble. Try 1 spray vs 3 sprays vs 6 sprays.</w:t>
+      </w:r>
+      <w:r>
+        <w:br/>
+      </w:r>
+      <w:r>
+        <w:t xml:space="preserve">Which spreads most? Change</w:t>
+      </w:r>
+      <w:r>
+        <w:t xml:space="preserve"> </w:t>
+      </w:r>
+      <w:r>
+        <w:rPr>
+          <w:bCs/>
+          <w:b/>
+        </w:rPr>
+        <w:t xml:space="preserve">only one thing</w:t>
+      </w:r>
+      <w:r>
+        <w:t xml:space="preserve"> </w:t>
+      </w:r>
+      <w:r>
+        <w:t xml:space="preserve">— that's how scientists test.</w:t>
+      </w:r>
+    </w:p>
+    <w:bookmarkEnd w:id="96"/>
+    <w:bookmarkStart w:id="97" w:name="Xadd72a5d93fbf55c2693fdc34106661a93be0ca"/>
+    <w:p>
+      <w:pPr>
+        <w:pStyle w:val="Heading3"/>
+      </w:pPr>
+      <w:r>
+        <w:t xml:space="preserve">🔟 Age 10</w:t>
+      </w:r>
+    </w:p>
+    <w:p>
+      <w:pPr>
+        <w:pStyle w:val="FirstParagraph"/>
+      </w:pPr>
+      <w:r>
+        <w:rPr>
+          <w:bCs/>
+          <w:b/>
+        </w:rPr>
+        <w:t xml:space="preserve">Mystery marker</w:t>
+      </w:r>
+      <w:r>
+        <w:t xml:space="preserve"> </w:t>
+      </w:r>
+      <w:r>
+        <w:t xml:space="preserve">🔎</w:t>
+      </w:r>
+      <w:r>
+        <w:br/>
+      </w:r>
+      <w:r>
+        <w:t xml:space="preserve">A grown-up writes a secret note with</w:t>
+      </w:r>
+      <w:r>
+        <w:t xml:space="preserve"> </w:t>
+      </w:r>
+      <w:r>
+        <w:rPr>
+          <w:bCs/>
+          <w:b/>
+        </w:rPr>
+        <w:t xml:space="preserve">one</w:t>
+      </w:r>
+      <w:r>
+        <w:t xml:space="preserve"> </w:t>
+      </w:r>
+      <w:r>
+        <w:t xml:space="preserve">of 3 black markers.</w:t>
+      </w:r>
+      <w:r>
+        <w:br/>
+      </w:r>
+      <w:r>
+        <w:t xml:space="preserve">Test all 3 markers AND the note. Which marker matches?</w:t>
+      </w:r>
+      <w:r>
+        <w:br/>
+      </w:r>
+      <w:r>
+        <w:t xml:space="preserve">(Real detectives use this to match inks!)</w:t>
+      </w:r>
+    </w:p>
+    <w:bookmarkEnd w:id="97"/>
+    <w:bookmarkStart w:id="98" w:name="X82c86a42057184bc05d52b9387f9f84c6d14b83"/>
+    <w:p>
+      <w:pPr>
+        <w:pStyle w:val="Heading3"/>
+      </w:pPr>
+      <w:r>
+        <w:t xml:space="preserve">🚀 Age 11+</w:t>
+      </w:r>
+    </w:p>
+    <w:p>
+      <w:pPr>
+        <w:pStyle w:val="FirstParagraph"/>
+      </w:pPr>
+      <w:r>
+        <w:rPr>
+          <w:bCs/>
+          <w:b/>
+        </w:rPr>
+        <w:t xml:space="preserve">Measure it</w:t>
+      </w:r>
+      <w:r>
+        <w:t xml:space="preserve"> </w:t>
+      </w:r>
+      <w:r>
+        <w:t xml:space="preserve">📏</w:t>
+      </w:r>
+      <w:r>
+        <w:br/>
+      </w:r>
+      <w:r>
+        <w:t xml:space="preserve">Use a</w:t>
+      </w:r>
+      <w:r>
+        <w:t xml:space="preserve"> </w:t>
+      </w:r>
+      <w:r>
+        <w:rPr>
+          <w:bCs/>
+          <w:b/>
+        </w:rPr>
+        <w:t xml:space="preserve">strip</w:t>
+      </w:r>
+      <w:r>
+        <w:t xml:space="preserve"> </w:t>
+      </w:r>
+      <w:r>
+        <w:t xml:space="preserve">of filter in a cup of water (instead of spraying).</w:t>
+      </w:r>
+      <w:r>
+        <w:br/>
+      </w:r>
+      <w:r>
+        <w:t xml:space="preserve">Dot ink 2 cm from the bottom. Let the water climb.</w:t>
+      </w:r>
+      <w:r>
+        <w:br/>
+      </w:r>
+      <w:r>
+        <w:t xml:space="preserve">Rf = distance the color moved ÷ distance the water moved</w:t>
+      </w:r>
+      <w:r>
+        <w:br/>
+      </w:r>
+      <w:r>
+        <w:t xml:space="preserve">Make a results table. Write a 3-sentence conclusion.</w:t>
+      </w:r>
+    </w:p>
+    <w:bookmarkEnd w:id="98"/>
+    <w:bookmarkEnd w:id="99"/>
+    <w:bookmarkStart w:id="100" w:name="Xfc5549461ab97a932b8fd4914a723f9255f6960"/>
     <w:p>
       <w:pPr>
         <w:pStyle w:val="Heading2"/>
@@ -4152,7 +4637,7 @@
       <w:pPr>
         <w:numPr>
           <w:ilvl w:val="0"/>
-          <w:numId w:val="1019"/>
+          <w:numId w:val="1021"/>
         </w:numPr>
         <w:pStyle w:val="Compact"/>
       </w:pPr>
@@ -4180,7 +4665,7 @@
       <w:pPr>
         <w:numPr>
           <w:ilvl w:val="0"/>
-          <w:numId w:val="1019"/>
+          <w:numId w:val="1021"/>
         </w:numPr>
         <w:pStyle w:val="Compact"/>
       </w:pPr>
@@ -4192,7 +4677,7 @@
       <w:pPr>
         <w:numPr>
           <w:ilvl w:val="0"/>
-          <w:numId w:val="1019"/>
+          <w:numId w:val="1021"/>
         </w:numPr>
         <w:pStyle w:val="Compact"/>
       </w:pPr>
@@ -4217,7 +4702,7 @@
       <w:pPr>
         <w:numPr>
           <w:ilvl w:val="0"/>
-          <w:numId w:val="1019"/>
+          <w:numId w:val="1021"/>
         </w:numPr>
         <w:pStyle w:val="Compact"/>
       </w:pPr>
@@ -4238,8 +4723,8 @@
         <w:t xml:space="preserve">. They use it to find out what's mixed in things!</w:t>
       </w:r>
     </w:p>
-    <w:bookmarkEnd w:id="88"/>
-    <w:bookmarkStart w:id="89" w:name="X326abb5fc45b6652044dc990b852c608bd47c54"/>
+    <w:bookmarkEnd w:id="100"/>
+    <w:bookmarkStart w:id="101" w:name="X326abb5fc45b6652044dc990b852c608bd47c54"/>
     <w:p>
       <w:pPr>
         <w:pStyle w:val="Heading2"/>
@@ -4252,7 +4737,7 @@
       <w:pPr>
         <w:numPr>
           <w:ilvl w:val="0"/>
-          <w:numId w:val="1020"/>
+          <w:numId w:val="1022"/>
         </w:numPr>
         <w:pStyle w:val="Compact"/>
       </w:pPr>
@@ -4280,7 +4765,7 @@
       <w:pPr>
         <w:numPr>
           <w:ilvl w:val="0"/>
-          <w:numId w:val="1020"/>
+          <w:numId w:val="1022"/>
         </w:numPr>
         <w:pStyle w:val="Compact"/>
       </w:pPr>
@@ -4292,7 +4777,7 @@
       <w:pPr>
         <w:numPr>
           <w:ilvl w:val="0"/>
-          <w:numId w:val="1020"/>
+          <w:numId w:val="1022"/>
         </w:numPr>
         <w:pStyle w:val="Compact"/>
       </w:pPr>
@@ -4300,8 +4785,8 @@
         <w:t xml:space="preserve">🖐️ Fingers will get inky. Soap + water fixes it.</w:t>
       </w:r>
     </w:p>
-    <w:bookmarkEnd w:id="89"/>
-    <w:bookmarkStart w:id="90" w:name="X552c0f3abe8d7656060a56da2c85a7067c26d3f"/>
+    <w:bookmarkEnd w:id="101"/>
+    <w:bookmarkStart w:id="102" w:name="X552c0f3abe8d7656060a56da2c85a7067c26d3f"/>
     <w:p>
       <w:pPr>
         <w:pStyle w:val="Heading2"/>
@@ -4315,24 +4800,14 @@
         <w:pStyle w:val="FirstParagraph"/>
       </w:pPr>
       <w:r>
-        <w:rPr>
-          <w:bCs/>
-          <w:b/>
-        </w:rPr>
-        <w:t xml:space="preserve">$$</w:t>
-      </w:r>
-      <w:r>
-        <w:t xml:space="preserve"> </w:t>
-      </w:r>
-      <w:r>
-        <w:t xml:space="preserve">— wet inky stuff</w:t>
-      </w:r>
-    </w:p>
-    <w:p>
-      <w:pPr>
-        <w:numPr>
-          <w:ilvl w:val="0"/>
-          <w:numId w:val="1021"/>
+        <w:t xml:space="preserve">wet inky stuff</w:t>
+      </w:r>
+    </w:p>
+    <w:p>
+      <w:pPr>
+        <w:numPr>
+          <w:ilvl w:val="0"/>
+          <w:numId w:val="1023"/>
         </w:numPr>
         <w:pStyle w:val="Compact"/>
       </w:pPr>
@@ -4344,7 +4819,7 @@
       <w:pPr>
         <w:numPr>
           <w:ilvl w:val="0"/>
-          <w:numId w:val="1021"/>
+          <w:numId w:val="1023"/>
         </w:numPr>
         <w:pStyle w:val="Compact"/>
       </w:pPr>
@@ -4356,7 +4831,7 @@
       <w:pPr>
         <w:numPr>
           <w:ilvl w:val="0"/>
-          <w:numId w:val="1021"/>
+          <w:numId w:val="1023"/>
         </w:numPr>
         <w:pStyle w:val="Compact"/>
       </w:pPr>
@@ -4368,7 +4843,7 @@
       <w:pPr>
         <w:numPr>
           <w:ilvl w:val="0"/>
-          <w:numId w:val="1021"/>
+          <w:numId w:val="1023"/>
         </w:numPr>
         <w:pStyle w:val="Compact"/>
       </w:pPr>
@@ -4376,8 +4851,8 @@
         <w:t xml:space="preserve">☐ 🖍️ Caps ON markers (click!)</w:t>
       </w:r>
     </w:p>
-    <w:bookmarkEnd w:id="90"/>
-    <w:bookmarkStart w:id="92" w:name="Xefcaaca5381ab377523440eea6d9cf5948c377f"/>
+    <w:bookmarkEnd w:id="102"/>
+    <w:bookmarkStart w:id="104" w:name="Xefcaaca5381ab377523440eea6d9cf5948c377f"/>
     <w:p>
       <w:pPr>
         <w:pStyle w:val="Heading2"/>
@@ -4387,7 +4862,7 @@
         <w:t xml:space="preserve">🖨️ Printable</w:t>
       </w:r>
     </w:p>
-    <w:bookmarkStart w:id="91" w:name="X26f76e471cea2e7b4314982e9748d51ea2246be"/>
+    <w:bookmarkStart w:id="103" w:name="X26f76e471cea2e7b4314982e9748d51ea2246be"/>
     <w:p>
       <w:pPr>
         <w:pStyle w:val="Heading3"/>
@@ -4616,10 +5091,10 @@
         </w:tc>
       </w:tr>
     </w:tbl>
-    <w:bookmarkEnd w:id="91"/>
-    <w:bookmarkEnd w:id="92"/>
-    <w:bookmarkEnd w:id="93"/>
-    <w:bookmarkStart w:id="110" w:name="X98353d9bb0bb0ae482983710fe755c204113845"/>
+    <w:bookmarkEnd w:id="103"/>
+    <w:bookmarkEnd w:id="104"/>
+    <w:bookmarkEnd w:id="105"/>
+    <w:bookmarkStart w:id="125" w:name="X98353d9bb0bb0ae482983710fe755c204113845"/>
     <w:p>
       <w:pPr>
         <w:pStyle w:val="Heading1"/>
@@ -4634,192 +5109,735 @@
         <w:pStyle w:val="FirstParagraph"/>
       </w:pPr>
       <w:r>
+        <w:rPr>
+          <w:bCs/>
+          <w:b/>
+        </w:rPr>
+        <w:t xml:space="preserve">⏳ Medium · 30 min</w:t>
+      </w:r>
+      <w:r>
+        <w:t xml:space="preserve"> </w:t>
+      </w:r>
+      <w:r>
+        <w:t xml:space="preserve">· 🧽 Medium cleanup ($$) · 🔊 Not as quiet · 🏠🌳 In or out · 👤👥 Solo or group · 🎂 Ages 6–11+</w:t>
+      </w:r>
+    </w:p>
+    <w:p>
+      <w:pPr>
+        <w:pStyle w:val="BodyText"/>
+      </w:pPr>
+      <w:r>
+        <w:t xml:space="preserve">Build a tiny foil boat 🛥️ … then</w:t>
+      </w:r>
+      <w:r>
+        <w:t xml:space="preserve"> </w:t>
+      </w:r>
+      <w:r>
+        <w:rPr>
+          <w:bCs/>
+          <w:b/>
+        </w:rPr>
+        <w:t xml:space="preserve">blast it</w:t>
+      </w:r>
+      <w:r>
+        <w:t xml:space="preserve"> </w:t>
+      </w:r>
+      <w:r>
+        <w:t xml:space="preserve">to the finish line! 💨</w:t>
+      </w:r>
+    </w:p>
+    <w:bookmarkStart w:id="106" w:name="Xa425490a0cde3974353e8fc70e21255e8037262"/>
+    <w:p>
+      <w:pPr>
+        <w:pStyle w:val="Heading2"/>
+      </w:pPr>
+      <w:r>
+        <w:t xml:space="preserve">🧰 Gather</w:t>
+      </w:r>
+    </w:p>
+    <w:p>
+      <w:pPr>
+        <w:numPr>
+          <w:ilvl w:val="0"/>
+          <w:numId w:val="1024"/>
+        </w:numPr>
+        <w:pStyle w:val="Compact"/>
+      </w:pPr>
+      <w:r>
+        <w:t xml:space="preserve">☐ 💦 Spray bottle (twist to</w:t>
+      </w:r>
+      <w:r>
+        <w:t xml:space="preserve"> </w:t>
+      </w:r>
+      <w:r>
+        <w:rPr>
+          <w:bCs/>
+          <w:b/>
+        </w:rPr>
+        <w:t xml:space="preserve">STREAM</w:t>
+      </w:r>
+      <w:r>
+        <w:t xml:space="preserve">)</w:t>
+      </w:r>
+    </w:p>
+    <w:p>
+      <w:pPr>
+        <w:numPr>
+          <w:ilvl w:val="0"/>
+          <w:numId w:val="1024"/>
+        </w:numPr>
+        <w:pStyle w:val="Compact"/>
+      </w:pPr>
+      <w:r>
+        <w:t xml:space="preserve">☐ 🛁 Baking dish, plastic bin, or the bathtub</w:t>
+      </w:r>
+    </w:p>
+    <w:p>
+      <w:pPr>
+        <w:numPr>
+          <w:ilvl w:val="0"/>
+          <w:numId w:val="1024"/>
+        </w:numPr>
+        <w:pStyle w:val="Compact"/>
+      </w:pPr>
+      <w:r>
+        <w:t xml:space="preserve">☐ 🥈 Aluminum foil</w:t>
+      </w:r>
+    </w:p>
+    <w:p>
+      <w:pPr>
+        <w:numPr>
+          <w:ilvl w:val="0"/>
+          <w:numId w:val="1024"/>
+        </w:numPr>
+        <w:pStyle w:val="Compact"/>
+      </w:pPr>
+      <w:r>
+        <w:t xml:space="preserve">☐ 🪙 Pennies (Age 10 challenge)</w:t>
+      </w:r>
+    </w:p>
+    <w:p>
+      <w:pPr>
+        <w:numPr>
+          <w:ilvl w:val="0"/>
+          <w:numId w:val="1024"/>
+        </w:numPr>
+        <w:pStyle w:val="Compact"/>
+      </w:pPr>
+      <w:r>
+        <w:t xml:space="preserve">☐ ⏱️ A timer (phone works)</w:t>
+      </w:r>
+    </w:p>
+    <w:p>
+      <w:pPr>
+        <w:numPr>
+          <w:ilvl w:val="0"/>
+          <w:numId w:val="1024"/>
+        </w:numPr>
+        <w:pStyle w:val="Compact"/>
+      </w:pPr>
+      <w:r>
+        <w:t xml:space="preserve">☐ 🧻 Towel underneath</w:t>
+      </w:r>
+    </w:p>
+    <w:bookmarkEnd w:id="106"/>
+    <w:bookmarkStart w:id="112" w:name="X8260a272e8c39ccaae5b237af287f8862e3b442"/>
+    <w:p>
+      <w:pPr>
+        <w:pStyle w:val="Heading2"/>
+      </w:pPr>
+      <w:r>
+        <w:t xml:space="preserve">👣 Steps</w:t>
+      </w:r>
+    </w:p>
+    <w:bookmarkStart w:id="107" w:name="X3a2c40a5abb5939382a36871399c547dee3c841"/>
+    <w:p>
+      <w:pPr>
+        <w:pStyle w:val="Heading3"/>
+      </w:pPr>
+      <w:r>
+        <w:t xml:space="preserve">1️⃣ Add water 💧</w:t>
+      </w:r>
+    </w:p>
+    <w:p>
+      <w:pPr>
+        <w:pStyle w:val="FirstParagraph"/>
+      </w:pPr>
+      <w:r>
+        <w:t xml:space="preserve">About 2 inches (5 cm) deep. That's like your finger to the 2nd bump.</w:t>
+      </w:r>
+    </w:p>
+    <w:bookmarkEnd w:id="107"/>
+    <w:bookmarkStart w:id="108" w:name="Xcfe284b572d3d7813f3dbbc45a8f83eb325cab7"/>
+    <w:p>
+      <w:pPr>
+        <w:pStyle w:val="Heading3"/>
+      </w:pPr>
+      <w:r>
+        <w:t xml:space="preserve">2️⃣ Build a boat 🥈</w:t>
+      </w:r>
+    </w:p>
+    <w:p>
+      <w:pPr>
+        <w:numPr>
+          <w:ilvl w:val="0"/>
+          <w:numId w:val="1025"/>
+        </w:numPr>
+        <w:pStyle w:val="Compact"/>
+      </w:pPr>
+      <w:r>
+        <w:t xml:space="preserve">Tear a square of foil, as big as your hand ✋</w:t>
+      </w:r>
+    </w:p>
+    <w:p>
+      <w:pPr>
+        <w:numPr>
+          <w:ilvl w:val="0"/>
+          <w:numId w:val="1025"/>
+        </w:numPr>
+        <w:pStyle w:val="Compact"/>
+      </w:pPr>
+      <w:r>
+        <w:t xml:space="preserve">Fold up all 4 edges</w:t>
+      </w:r>
+    </w:p>
+    <w:p>
+      <w:pPr>
+        <w:numPr>
+          <w:ilvl w:val="0"/>
+          <w:numId w:val="1025"/>
+        </w:numPr>
+        <w:pStyle w:val="Compact"/>
+      </w:pPr>
+      <w:r>
+        <w:t xml:space="preserve">Pinch the corners tight</w:t>
+      </w:r>
+    </w:p>
+    <w:bookmarkEnd w:id="108"/>
+    <w:bookmarkStart w:id="109" w:name="X9f61502b2857dba05a9c07cfb0f624a9f6cef47"/>
+    <w:p>
+      <w:pPr>
+        <w:pStyle w:val="Heading3"/>
+      </w:pPr>
+      <w:r>
+        <w:t xml:space="preserve">3️⃣ Start + finish 🏁</w:t>
+      </w:r>
+    </w:p>
+    <w:p>
+      <w:pPr>
+        <w:pStyle w:val="FirstParagraph"/>
+      </w:pPr>
+      <w:r>
+        <w:t xml:space="preserve">One end is START. The other end is FINISH.</w:t>
+      </w:r>
+    </w:p>
+    <w:bookmarkEnd w:id="109"/>
+    <w:bookmarkStart w:id="110" w:name="Xd96c2de9f4fb167b98480fd488ad22f151f4ed7"/>
+    <w:p>
+      <w:pPr>
+        <w:pStyle w:val="Heading3"/>
+      </w:pPr>
+      <w:r>
+        <w:t xml:space="preserve">4️⃣ Ready… set… SPRAY! 💨</w:t>
+      </w:r>
+    </w:p>
+    <w:p>
+      <w:pPr>
+        <w:pStyle w:val="FirstParagraph"/>
+      </w:pPr>
+      <w:r>
+        <w:t xml:space="preserve">Squirt the</w:t>
+      </w:r>
+      <w:r>
+        <w:t xml:space="preserve"> </w:t>
+      </w:r>
+      <w:r>
+        <w:rPr>
+          <w:bCs/>
+          <w:b/>
+        </w:rPr>
+        <w:t xml:space="preserve">back</w:t>
+      </w:r>
+      <w:r>
+        <w:t xml:space="preserve"> </w:t>
+      </w:r>
+      <w:r>
+        <w:t xml:space="preserve">of your boat to push it.</w:t>
+      </w:r>
+    </w:p>
+    <w:bookmarkEnd w:id="110"/>
+    <w:bookmarkStart w:id="111" w:name="X8b0433d03da4123a8095387a3df2cd9b514562a"/>
+    <w:p>
+      <w:pPr>
+        <w:pStyle w:val="Heading3"/>
+      </w:pPr>
+      <w:r>
+        <w:t xml:space="preserve">5️⃣ Time it ⏱️</w:t>
+      </w:r>
+    </w:p>
+    <w:p>
+      <w:pPr>
+        <w:pStyle w:val="FirstParagraph"/>
+      </w:pPr>
+      <w:r>
+        <w:t xml:space="preserve">How many seconds to the finish? Try to beat it!</w:t>
+      </w:r>
+    </w:p>
+    <w:bookmarkEnd w:id="111"/>
+    <w:bookmarkEnd w:id="112"/>
+    <w:bookmarkStart w:id="119" w:name="X37d2a769ebf7489b951eae94bc4246530e8a731"/>
+    <w:p>
+      <w:pPr>
+        <w:pStyle w:val="Heading2"/>
+      </w:pPr>
+      <w:r>
+        <w:t xml:space="preserve">🎚️ By Age</w:t>
+      </w:r>
+    </w:p>
+    <w:p>
+      <w:pPr>
+        <w:pStyle w:val="FirstParagraph"/>
+      </w:pPr>
+      <w:r>
+        <w:t xml:space="preserve">🎂 Pick the age. Every age can do the main steps — this is the</w:t>
+      </w:r>
+      <w:r>
+        <w:t xml:space="preserve"> </w:t>
+      </w:r>
+      <w:r>
+        <w:rPr>
+          <w:bCs/>
+          <w:b/>
+        </w:rPr>
+        <w:t xml:space="preserve">extra challenge</w:t>
+      </w:r>
+      <w:r>
+        <w:t xml:space="preserve">.</w:t>
+      </w:r>
+    </w:p>
+    <w:bookmarkStart w:id="113" w:name="X1a1a9228b6ae1682831b3134e649ef1afa17949"/>
+    <w:p>
+      <w:pPr>
+        <w:pStyle w:val="Heading3"/>
+      </w:pPr>
+      <w:r>
+        <w:t xml:space="preserve">6️⃣ Age 6</w:t>
+      </w:r>
+    </w:p>
+    <w:p>
+      <w:pPr>
+        <w:pStyle w:val="FirstParagraph"/>
+      </w:pPr>
+      <w:r>
+        <w:t xml:space="preserve">Push your boat around. Make it spin! 🌀 Race a grown-up.</w:t>
+      </w:r>
+    </w:p>
+    <w:bookmarkEnd w:id="113"/>
+    <w:bookmarkStart w:id="114" w:name="X16ce2bf63cc9d23eb83c1c3518af31d59eb84cc"/>
+    <w:p>
+      <w:pPr>
+        <w:pStyle w:val="Heading3"/>
+      </w:pPr>
+      <w:r>
+        <w:t xml:space="preserve">7️⃣ Age 7</w:t>
+      </w:r>
+    </w:p>
+    <w:p>
+      <w:pPr>
+        <w:pStyle w:val="FirstParagraph"/>
+      </w:pPr>
+      <w:r>
+        <w:rPr>
+          <w:bCs/>
+          <w:b/>
+        </w:rPr>
+        <w:t xml:space="preserve">Beat your time</w:t>
+      </w:r>
+      <w:r>
+        <w:t xml:space="preserve"> </w:t>
+      </w:r>
+      <w:r>
         <w:t xml:space="preserve">⏱️</w:t>
       </w:r>
       <w:r>
-        <w:t xml:space="preserve"> </w:t>
-      </w:r>
-      <w:r>
-        <w:rPr>
-          <w:bCs/>
-          <w:b/>
-        </w:rPr>
-        <w:t xml:space="preserve">15 min</w:t>
-      </w:r>
-      <w:r>
-        <w:t xml:space="preserve"> </w:t>
-      </w:r>
-      <w:r>
-        <w:t xml:space="preserve">· 🧽 Cleanup</w:t>
-      </w:r>
-      <w:r>
-        <w:t xml:space="preserve"> </w:t>
-      </w:r>
-      <w:r>
-        <w:rPr>
-          <w:bCs/>
-          <w:b/>
-        </w:rPr>
-        <w:t xml:space="preserve">$$</w:t>
-      </w:r>
-      <w:r>
-        <w:t xml:space="preserve"> </w:t>
-      </w:r>
-      <w:r>
-        <w:t xml:space="preserve">(Some mess: towels + 10 min 🧽) · 👧 Ages</w:t>
-      </w:r>
-      <w:r>
-        <w:t xml:space="preserve"> </w:t>
-      </w:r>
-      <w:r>
-        <w:rPr>
-          <w:bCs/>
-          <w:b/>
-        </w:rPr>
-        <w:t xml:space="preserve">4+</w:t>
-      </w:r>
-      <w:r>
-        <w:t xml:space="preserve"> </w:t>
-      </w:r>
-      <w:r>
-        <w:t xml:space="preserve">· 🛁 Tub, table or yard</w:t>
-      </w:r>
-    </w:p>
-    <w:p>
-      <w:pPr>
-        <w:pStyle w:val="BodyText"/>
-      </w:pPr>
-      <w:r>
-        <w:t xml:space="preserve">Build a tiny foil boat 🛥️ … then</w:t>
-      </w:r>
-      <w:r>
-        <w:t xml:space="preserve"> </w:t>
-      </w:r>
-      <w:r>
-        <w:rPr>
-          <w:bCs/>
-          <w:b/>
-        </w:rPr>
-        <w:t xml:space="preserve">blast it</w:t>
-      </w:r>
-      <w:r>
-        <w:t xml:space="preserve"> </w:t>
-      </w:r>
-      <w:r>
-        <w:t xml:space="preserve">to the finish line! 💨</w:t>
-      </w:r>
-    </w:p>
-    <w:bookmarkStart w:id="94" w:name="Xa425490a0cde3974353e8fc70e21255e8037262"/>
+        <w:br/>
+      </w:r>
+      <w:r>
+        <w:t xml:space="preserve">Race with a timer. Can you beat your best time 3 times in a row?</w:t>
+      </w:r>
+    </w:p>
+    <w:bookmarkEnd w:id="114"/>
+    <w:bookmarkStart w:id="115" w:name="X825cf74079e6b01843c8495e6e3f3ee12fd7a17"/>
+    <w:p>
+      <w:pPr>
+        <w:pStyle w:val="Heading3"/>
+      </w:pPr>
+      <w:r>
+        <w:t xml:space="preserve">8️⃣ Age 8</w:t>
+      </w:r>
+    </w:p>
+    <w:p>
+      <w:pPr>
+        <w:pStyle w:val="FirstParagraph"/>
+      </w:pPr>
+      <w:r>
+        <w:rPr>
+          <w:bCs/>
+          <w:b/>
+        </w:rPr>
+        <w:t xml:space="preserve">Slalom</w:t>
+      </w:r>
+      <w:r>
+        <w:t xml:space="preserve"> </w:t>
+      </w:r>
+      <w:r>
+        <w:t xml:space="preserve">🚧</w:t>
+      </w:r>
+      <w:r>
+        <w:br/>
+      </w:r>
+      <w:r>
+        <w:t xml:space="preserve">Put 3 cups or blocks in the water. Steer around them. Time it.</w:t>
+      </w:r>
+    </w:p>
+    <w:bookmarkEnd w:id="115"/>
+    <w:bookmarkStart w:id="116" w:name="Xcf28c2b904248202e8581edd45eeb68fa46f494"/>
+    <w:p>
+      <w:pPr>
+        <w:pStyle w:val="Heading3"/>
+      </w:pPr>
+      <w:r>
+        <w:t xml:space="preserve">9️⃣ Age 9</w:t>
+      </w:r>
+    </w:p>
+    <w:p>
+      <w:pPr>
+        <w:pStyle w:val="FirstParagraph"/>
+      </w:pPr>
+      <w:r>
+        <w:rPr>
+          <w:bCs/>
+          <w:b/>
+        </w:rPr>
+        <w:t xml:space="preserve">Boat Lab</w:t>
+      </w:r>
+      <w:r>
+        <w:t xml:space="preserve"> </w:t>
+      </w:r>
+      <w:r>
+        <w:t xml:space="preserve">🔬</w:t>
+      </w:r>
+      <w:r>
+        <w:br/>
+      </w:r>
+      <w:r>
+        <w:t xml:space="preserve">Build 3 boats: 🟫 flat raft, ⛵ paper sail, 🔺 pointy front.</w:t>
+      </w:r>
+      <w:r>
+        <w:br/>
+      </w:r>
+      <w:r>
+        <w:t xml:space="preserve">Time each one. Fill in the Boat Lab table. Which is fastest?</w:t>
+      </w:r>
+    </w:p>
+    <w:bookmarkEnd w:id="116"/>
+    <w:bookmarkStart w:id="117" w:name="X0420696ff50b5042e630b7ee55caad0aa009b58"/>
+    <w:p>
+      <w:pPr>
+        <w:pStyle w:val="Heading3"/>
+      </w:pPr>
+      <w:r>
+        <w:t xml:space="preserve">🔟 Age 10</w:t>
+      </w:r>
+    </w:p>
+    <w:p>
+      <w:pPr>
+        <w:pStyle w:val="FirstParagraph"/>
+      </w:pPr>
+      <w:r>
+        <w:rPr>
+          <w:bCs/>
+          <w:b/>
+        </w:rPr>
+        <w:t xml:space="preserve">Cargo challenge</w:t>
+      </w:r>
+      <w:r>
+        <w:t xml:space="preserve"> </w:t>
+      </w:r>
+      <w:r>
+        <w:t xml:space="preserve">🪙</w:t>
+      </w:r>
+      <w:r>
+        <w:br/>
+      </w:r>
+      <w:r>
+        <w:t xml:space="preserve">How many pennies before it sinks?</w:t>
+      </w:r>
+      <w:r>
+        <w:br/>
+      </w:r>
+      <w:r>
+        <w:t xml:space="preserve">Pennies</w:t>
+      </w:r>
+      <w:r>
+        <w:t xml:space="preserve"> </w:t>
+      </w:r>
+      <w:r>
+        <w:rPr>
+          <w:bCs/>
+          <w:b/>
+        </w:rPr>
+        <w:t xml:space="preserve">spread out</w:t>
+      </w:r>
+      <w:r>
+        <w:t xml:space="preserve"> </w:t>
+      </w:r>
+      <w:r>
+        <w:t xml:space="preserve">vs</w:t>
+      </w:r>
+      <w:r>
+        <w:t xml:space="preserve"> </w:t>
+      </w:r>
+      <w:r>
+        <w:rPr>
+          <w:bCs/>
+          <w:b/>
+        </w:rPr>
+        <w:t xml:space="preserve">piled in the middle</w:t>
+      </w:r>
+      <w:r>
+        <w:t xml:space="preserve"> </w:t>
+      </w:r>
+      <w:r>
+        <w:t xml:space="preserve">— which holds more?</w:t>
+      </w:r>
+      <w:r>
+        <w:br/>
+      </w:r>
+      <w:r>
+        <w:t xml:space="preserve">Redesign and beat your record.</w:t>
+      </w:r>
+    </w:p>
+    <w:bookmarkEnd w:id="117"/>
+    <w:bookmarkStart w:id="118" w:name="X2d3fc62481aadedfbf4bdcaaaa9c9bad3312772"/>
+    <w:p>
+      <w:pPr>
+        <w:pStyle w:val="Heading3"/>
+      </w:pPr>
+      <w:r>
+        <w:t xml:space="preserve">🚀 Age 11+</w:t>
+      </w:r>
+    </w:p>
+    <w:p>
+      <w:pPr>
+        <w:pStyle w:val="FirstParagraph"/>
+      </w:pPr>
+      <w:r>
+        <w:rPr>
+          <w:bCs/>
+          <w:b/>
+        </w:rPr>
+        <w:t xml:space="preserve">Fair test + averages</w:t>
+      </w:r>
+      <w:r>
+        <w:t xml:space="preserve"> </w:t>
+      </w:r>
+      <w:r>
+        <w:t xml:space="preserve">📊</w:t>
+      </w:r>
+      <w:r>
+        <w:br/>
+      </w:r>
+      <w:r>
+        <w:t xml:space="preserve">Use the</w:t>
+      </w:r>
+      <w:r>
+        <w:t xml:space="preserve"> </w:t>
+      </w:r>
+      <w:r>
+        <w:rPr>
+          <w:bCs/>
+          <w:b/>
+        </w:rPr>
+        <w:t xml:space="preserve">same size</w:t>
+      </w:r>
+      <w:r>
+        <w:t xml:space="preserve"> </w:t>
+      </w:r>
+      <w:r>
+        <w:t xml:space="preserve">foil square for every boat — only the shape changes.</w:t>
+      </w:r>
+      <w:r>
+        <w:br/>
+      </w:r>
+      <w:r>
+        <w:t xml:space="preserve">Run each boat</w:t>
+      </w:r>
+      <w:r>
+        <w:t xml:space="preserve"> </w:t>
+      </w:r>
+      <w:r>
+        <w:rPr>
+          <w:bCs/>
+          <w:b/>
+        </w:rPr>
+        <w:t xml:space="preserve">3 times</w:t>
+      </w:r>
+      <w:r>
+        <w:t xml:space="preserve">. Find the average time.</w:t>
+      </w:r>
+      <w:r>
+        <w:br/>
+      </w:r>
+      <w:r>
+        <w:t xml:space="preserve">Why is an average better than one try? Graph your results.</w:t>
+      </w:r>
+    </w:p>
+    <w:bookmarkEnd w:id="118"/>
+    <w:bookmarkEnd w:id="119"/>
+    <w:bookmarkStart w:id="120" w:name="Xffb851b8216ceb4e4130b7b9a9d8a52898a7583"/>
     <w:p>
       <w:pPr>
         <w:pStyle w:val="Heading2"/>
       </w:pPr>
       <w:r>
-        <w:t xml:space="preserve">🧰 Gather</w:t>
-      </w:r>
-    </w:p>
-    <w:p>
-      <w:pPr>
-        <w:numPr>
-          <w:ilvl w:val="0"/>
-          <w:numId w:val="1022"/>
-        </w:numPr>
-        <w:pStyle w:val="Compact"/>
-      </w:pPr>
-      <w:r>
-        <w:t xml:space="preserve">☐ 💦 Spray bottle (twist to</w:t>
-      </w:r>
-      <w:r>
-        <w:t xml:space="preserve"> </w:t>
-      </w:r>
-      <w:r>
-        <w:rPr>
-          <w:bCs/>
-          <w:b/>
-        </w:rPr>
-        <w:t xml:space="preserve">STREAM</w:t>
-      </w:r>
-      <w:r>
-        <w:t xml:space="preserve">)</w:t>
-      </w:r>
-    </w:p>
-    <w:p>
-      <w:pPr>
-        <w:numPr>
-          <w:ilvl w:val="0"/>
-          <w:numId w:val="1022"/>
-        </w:numPr>
-        <w:pStyle w:val="Compact"/>
-      </w:pPr>
-      <w:r>
-        <w:t xml:space="preserve">☐ 🛁 Baking dish, plastic bin, or the bathtub</w:t>
-      </w:r>
-    </w:p>
-    <w:p>
-      <w:pPr>
-        <w:numPr>
-          <w:ilvl w:val="0"/>
-          <w:numId w:val="1022"/>
-        </w:numPr>
-        <w:pStyle w:val="Compact"/>
-      </w:pPr>
-      <w:r>
-        <w:t xml:space="preserve">☐ 🥈 Aluminum foil</w:t>
-      </w:r>
-    </w:p>
-    <w:p>
-      <w:pPr>
-        <w:numPr>
-          <w:ilvl w:val="0"/>
-          <w:numId w:val="1022"/>
-        </w:numPr>
-        <w:pStyle w:val="Compact"/>
-      </w:pPr>
-      <w:r>
-        <w:t xml:space="preserve">☐ 🪙 Pennies (for Level Up)</w:t>
-      </w:r>
-    </w:p>
-    <w:p>
-      <w:pPr>
-        <w:numPr>
-          <w:ilvl w:val="0"/>
-          <w:numId w:val="1022"/>
-        </w:numPr>
-        <w:pStyle w:val="Compact"/>
-      </w:pPr>
-      <w:r>
-        <w:t xml:space="preserve">☐ ⏱️ A timer (phone works)</w:t>
-      </w:r>
-    </w:p>
-    <w:p>
-      <w:pPr>
-        <w:numPr>
-          <w:ilvl w:val="0"/>
-          <w:numId w:val="1022"/>
-        </w:numPr>
-        <w:pStyle w:val="Compact"/>
-      </w:pPr>
-      <w:r>
-        <w:t xml:space="preserve">☐ 🧻 Towel underneath</w:t>
-      </w:r>
-    </w:p>
-    <w:bookmarkEnd w:id="94"/>
-    <w:bookmarkStart w:id="100" w:name="X8260a272e8c39ccaae5b237af287f8862e3b442"/>
+        <w:t xml:space="preserve">🧠 Why It Works</w:t>
+      </w:r>
+    </w:p>
+    <w:p>
+      <w:pPr>
+        <w:numPr>
+          <w:ilvl w:val="0"/>
+          <w:numId w:val="1026"/>
+        </w:numPr>
+        <w:pStyle w:val="Compact"/>
+      </w:pPr>
+      <w:r>
+        <w:t xml:space="preserve">💨 The water squirt</w:t>
+      </w:r>
+      <w:r>
+        <w:t xml:space="preserve"> </w:t>
+      </w:r>
+      <w:r>
+        <w:rPr>
+          <w:bCs/>
+          <w:b/>
+        </w:rPr>
+        <w:t xml:space="preserve">pushes</w:t>
+      </w:r>
+      <w:r>
+        <w:t xml:space="preserve"> </w:t>
+      </w:r>
+      <w:r>
+        <w:t xml:space="preserve">the boat. Push one way → boat goes the other.</w:t>
+      </w:r>
+    </w:p>
+    <w:p>
+      <w:pPr>
+        <w:numPr>
+          <w:ilvl w:val="0"/>
+          <w:numId w:val="1026"/>
+        </w:numPr>
+        <w:pStyle w:val="Compact"/>
+      </w:pPr>
+      <w:r>
+        <w:t xml:space="preserve">⛵ A sail is a bigger target, so it catches more push.</w:t>
+      </w:r>
+    </w:p>
+    <w:p>
+      <w:pPr>
+        <w:numPr>
+          <w:ilvl w:val="0"/>
+          <w:numId w:val="1026"/>
+        </w:numPr>
+        <w:pStyle w:val="Compact"/>
+      </w:pPr>
+      <w:r>
+        <w:t xml:space="preserve">🔺 A pointy front slices through water. A flat front has to shove it.</w:t>
+      </w:r>
+    </w:p>
+    <w:p>
+      <w:pPr>
+        <w:numPr>
+          <w:ilvl w:val="0"/>
+          <w:numId w:val="1026"/>
+        </w:numPr>
+        <w:pStyle w:val="Compact"/>
+      </w:pPr>
+      <w:r>
+        <w:t xml:space="preserve">🚢 Real boats are shaped pointy for the same reason!</w:t>
+      </w:r>
+    </w:p>
+    <w:bookmarkEnd w:id="120"/>
+    <w:bookmarkStart w:id="121" w:name="X1e2e35f23dcd83b316a3eeb37a642a2f2c1440e"/>
     <w:p>
       <w:pPr>
         <w:pStyle w:val="Heading2"/>
       </w:pPr>
       <w:r>
-        <w:t xml:space="preserve">👣 Steps</w:t>
-      </w:r>
-    </w:p>
-    <w:bookmarkStart w:id="95" w:name="X3a2c40a5abb5939382a36871399c547dee3c841"/>
-    <w:p>
-      <w:pPr>
-        <w:pStyle w:val="Heading3"/>
-      </w:pPr>
-      <w:r>
-        <w:t xml:space="preserve">1️⃣ Add water 💧</w:t>
+        <w:t xml:space="preserve">🛟 Grown-Up Notes</w:t>
+      </w:r>
+    </w:p>
+    <w:p>
+      <w:pPr>
+        <w:numPr>
+          <w:ilvl w:val="0"/>
+          <w:numId w:val="1027"/>
+        </w:numPr>
+        <w:pStyle w:val="Compact"/>
+      </w:pPr>
+      <w:r>
+        <w:t xml:space="preserve">👀</w:t>
+      </w:r>
+      <w:r>
+        <w:t xml:space="preserve"> </w:t>
+      </w:r>
+      <w:r>
+        <w:rPr>
+          <w:bCs/>
+          <w:b/>
+        </w:rPr>
+        <w:t xml:space="preserve">Stay close.</w:t>
+      </w:r>
+      <w:r>
+        <w:t xml:space="preserve"> </w:t>
+      </w:r>
+      <w:r>
+        <w:t xml:space="preserve">Little kids can drown in very shallow water. Empty the bin when you're done.</w:t>
+      </w:r>
+    </w:p>
+    <w:p>
+      <w:pPr>
+        <w:numPr>
+          <w:ilvl w:val="0"/>
+          <w:numId w:val="1027"/>
+        </w:numPr>
+        <w:pStyle w:val="Compact"/>
+      </w:pPr>
+      <w:r>
+        <w:t xml:space="preserve">🧻 Indoors? Big towel underneath. Outside is easier.</w:t>
+      </w:r>
+    </w:p>
+    <w:p>
+      <w:pPr>
+        <w:numPr>
+          <w:ilvl w:val="0"/>
+          <w:numId w:val="1027"/>
+        </w:numPr>
+        <w:pStyle w:val="Compact"/>
+      </w:pPr>
+      <w:r>
+        <w:t xml:space="preserve">🥈 Foil edges can be a bit sharp — fold them over.</w:t>
+      </w:r>
+    </w:p>
+    <w:bookmarkEnd w:id="121"/>
+    <w:bookmarkStart w:id="122" w:name="X6e58acda5cc383e5357c5c1ce734528216ab007"/>
+    <w:p>
+      <w:pPr>
+        <w:pStyle w:val="Heading2"/>
+      </w:pPr>
+      <w:r>
+        <w:t xml:space="preserve">🧽 Cleanup</w:t>
       </w:r>
     </w:p>
     <w:p>
@@ -4827,448 +5845,14 @@
         <w:pStyle w:val="FirstParagraph"/>
       </w:pPr>
       <w:r>
-        <w:t xml:space="preserve">About 2 inches (5 cm) deep. That's like your finger to the 2nd bump.</w:t>
-      </w:r>
-    </w:p>
-    <w:bookmarkEnd w:id="95"/>
-    <w:bookmarkStart w:id="96" w:name="Xcfe284b572d3d7813f3dbbc45a8f83eb325cab7"/>
-    <w:p>
-      <w:pPr>
-        <w:pStyle w:val="Heading3"/>
-      </w:pPr>
-      <w:r>
-        <w:t xml:space="preserve">2️⃣ Build a boat 🥈</w:t>
-      </w:r>
-    </w:p>
-    <w:p>
-      <w:pPr>
-        <w:numPr>
-          <w:ilvl w:val="0"/>
-          <w:numId w:val="1023"/>
-        </w:numPr>
-        <w:pStyle w:val="Compact"/>
-      </w:pPr>
-      <w:r>
-        <w:t xml:space="preserve">Tear a square of foil, as big as your hand ✋</w:t>
-      </w:r>
-    </w:p>
-    <w:p>
-      <w:pPr>
-        <w:numPr>
-          <w:ilvl w:val="0"/>
-          <w:numId w:val="1023"/>
-        </w:numPr>
-        <w:pStyle w:val="Compact"/>
-      </w:pPr>
-      <w:r>
-        <w:t xml:space="preserve">Fold up all 4 edges</w:t>
-      </w:r>
-    </w:p>
-    <w:p>
-      <w:pPr>
-        <w:numPr>
-          <w:ilvl w:val="0"/>
-          <w:numId w:val="1023"/>
-        </w:numPr>
-        <w:pStyle w:val="Compact"/>
-      </w:pPr>
-      <w:r>
-        <w:t xml:space="preserve">Pinch the corners tight</w:t>
-      </w:r>
-    </w:p>
-    <w:bookmarkEnd w:id="96"/>
-    <w:bookmarkStart w:id="97" w:name="X9f61502b2857dba05a9c07cfb0f624a9f6cef47"/>
-    <w:p>
-      <w:pPr>
-        <w:pStyle w:val="Heading3"/>
-      </w:pPr>
-      <w:r>
-        <w:t xml:space="preserve">3️⃣ Start + finish 🏁</w:t>
-      </w:r>
-    </w:p>
-    <w:p>
-      <w:pPr>
-        <w:pStyle w:val="FirstParagraph"/>
-      </w:pPr>
-      <w:r>
-        <w:t xml:space="preserve">One end is START. The other end is FINISH.</w:t>
-      </w:r>
-    </w:p>
-    <w:bookmarkEnd w:id="97"/>
-    <w:bookmarkStart w:id="98" w:name="Xd96c2de9f4fb167b98480fd488ad22f151f4ed7"/>
-    <w:p>
-      <w:pPr>
-        <w:pStyle w:val="Heading3"/>
-      </w:pPr>
-      <w:r>
-        <w:t xml:space="preserve">4️⃣ Ready… set… SPRAY! 💨</w:t>
-      </w:r>
-    </w:p>
-    <w:p>
-      <w:pPr>
-        <w:pStyle w:val="FirstParagraph"/>
-      </w:pPr>
-      <w:r>
-        <w:t xml:space="preserve">Squirt the</w:t>
-      </w:r>
-      <w:r>
-        <w:t xml:space="preserve"> </w:t>
-      </w:r>
-      <w:r>
-        <w:rPr>
-          <w:bCs/>
-          <w:b/>
-        </w:rPr>
-        <w:t xml:space="preserve">back</w:t>
-      </w:r>
-      <w:r>
-        <w:t xml:space="preserve"> </w:t>
-      </w:r>
-      <w:r>
-        <w:t xml:space="preserve">of your boat to push it.</w:t>
-      </w:r>
-    </w:p>
-    <w:bookmarkEnd w:id="98"/>
-    <w:bookmarkStart w:id="99" w:name="X8b0433d03da4123a8095387a3df2cd9b514562a"/>
-    <w:p>
-      <w:pPr>
-        <w:pStyle w:val="Heading3"/>
-      </w:pPr>
-      <w:r>
-        <w:t xml:space="preserve">5️⃣ Time it ⏱️</w:t>
-      </w:r>
-    </w:p>
-    <w:p>
-      <w:pPr>
-        <w:pStyle w:val="FirstParagraph"/>
-      </w:pPr>
-      <w:r>
-        <w:t xml:space="preserve">How many seconds to the finish? Try to beat it!</w:t>
-      </w:r>
-    </w:p>
-    <w:bookmarkEnd w:id="99"/>
-    <w:bookmarkEnd w:id="100"/>
-    <w:bookmarkStart w:id="104" w:name="X51e8bd3efc4d8c189dda8fa053304e38e73bc87"/>
-    <w:p>
-      <w:pPr>
-        <w:pStyle w:val="Heading2"/>
-      </w:pPr>
-      <w:r>
-        <w:t xml:space="preserve">🌟 Level Up</w:t>
-      </w:r>
-    </w:p>
-    <w:bookmarkStart w:id="101" w:name="Xc9f83bb0264e1e7ae5551bc24091917a969ed35"/>
-    <w:p>
-      <w:pPr>
-        <w:pStyle w:val="Heading3"/>
-      </w:pPr>
-      <w:r>
-        <w:t xml:space="preserve">🥉 Easy</w:t>
-      </w:r>
-    </w:p>
-    <w:p>
-      <w:pPr>
-        <w:pStyle w:val="FirstParagraph"/>
-      </w:pPr>
-      <w:r>
-        <w:t xml:space="preserve">Just push your boat around. Can you make it spin? 🌀</w:t>
-      </w:r>
-    </w:p>
-    <w:bookmarkEnd w:id="101"/>
-    <w:bookmarkStart w:id="102" w:name="X1db03e8da8b71dfb139c8d0c487aeceed56ef88"/>
-    <w:p>
-      <w:pPr>
-        <w:pStyle w:val="Heading3"/>
-      </w:pPr>
-      <w:r>
-        <w:t xml:space="preserve">🥈 Medium</w:t>
-      </w:r>
-    </w:p>
-    <w:p>
-      <w:pPr>
-        <w:pStyle w:val="FirstParagraph"/>
-      </w:pPr>
-      <w:r>
-        <w:rPr>
-          <w:bCs/>
-          <w:b/>
-        </w:rPr>
-        <w:t xml:space="preserve">Slalom!</w:t>
-      </w:r>
-      <w:r>
-        <w:t xml:space="preserve"> </w:t>
-      </w:r>
-      <w:r>
-        <w:t xml:space="preserve">🚧</w:t>
-      </w:r>
-      <w:r>
-        <w:br/>
-      </w:r>
-      <w:r>
-        <w:t xml:space="preserve">Put 3 cups or blocks in the water. Steer around them.</w:t>
-      </w:r>
-    </w:p>
-    <w:bookmarkEnd w:id="102"/>
-    <w:bookmarkStart w:id="103" w:name="X0affefd99efa74b675021c47e6106f3b023049a"/>
-    <w:p>
-      <w:pPr>
-        <w:pStyle w:val="Heading3"/>
-      </w:pPr>
-      <w:r>
-        <w:t xml:space="preserve">🥇 Hard</w:t>
-      </w:r>
-    </w:p>
-    <w:p>
-      <w:pPr>
-        <w:pStyle w:val="FirstParagraph"/>
-      </w:pPr>
-      <w:r>
-        <w:rPr>
-          <w:bCs/>
-          <w:b/>
-        </w:rPr>
-        <w:t xml:space="preserve">Boat Lab</w:t>
-      </w:r>
-      <w:r>
-        <w:t xml:space="preserve"> </w:t>
-      </w:r>
-      <w:r>
-        <w:t xml:space="preserve">🔬</w:t>
-      </w:r>
-      <w:r>
-        <w:br/>
-      </w:r>
-      <w:r>
-        <w:t xml:space="preserve">Build 3 different boats:</w:t>
-      </w:r>
-    </w:p>
-    <w:p>
-      <w:pPr>
-        <w:numPr>
-          <w:ilvl w:val="0"/>
-          <w:numId w:val="1024"/>
-        </w:numPr>
-        <w:pStyle w:val="Compact"/>
-      </w:pPr>
-      <w:r>
-        <w:t xml:space="preserve">🟫 Flat raft</w:t>
-      </w:r>
-    </w:p>
-    <w:p>
-      <w:pPr>
-        <w:numPr>
-          <w:ilvl w:val="0"/>
-          <w:numId w:val="1024"/>
-        </w:numPr>
-        <w:pStyle w:val="Compact"/>
-      </w:pPr>
-      <w:r>
-        <w:t xml:space="preserve">⛵ Boat with a paper sail</w:t>
-      </w:r>
-    </w:p>
-    <w:p>
-      <w:pPr>
-        <w:numPr>
-          <w:ilvl w:val="0"/>
-          <w:numId w:val="1024"/>
-        </w:numPr>
-        <w:pStyle w:val="Compact"/>
-      </w:pPr>
-      <w:r>
-        <w:t xml:space="preserve">🔺 Boat with a pointy front</w:t>
-      </w:r>
-    </w:p>
-    <w:p>
-      <w:pPr>
-        <w:pStyle w:val="FirstParagraph"/>
-      </w:pPr>
-      <w:r>
-        <w:t xml:space="preserve">Which is</w:t>
-      </w:r>
-      <w:r>
-        <w:t xml:space="preserve"> </w:t>
-      </w:r>
-      <w:r>
-        <w:rPr>
-          <w:bCs/>
-          <w:b/>
-        </w:rPr>
-        <w:t xml:space="preserve">fastest</w:t>
-      </w:r>
-      <w:r>
-        <w:t xml:space="preserve">? Which holds the most 🪙 pennies before it sinks?</w:t>
-      </w:r>
-    </w:p>
-    <w:bookmarkEnd w:id="103"/>
-    <w:bookmarkEnd w:id="104"/>
-    <w:bookmarkStart w:id="105" w:name="Xffb851b8216ceb4e4130b7b9a9d8a52898a7583"/>
-    <w:p>
-      <w:pPr>
-        <w:pStyle w:val="Heading2"/>
-      </w:pPr>
-      <w:r>
-        <w:t xml:space="preserve">🧠 Why It Works</w:t>
-      </w:r>
-    </w:p>
-    <w:p>
-      <w:pPr>
-        <w:numPr>
-          <w:ilvl w:val="0"/>
-          <w:numId w:val="1025"/>
-        </w:numPr>
-        <w:pStyle w:val="Compact"/>
-      </w:pPr>
-      <w:r>
-        <w:t xml:space="preserve">💨 The water squirt</w:t>
-      </w:r>
-      <w:r>
-        <w:t xml:space="preserve"> </w:t>
-      </w:r>
-      <w:r>
-        <w:rPr>
-          <w:bCs/>
-          <w:b/>
-        </w:rPr>
-        <w:t xml:space="preserve">pushes</w:t>
-      </w:r>
-      <w:r>
-        <w:t xml:space="preserve"> </w:t>
-      </w:r>
-      <w:r>
-        <w:t xml:space="preserve">the boat. Push one way → boat goes the other.</w:t>
-      </w:r>
-    </w:p>
-    <w:p>
-      <w:pPr>
-        <w:numPr>
-          <w:ilvl w:val="0"/>
-          <w:numId w:val="1025"/>
-        </w:numPr>
-        <w:pStyle w:val="Compact"/>
-      </w:pPr>
-      <w:r>
-        <w:t xml:space="preserve">⛵ A sail is a bigger target, so it catches more push.</w:t>
-      </w:r>
-    </w:p>
-    <w:p>
-      <w:pPr>
-        <w:numPr>
-          <w:ilvl w:val="0"/>
-          <w:numId w:val="1025"/>
-        </w:numPr>
-        <w:pStyle w:val="Compact"/>
-      </w:pPr>
-      <w:r>
-        <w:t xml:space="preserve">🔺 A pointy front slices through water. A flat front has to shove it.</w:t>
-      </w:r>
-    </w:p>
-    <w:p>
-      <w:pPr>
-        <w:numPr>
-          <w:ilvl w:val="0"/>
-          <w:numId w:val="1025"/>
-        </w:numPr>
-        <w:pStyle w:val="Compact"/>
-      </w:pPr>
-      <w:r>
-        <w:t xml:space="preserve">🚢 Real boats are shaped pointy for the same reason!</w:t>
-      </w:r>
-    </w:p>
-    <w:bookmarkEnd w:id="105"/>
-    <w:bookmarkStart w:id="106" w:name="X1e2e35f23dcd83b316a3eeb37a642a2f2c1440e"/>
-    <w:p>
-      <w:pPr>
-        <w:pStyle w:val="Heading2"/>
-      </w:pPr>
-      <w:r>
-        <w:t xml:space="preserve">🛟 Grown-Up Notes</w:t>
-      </w:r>
-    </w:p>
-    <w:p>
-      <w:pPr>
-        <w:numPr>
-          <w:ilvl w:val="0"/>
-          <w:numId w:val="1026"/>
-        </w:numPr>
-        <w:pStyle w:val="Compact"/>
-      </w:pPr>
-      <w:r>
-        <w:t xml:space="preserve">👀</w:t>
-      </w:r>
-      <w:r>
-        <w:t xml:space="preserve"> </w:t>
-      </w:r>
-      <w:r>
-        <w:rPr>
-          <w:bCs/>
-          <w:b/>
-        </w:rPr>
-        <w:t xml:space="preserve">Stay close.</w:t>
-      </w:r>
-      <w:r>
-        <w:t xml:space="preserve"> </w:t>
-      </w:r>
-      <w:r>
-        <w:t xml:space="preserve">Little kids can drown in very shallow water. Empty the bin when you're done.</w:t>
-      </w:r>
-    </w:p>
-    <w:p>
-      <w:pPr>
-        <w:numPr>
-          <w:ilvl w:val="0"/>
-          <w:numId w:val="1026"/>
-        </w:numPr>
-        <w:pStyle w:val="Compact"/>
-      </w:pPr>
-      <w:r>
-        <w:t xml:space="preserve">🧻 Indoors? Big towel underneath. Outside is easier.</w:t>
-      </w:r>
-    </w:p>
-    <w:p>
-      <w:pPr>
-        <w:numPr>
-          <w:ilvl w:val="0"/>
-          <w:numId w:val="1026"/>
-        </w:numPr>
-        <w:pStyle w:val="Compact"/>
-      </w:pPr>
-      <w:r>
-        <w:t xml:space="preserve">🥈 Foil edges can be a bit sharp — fold them over.</w:t>
-      </w:r>
-    </w:p>
-    <w:bookmarkEnd w:id="106"/>
-    <w:bookmarkStart w:id="107" w:name="X6e58acda5cc383e5357c5c1ce734528216ab007"/>
-    <w:p>
-      <w:pPr>
-        <w:pStyle w:val="Heading2"/>
-      </w:pPr>
-      <w:r>
-        <w:t xml:space="preserve">🧽 Cleanup</w:t>
-      </w:r>
-    </w:p>
-    <w:p>
-      <w:pPr>
-        <w:pStyle w:val="FirstParagraph"/>
-      </w:pPr>
-      <w:r>
-        <w:rPr>
-          <w:bCs/>
-          <w:b/>
-        </w:rPr>
-        <w:t xml:space="preserve">$$</w:t>
-      </w:r>
-      <w:r>
-        <w:t xml:space="preserve"> </w:t>
-      </w:r>
-      <w:r>
-        <w:t xml:space="preserve">— a few splashes</w:t>
-      </w:r>
-    </w:p>
-    <w:p>
-      <w:pPr>
-        <w:numPr>
-          <w:ilvl w:val="0"/>
-          <w:numId w:val="1027"/>
+        <w:t xml:space="preserve">a few splashes</w:t>
+      </w:r>
+    </w:p>
+    <w:p>
+      <w:pPr>
+        <w:numPr>
+          <w:ilvl w:val="0"/>
+          <w:numId w:val="1028"/>
         </w:numPr>
         <w:pStyle w:val="Compact"/>
       </w:pPr>
@@ -5280,7 +5864,7 @@
       <w:pPr>
         <w:numPr>
           <w:ilvl w:val="0"/>
-          <w:numId w:val="1027"/>
+          <w:numId w:val="1028"/>
         </w:numPr>
         <w:pStyle w:val="Compact"/>
       </w:pPr>
@@ -5292,7 +5876,7 @@
       <w:pPr>
         <w:numPr>
           <w:ilvl w:val="0"/>
-          <w:numId w:val="1027"/>
+          <w:numId w:val="1028"/>
         </w:numPr>
         <w:pStyle w:val="Compact"/>
       </w:pPr>
@@ -5304,7 +5888,7 @@
       <w:pPr>
         <w:numPr>
           <w:ilvl w:val="0"/>
-          <w:numId w:val="1027"/>
+          <w:numId w:val="1028"/>
         </w:numPr>
         <w:pStyle w:val="Compact"/>
       </w:pPr>
@@ -5312,8 +5896,8 @@
         <w:t xml:space="preserve">☐ 🧺 Wet towels to the laundry</w:t>
       </w:r>
     </w:p>
-    <w:bookmarkEnd w:id="107"/>
-    <w:bookmarkStart w:id="109" w:name="X1c53de3fce3d578696fb79bbefdadd589cc763d"/>
+    <w:bookmarkEnd w:id="122"/>
+    <w:bookmarkStart w:id="124" w:name="X1c53de3fce3d578696fb79bbefdadd589cc763d"/>
     <w:p>
       <w:pPr>
         <w:pStyle w:val="Heading2"/>
@@ -5323,7 +5907,7 @@
         <w:t xml:space="preserve">🖨️ Printable</w:t>
       </w:r>
     </w:p>
-    <w:bookmarkStart w:id="108" w:name="X5911f5ef5fcbda1d515c0056cf22313a645dcb2"/>
+    <w:bookmarkStart w:id="123" w:name="X5911f5ef5fcbda1d515c0056cf22313a645dcb2"/>
     <w:p>
       <w:pPr>
         <w:pStyle w:val="Heading3"/>
@@ -5613,10 +6197,10 @@
         <w:t xml:space="preserve">______________________</w:t>
       </w:r>
     </w:p>
-    <w:bookmarkEnd w:id="108"/>
-    <w:bookmarkEnd w:id="109"/>
-    <w:bookmarkEnd w:id="110"/>
-    <w:bookmarkStart w:id="127" w:name="Xe0f909f235030193755d7a15ac036bc6e0e8db2"/>
+    <w:bookmarkEnd w:id="123"/>
+    <w:bookmarkEnd w:id="124"/>
+    <w:bookmarkEnd w:id="125"/>
+    <w:bookmarkStart w:id="145" w:name="Xe0f909f235030193755d7a15ac036bc6e0e8db2"/>
     <w:p>
       <w:pPr>
         <w:pStyle w:val="Heading1"/>
@@ -5631,55 +6215,17 @@
         <w:pStyle w:val="FirstParagraph"/>
       </w:pPr>
       <w:r>
-        <w:t xml:space="preserve">⏱️</w:t>
-      </w:r>
-      <w:r>
-        <w:t xml:space="preserve"> </w:t>
-      </w:r>
-      <w:r>
-        <w:rPr>
-          <w:bCs/>
-          <w:b/>
-        </w:rPr>
-        <w:t xml:space="preserve">10 min / day</w:t>
-      </w:r>
-      <w:r>
-        <w:t xml:space="preserve"> </w:t>
-      </w:r>
-      <w:r>
-        <w:t xml:space="preserve">· 🧽 Cleanup</w:t>
-      </w:r>
-      <w:r>
-        <w:t xml:space="preserve"> </w:t>
-      </w:r>
-      <w:r>
-        <w:rPr>
-          <w:bCs/>
-          <w:b/>
-        </w:rPr>
-        <w:t xml:space="preserve">$</w:t>
-      </w:r>
-      <w:r>
-        <w:t xml:space="preserve"> </w:t>
-      </w:r>
-      <w:r>
-        <w:t xml:space="preserve">(Quick wipe (2 min) 🧻) · 👧 Ages</w:t>
-      </w:r>
-      <w:r>
-        <w:t xml:space="preserve"> </w:t>
-      </w:r>
-      <w:r>
-        <w:rPr>
-          <w:bCs/>
-          <w:b/>
-        </w:rPr>
-        <w:t xml:space="preserve">3+</w:t>
-      </w:r>
-      <w:r>
-        <w:t xml:space="preserve"> </w:t>
-      </w:r>
-      <w:r>
-        <w:t xml:space="preserve">· 🏠 Indoors</w:t>
+        <w:rPr>
+          <w:bCs/>
+          <w:b/>
+        </w:rPr>
+        <w:t xml:space="preserve">⚡ Short · 10 min / day</w:t>
+      </w:r>
+      <w:r>
+        <w:t xml:space="preserve"> </w:t>
+      </w:r>
+      <w:r>
+        <w:t xml:space="preserve">· 🧻 Light cleanup ($) · 🤫 Silent · 🏠 Indoor · 👤 Solo · 🎂 Ages 6–11+</w:t>
       </w:r>
     </w:p>
     <w:p>
@@ -5712,7 +6258,7 @@
         <w:t xml:space="preserve">You're the Plant Patrol Officer! 👮</w:t>
       </w:r>
     </w:p>
-    <w:bookmarkStart w:id="111" w:name="X74f563c3e98f63f0dc18a24daf9f7a6a3dc4bda"/>
+    <w:bookmarkStart w:id="126" w:name="X74f563c3e98f63f0dc18a24daf9f7a6a3dc4bda"/>
     <w:p>
       <w:pPr>
         <w:pStyle w:val="Heading2"/>
@@ -5725,7 +6271,7 @@
       <w:pPr>
         <w:numPr>
           <w:ilvl w:val="0"/>
-          <w:numId w:val="1028"/>
+          <w:numId w:val="1029"/>
         </w:numPr>
         <w:pStyle w:val="Compact"/>
       </w:pPr>
@@ -5750,7 +6296,7 @@
       <w:pPr>
         <w:numPr>
           <w:ilvl w:val="0"/>
-          <w:numId w:val="1028"/>
+          <w:numId w:val="1029"/>
         </w:numPr>
         <w:pStyle w:val="Compact"/>
       </w:pPr>
@@ -5762,7 +6308,7 @@
       <w:pPr>
         <w:numPr>
           <w:ilvl w:val="0"/>
-          <w:numId w:val="1028"/>
+          <w:numId w:val="1029"/>
         </w:numPr>
         <w:pStyle w:val="Compact"/>
       </w:pPr>
@@ -5774,7 +6320,7 @@
       <w:pPr>
         <w:numPr>
           <w:ilvl w:val="0"/>
-          <w:numId w:val="1028"/>
+          <w:numId w:val="1029"/>
         </w:numPr>
         <w:pStyle w:val="Compact"/>
       </w:pPr>
@@ -5782,8 +6328,8 @@
         <w:t xml:space="preserve">☐ ✏️ A pen or stickers</w:t>
       </w:r>
     </w:p>
-    <w:bookmarkEnd w:id="111"/>
-    <w:bookmarkStart w:id="117" w:name="X62be31c28cf9e1db2357e697b0297211347c099"/>
+    <w:bookmarkEnd w:id="126"/>
+    <w:bookmarkStart w:id="132" w:name="X62be31c28cf9e1db2357e697b0297211347c099"/>
     <w:p>
       <w:pPr>
         <w:pStyle w:val="Heading2"/>
@@ -5792,7 +6338,7 @@
         <w:t xml:space="preserve">👣 Steps</w:t>
       </w:r>
     </w:p>
-    <w:bookmarkStart w:id="112" w:name="X29c93cdd508f06fceb77f22256aced3f0fe1367"/>
+    <w:bookmarkStart w:id="127" w:name="X29c93cdd508f06fceb77f22256aced3f0fe1367"/>
     <w:p>
       <w:pPr>
         <w:pStyle w:val="Heading3"/>
@@ -5825,8 +6371,8 @@
         <w:t xml:space="preserve">plant. Say hi! 👋</w:t>
       </w:r>
     </w:p>
-    <w:bookmarkEnd w:id="112"/>
-    <w:bookmarkStart w:id="113" w:name="X6283b1680e55f7a35d3851dbeb5980c2acfe23a"/>
+    <w:bookmarkEnd w:id="127"/>
+    <w:bookmarkStart w:id="128" w:name="X6283b1680e55f7a35d3851dbeb5980c2acfe23a"/>
     <w:p>
       <w:pPr>
         <w:pStyle w:val="Heading3"/>
@@ -5847,7 +6393,7 @@
       <w:pPr>
         <w:numPr>
           <w:ilvl w:val="0"/>
-          <w:numId w:val="1029"/>
+          <w:numId w:val="1030"/>
         </w:numPr>
         <w:pStyle w:val="Compact"/>
       </w:pPr>
@@ -5875,7 +6421,7 @@
       <w:pPr>
         <w:numPr>
           <w:ilvl w:val="0"/>
-          <w:numId w:val="1029"/>
+          <w:numId w:val="1030"/>
         </w:numPr>
         <w:pStyle w:val="Compact"/>
       </w:pPr>
@@ -5899,8 +6445,8 @@
         <w:t xml:space="preserve">It's OK today.</w:t>
       </w:r>
     </w:p>
-    <w:bookmarkEnd w:id="113"/>
-    <w:bookmarkStart w:id="114" w:name="Xef79f0414de8f6343daf8f08e2d849a8c444a6d"/>
+    <w:bookmarkEnd w:id="128"/>
+    <w:bookmarkStart w:id="129" w:name="Xef79f0414de8f6343daf8f08e2d849a8c444a6d"/>
     <w:p>
       <w:pPr>
         <w:pStyle w:val="Heading3"/>
@@ -5945,8 +6491,8 @@
         <w:t xml:space="preserve">fuzzy leaves, cactus, or succulents! 🌵</w:t>
       </w:r>
     </w:p>
-    <w:bookmarkEnd w:id="114"/>
-    <w:bookmarkStart w:id="115" w:name="X6b953928b5eaad89185d19d8b39f48aea8e2f17"/>
+    <w:bookmarkEnd w:id="129"/>
+    <w:bookmarkStart w:id="130" w:name="X6b953928b5eaad89185d19d8b39f48aea8e2f17"/>
     <w:p>
       <w:pPr>
         <w:pStyle w:val="Heading3"/>
@@ -5959,7 +6505,7 @@
       <w:pPr>
         <w:numPr>
           <w:ilvl w:val="0"/>
-          <w:numId w:val="1030"/>
+          <w:numId w:val="1031"/>
         </w:numPr>
         <w:pStyle w:val="Compact"/>
       </w:pPr>
@@ -5971,7 +6517,7 @@
       <w:pPr>
         <w:numPr>
           <w:ilvl w:val="0"/>
-          <w:numId w:val="1030"/>
+          <w:numId w:val="1031"/>
         </w:numPr>
         <w:pStyle w:val="Compact"/>
       </w:pPr>
@@ -5983,7 +6529,7 @@
       <w:pPr>
         <w:numPr>
           <w:ilvl w:val="0"/>
-          <w:numId w:val="1030"/>
+          <w:numId w:val="1031"/>
         </w:numPr>
         <w:pStyle w:val="Compact"/>
       </w:pPr>
@@ -5991,8 +6537,8 @@
         <w:t xml:space="preserve">🐛 Any bugs?</w:t>
       </w:r>
     </w:p>
-    <w:bookmarkEnd w:id="115"/>
-    <w:bookmarkStart w:id="116" w:name="Xdd8545bf170393a9dfde857a0d95f268ecf0510"/>
+    <w:bookmarkEnd w:id="130"/>
+    <w:bookmarkStart w:id="131" w:name="Xdd8545bf170393a9dfde857a0d95f268ecf0510"/>
     <w:p>
       <w:pPr>
         <w:pStyle w:val="Heading3"/>
@@ -6009,24 +6555,45 @@
         <w:t xml:space="preserve">Check the box on the chart. Add notes!</w:t>
       </w:r>
     </w:p>
-    <w:bookmarkEnd w:id="116"/>
-    <w:bookmarkEnd w:id="117"/>
-    <w:bookmarkStart w:id="121" w:name="X703b3eb6e3e8fc5c46ee9b02498046199f8f633"/>
+    <w:bookmarkEnd w:id="131"/>
+    <w:bookmarkEnd w:id="132"/>
+    <w:bookmarkStart w:id="139" w:name="X9caec4e7d23e979895681ff03337a8a826c1c47"/>
     <w:p>
       <w:pPr>
         <w:pStyle w:val="Heading2"/>
       </w:pPr>
       <w:r>
-        <w:t xml:space="preserve">🌟 Level Up</w:t>
-      </w:r>
-    </w:p>
-    <w:bookmarkStart w:id="118" w:name="Xf9d413414ffe8721e77a2a42c49eb6632173ef2"/>
+        <w:t xml:space="preserve">🎚️ By Age</w:t>
+      </w:r>
+    </w:p>
+    <w:p>
+      <w:pPr>
+        <w:pStyle w:val="FirstParagraph"/>
+      </w:pPr>
+      <w:r>
+        <w:t xml:space="preserve">🎂 Pick the age. Every age can do the main steps — this is the</w:t>
+      </w:r>
+      <w:r>
+        <w:t xml:space="preserve"> </w:t>
+      </w:r>
+      <w:r>
+        <w:rPr>
+          <w:bCs/>
+          <w:b/>
+        </w:rPr>
+        <w:t xml:space="preserve">extra challenge</w:t>
+      </w:r>
+      <w:r>
+        <w:t xml:space="preserve">.</w:t>
+      </w:r>
+    </w:p>
+    <w:bookmarkStart w:id="133" w:name="X65411e33bfbefbf0e8308785960b92c4ccd0562"/>
     <w:p>
       <w:pPr>
         <w:pStyle w:val="Heading3"/>
       </w:pPr>
       <w:r>
-        <w:t xml:space="preserve">🥉 Easy</w:t>
+        <w:t xml:space="preserve">6️⃣ Age 6</w:t>
       </w:r>
     </w:p>
     <w:p>
@@ -6034,33 +6601,17 @@
         <w:pStyle w:val="FirstParagraph"/>
       </w:pPr>
       <w:r>
-        <w:t xml:space="preserve">Mist</w:t>
-      </w:r>
-      <w:r>
-        <w:t xml:space="preserve"> </w:t>
-      </w:r>
-      <w:r>
-        <w:rPr>
-          <w:bCs/>
-          <w:b/>
-        </w:rPr>
-        <w:t xml:space="preserve">one</w:t>
-      </w:r>
-      <w:r>
-        <w:t xml:space="preserve"> </w:t>
-      </w:r>
-      <w:r>
-        <w:t xml:space="preserve">plant. Give it a name! 🏷️</w:t>
-      </w:r>
-    </w:p>
-    <w:bookmarkEnd w:id="118"/>
-    <w:bookmarkStart w:id="119" w:name="X0cd8bb3fd1fde5c1385815b6a09952d5c73e835"/>
+        <w:t xml:space="preserve">Patrol with a grown-up. Finger-test one plant. Check the box ✅</w:t>
+      </w:r>
+    </w:p>
+    <w:bookmarkEnd w:id="133"/>
+    <w:bookmarkStart w:id="134" w:name="Xe673faac0bf895b0dfff286eb3651d8fa4051ec"/>
     <w:p>
       <w:pPr>
         <w:pStyle w:val="Heading3"/>
       </w:pPr>
       <w:r>
-        <w:t xml:space="preserve">🥈 Medium</w:t>
+        <w:t xml:space="preserve">7️⃣ Age 7</w:t>
       </w:r>
     </w:p>
     <w:p>
@@ -6068,39 +6619,73 @@
         <w:pStyle w:val="FirstParagraph"/>
       </w:pPr>
       <w:r>
-        <w:t xml:space="preserve">Use the label maker to make a</w:t>
-      </w:r>
-      <w:r>
-        <w:t xml:space="preserve"> </w:t>
-      </w:r>
-      <w:r>
-        <w:rPr>
-          <w:bCs/>
-          <w:b/>
-        </w:rPr>
-        <w:t xml:space="preserve">name tag</w:t>
-      </w:r>
-      <w:r>
-        <w:t xml:space="preserve"> </w:t>
-      </w:r>
-      <w:r>
-        <w:t xml:space="preserve">for each plant.</w:t>
+        <w:t xml:space="preserve">Do the</w:t>
+      </w:r>
+      <w:r>
+        <w:t xml:space="preserve"> </w:t>
+      </w:r>
+      <w:r>
+        <w:rPr>
+          <w:bCs/>
+          <w:b/>
+        </w:rPr>
+        <w:t xml:space="preserve">whole patrol yourself</w:t>
+      </w:r>
+      <w:r>
+        <w:t xml:space="preserve"> </w:t>
+      </w:r>
+      <w:r>
+        <w:t xml:space="preserve">for one week. Fill in the chart.</w:t>
+      </w:r>
+    </w:p>
+    <w:bookmarkEnd w:id="134"/>
+    <w:bookmarkStart w:id="135" w:name="X8606204eb49c827bb6bb5f290390d624a4c4d7e"/>
+    <w:p>
+      <w:pPr>
+        <w:pStyle w:val="Heading3"/>
+      </w:pPr>
+      <w:r>
+        <w:t xml:space="preserve">8️⃣ Age 8</w:t>
+      </w:r>
+    </w:p>
+    <w:p>
+      <w:pPr>
+        <w:pStyle w:val="FirstParagraph"/>
+      </w:pPr>
+      <w:r>
+        <w:rPr>
+          <w:bCs/>
+          <w:b/>
+        </w:rPr>
+        <w:t xml:space="preserve">Name tags</w:t>
+      </w:r>
+      <w:r>
+        <w:t xml:space="preserve"> </w:t>
+      </w:r>
+      <w:r>
+        <w:t xml:space="preserve">🏷️</w:t>
       </w:r>
       <w:r>
         <w:br/>
       </w:r>
       <w:r>
-        <w:t xml:space="preserve">(Practice on paper first — save the Magic Silver! ✨)</w:t>
-      </w:r>
-    </w:p>
-    <w:bookmarkEnd w:id="119"/>
-    <w:bookmarkStart w:id="120" w:name="X056e0636accb4c697ca407f567cec4c2037ff5f"/>
+        <w:t xml:space="preserve">Find each plant's real name (ask, or use a plant app).</w:t>
+      </w:r>
+      <w:r>
+        <w:br/>
+      </w:r>
+      <w:r>
+        <w:t xml:space="preserve">Make a label for each one — practice on paper first, save the Magic Silver! ✨</w:t>
+      </w:r>
+    </w:p>
+    <w:bookmarkEnd w:id="135"/>
+    <w:bookmarkStart w:id="136" w:name="Xb3dc79be973622ea9e325b962d98c8d9b32ac94"/>
     <w:p>
       <w:pPr>
         <w:pStyle w:val="Heading3"/>
       </w:pPr>
       <w:r>
-        <w:t xml:space="preserve">🥇 Hard</w:t>
+        <w:t xml:space="preserve">9️⃣ Age 9</w:t>
       </w:r>
     </w:p>
     <w:p>
@@ -6125,7 +6710,7 @@
       <w:pPr>
         <w:numPr>
           <w:ilvl w:val="0"/>
-          <w:numId w:val="1031"/>
+          <w:numId w:val="1032"/>
         </w:numPr>
         <w:pStyle w:val="Compact"/>
       </w:pPr>
@@ -6137,7 +6722,7 @@
       <w:pPr>
         <w:numPr>
           <w:ilvl w:val="0"/>
-          <w:numId w:val="1031"/>
+          <w:numId w:val="1032"/>
         </w:numPr>
         <w:pStyle w:val="Compact"/>
       </w:pPr>
@@ -6149,41 +6734,131 @@
       <w:pPr>
         <w:numPr>
           <w:ilvl w:val="0"/>
-          <w:numId w:val="1031"/>
-        </w:numPr>
-        <w:pStyle w:val="Compact"/>
-      </w:pPr>
-      <w:r>
-        <w:t xml:space="preserve">Tape it to a sunny window.</w:t>
-      </w:r>
-    </w:p>
-    <w:p>
-      <w:pPr>
-        <w:numPr>
-          <w:ilvl w:val="0"/>
-          <w:numId w:val="1031"/>
-        </w:numPr>
-        <w:pStyle w:val="Compact"/>
-      </w:pPr>
-      <w:r>
-        <w:t xml:space="preserve">Mist it when it looks dry.</w:t>
-      </w:r>
-    </w:p>
-    <w:p>
-      <w:pPr>
-        <w:numPr>
-          <w:ilvl w:val="0"/>
-          <w:numId w:val="1031"/>
-        </w:numPr>
-        <w:pStyle w:val="Compact"/>
-      </w:pPr>
-      <w:r>
-        <w:t xml:space="preserve">Watch roots 🌱 in about 3–7 days!</w:t>
-      </w:r>
-    </w:p>
-    <w:bookmarkEnd w:id="120"/>
-    <w:bookmarkEnd w:id="121"/>
-    <w:bookmarkStart w:id="122" w:name="X573d2c39f36fd75496413fba9c87cf76dcd4a2c"/>
+          <w:numId w:val="1032"/>
+        </w:numPr>
+        <w:pStyle w:val="Compact"/>
+      </w:pPr>
+      <w:r>
+        <w:t xml:space="preserve">Tape it to a sunny window. Mist it when it looks dry.</w:t>
+      </w:r>
+    </w:p>
+    <w:p>
+      <w:pPr>
+        <w:numPr>
+          <w:ilvl w:val="0"/>
+          <w:numId w:val="1032"/>
+        </w:numPr>
+        <w:pStyle w:val="Compact"/>
+      </w:pPr>
+      <w:r>
+        <w:t xml:space="preserve">Draw it every 2 days. Roots in about 3–7 days! 🌱</w:t>
+      </w:r>
+    </w:p>
+    <w:bookmarkEnd w:id="136"/>
+    <w:bookmarkStart w:id="137" w:name="Xda74d9c476c13d0369177960f51613a993db411"/>
+    <w:p>
+      <w:pPr>
+        <w:pStyle w:val="Heading3"/>
+      </w:pPr>
+      <w:r>
+        <w:t xml:space="preserve">🔟 Age 10</w:t>
+      </w:r>
+    </w:p>
+    <w:p>
+      <w:pPr>
+        <w:pStyle w:val="FirstParagraph"/>
+      </w:pPr>
+      <w:r>
+        <w:rPr>
+          <w:bCs/>
+          <w:b/>
+        </w:rPr>
+        <w:t xml:space="preserve">Growth graph</w:t>
+      </w:r>
+      <w:r>
+        <w:t xml:space="preserve"> </w:t>
+      </w:r>
+      <w:r>
+        <w:t xml:space="preserve">📈</w:t>
+      </w:r>
+      <w:r>
+        <w:br/>
+      </w:r>
+      <w:r>
+        <w:t xml:space="preserve">Measure your bean sprout (or a plant's newest leaf) every 2 days in mm.</w:t>
+      </w:r>
+      <w:r>
+        <w:br/>
+      </w:r>
+      <w:r>
+        <w:t xml:space="preserve">Make a line graph. When did it grow fastest?</w:t>
+      </w:r>
+    </w:p>
+    <w:bookmarkEnd w:id="137"/>
+    <w:bookmarkStart w:id="138" w:name="X375ed3a21786464f2bfc61091eca9d567482b38"/>
+    <w:p>
+      <w:pPr>
+        <w:pStyle w:val="Heading3"/>
+      </w:pPr>
+      <w:r>
+        <w:t xml:space="preserve">🚀 Age 11+</w:t>
+      </w:r>
+    </w:p>
+    <w:p>
+      <w:pPr>
+        <w:pStyle w:val="FirstParagraph"/>
+      </w:pPr>
+      <w:r>
+        <w:rPr>
+          <w:bCs/>
+          <w:b/>
+        </w:rPr>
+        <w:t xml:space="preserve">Real experiment</w:t>
+      </w:r>
+      <w:r>
+        <w:t xml:space="preserve"> </w:t>
+      </w:r>
+      <w:r>
+        <w:t xml:space="preserve">🔬</w:t>
+      </w:r>
+      <w:r>
+        <w:br/>
+      </w:r>
+      <w:r>
+        <w:t xml:space="preserve">Two bean bags: one misted daily, one only on day 1. (Or: sunny window vs dark cupboard.)</w:t>
+      </w:r>
+      <w:r>
+        <w:br/>
+      </w:r>
+      <w:r>
+        <w:t xml:space="preserve">Write a prediction. Test for 10 days. Write a conclusion.</w:t>
+      </w:r>
+      <w:r>
+        <w:br/>
+      </w:r>
+      <w:r>
+        <w:t xml:space="preserve">Bonus: make a</w:t>
+      </w:r>
+      <w:r>
+        <w:t xml:space="preserve"> </w:t>
+      </w:r>
+      <w:r>
+        <w:rPr>
+          <w:bCs/>
+          <w:b/>
+        </w:rPr>
+        <w:t xml:space="preserve">care card</w:t>
+      </w:r>
+      <w:r>
+        <w:t xml:space="preserve"> </w:t>
+      </w:r>
+      <w:r>
+        <w:t xml:space="preserve">for each house plant — light, water, toxic or not.</w:t>
+      </w:r>
+    </w:p>
+    <w:bookmarkEnd w:id="138"/>
+    <w:bookmarkEnd w:id="139"/>
+    <w:bookmarkStart w:id="140" w:name="X573d2c39f36fd75496413fba9c87cf76dcd4a2c"/>
     <w:p>
       <w:pPr>
         <w:pStyle w:val="Heading2"/>
@@ -6196,7 +6871,7 @@
       <w:pPr>
         <w:numPr>
           <w:ilvl w:val="0"/>
-          <w:numId w:val="1032"/>
+          <w:numId w:val="1033"/>
         </w:numPr>
         <w:pStyle w:val="Compact"/>
       </w:pPr>
@@ -6224,7 +6899,7 @@
       <w:pPr>
         <w:numPr>
           <w:ilvl w:val="0"/>
-          <w:numId w:val="1032"/>
+          <w:numId w:val="1033"/>
         </w:numPr>
         <w:pStyle w:val="Compact"/>
       </w:pPr>
@@ -6252,7 +6927,7 @@
       <w:pPr>
         <w:numPr>
           <w:ilvl w:val="0"/>
-          <w:numId w:val="1032"/>
+          <w:numId w:val="1033"/>
         </w:numPr>
         <w:pStyle w:val="Compact"/>
       </w:pPr>
@@ -6260,8 +6935,8 @@
         <w:t xml:space="preserve">🫘 Seeds wake up when they get water + warmth.</w:t>
       </w:r>
     </w:p>
-    <w:bookmarkEnd w:id="122"/>
-    <w:bookmarkStart w:id="123" w:name="X758e88e5127f53232e25f9fa851d7262ed15032"/>
+    <w:bookmarkEnd w:id="140"/>
+    <w:bookmarkStart w:id="141" w:name="X758e88e5127f53232e25f9fa851d7262ed15032"/>
     <w:p>
       <w:pPr>
         <w:pStyle w:val="Heading2"/>
@@ -6274,7 +6949,7 @@
       <w:pPr>
         <w:numPr>
           <w:ilvl w:val="0"/>
-          <w:numId w:val="1033"/>
+          <w:numId w:val="1034"/>
         </w:numPr>
         <w:pStyle w:val="Compact"/>
       </w:pPr>
@@ -6302,7 +6977,7 @@
       <w:pPr>
         <w:numPr>
           <w:ilvl w:val="0"/>
-          <w:numId w:val="1033"/>
+          <w:numId w:val="1034"/>
         </w:numPr>
         <w:pStyle w:val="Compact"/>
       </w:pPr>
@@ -6314,7 +6989,7 @@
       <w:pPr>
         <w:numPr>
           <w:ilvl w:val="0"/>
-          <w:numId w:val="1033"/>
+          <w:numId w:val="1034"/>
         </w:numPr>
         <w:pStyle w:val="Compact"/>
       </w:pPr>
@@ -6326,7 +7001,7 @@
       <w:pPr>
         <w:numPr>
           <w:ilvl w:val="0"/>
-          <w:numId w:val="1033"/>
+          <w:numId w:val="1034"/>
         </w:numPr>
         <w:pStyle w:val="Compact"/>
       </w:pPr>
@@ -6334,8 +7009,8 @@
         <w:t xml:space="preserve">☠️ Some plants (pothos, peace lily, dieffenbachia) are toxic if chewed. Tell kids: look, don't taste.</w:t>
       </w:r>
     </w:p>
-    <w:bookmarkEnd w:id="123"/>
-    <w:bookmarkStart w:id="124" w:name="Xfb67cb3e9b7a11f32629b5414951e562ce74879"/>
+    <w:bookmarkEnd w:id="141"/>
+    <w:bookmarkStart w:id="142" w:name="Xfb67cb3e9b7a11f32629b5414951e562ce74879"/>
     <w:p>
       <w:pPr>
         <w:pStyle w:val="Heading2"/>
@@ -6349,24 +7024,14 @@
         <w:pStyle w:val="FirstParagraph"/>
       </w:pPr>
       <w:r>
-        <w:rPr>
-          <w:bCs/>
-          <w:b/>
-        </w:rPr>
-        <w:t xml:space="preserve">$</w:t>
-      </w:r>
-      <w:r>
-        <w:t xml:space="preserve"> </w:t>
-      </w:r>
-      <w:r>
-        <w:t xml:space="preserve">— tiny drips</w:t>
-      </w:r>
-    </w:p>
-    <w:p>
-      <w:pPr>
-        <w:numPr>
-          <w:ilvl w:val="0"/>
-          <w:numId w:val="1034"/>
+        <w:t xml:space="preserve">tiny drips</w:t>
+      </w:r>
+    </w:p>
+    <w:p>
+      <w:pPr>
+        <w:numPr>
+          <w:ilvl w:val="0"/>
+          <w:numId w:val="1035"/>
         </w:numPr>
         <w:pStyle w:val="Compact"/>
       </w:pPr>
@@ -6378,7 +7043,7 @@
       <w:pPr>
         <w:numPr>
           <w:ilvl w:val="0"/>
-          <w:numId w:val="1034"/>
+          <w:numId w:val="1035"/>
         </w:numPr>
         <w:pStyle w:val="Compact"/>
       </w:pPr>
@@ -6386,8 +7051,8 @@
         <w:t xml:space="preserve">☐ 🧴 Bottle back in its home</w:t>
       </w:r>
     </w:p>
-    <w:bookmarkEnd w:id="124"/>
-    <w:bookmarkStart w:id="126" w:name="Xb1e874ac75b29a35f8530c768f7c6ae9a9ba7bf"/>
+    <w:bookmarkEnd w:id="142"/>
+    <w:bookmarkStart w:id="144" w:name="Xb1e874ac75b29a35f8530c768f7c6ae9a9ba7bf"/>
     <w:p>
       <w:pPr>
         <w:pStyle w:val="Heading2"/>
@@ -6397,7 +7062,7 @@
         <w:t xml:space="preserve">🖨️ Printable</w:t>
       </w:r>
     </w:p>
-    <w:bookmarkStart w:id="125" w:name="X234d506015b6aaf5c7350bf3b09601e749f4bb6"/>
+    <w:bookmarkStart w:id="143" w:name="X234d506015b6aaf5c7350bf3b09601e749f4bb6"/>
     <w:p>
       <w:pPr>
         <w:pStyle w:val="Heading3"/>
@@ -6942,9 +7607,9 @@
         <w:t xml:space="preserve">✅ = misted · 💧 = told grown-up it's dry · 🌱 = new leaf!</w:t>
       </w:r>
     </w:p>
-    <w:bookmarkEnd w:id="125"/>
-    <w:bookmarkEnd w:id="126"/>
-    <w:bookmarkEnd w:id="127"/>
+    <w:bookmarkEnd w:id="143"/>
+    <w:bookmarkEnd w:id="144"/>
+    <w:bookmarkEnd w:id="145"/>
     <w:sectPr>
       <w:pgSz w:h="16838" w:w="11906"/>
       <w:pgMar w:bottom="850" w:left="850" w:right="850" w:top="850"/>
@@ -7225,33 +7890,6 @@
     <w:abstractNumId w:val="991"/>
   </w:num>
   <w:num w:numId="1003">
-    <w:abstractNumId w:val="991"/>
-  </w:num>
-  <w:num w:numId="1004">
-    <w:abstractNumId w:val="991"/>
-  </w:num>
-  <w:num w:numId="1005">
-    <w:abstractNumId w:val="991"/>
-  </w:num>
-  <w:num w:numId="1006">
-    <w:abstractNumId w:val="991"/>
-  </w:num>
-  <w:num w:numId="1007">
-    <w:abstractNumId w:val="991"/>
-  </w:num>
-  <w:num w:numId="1008">
-    <w:abstractNumId w:val="991"/>
-  </w:num>
-  <w:num w:numId="1009">
-    <w:abstractNumId w:val="991"/>
-  </w:num>
-  <w:num w:numId="1010">
-    <w:abstractNumId w:val="991"/>
-  </w:num>
-  <w:num w:numId="1011">
-    <w:abstractNumId w:val="991"/>
-  </w:num>
-  <w:num w:numId="1012">
     <w:abstractNumId w:val="99411"/>
     <w:lvlOverride w:ilvl="0">
       <w:startOverride w:val="1"/>
@@ -7281,22 +7919,37 @@
       <w:startOverride w:val="1"/>
     </w:lvlOverride>
   </w:num>
+  <w:num w:numId="1004">
+    <w:abstractNumId w:val="991"/>
+  </w:num>
+  <w:num w:numId="1005">
+    <w:abstractNumId w:val="991"/>
+  </w:num>
+  <w:num w:numId="1006">
+    <w:abstractNumId w:val="991"/>
+  </w:num>
+  <w:num w:numId="1007">
+    <w:abstractNumId w:val="991"/>
+  </w:num>
+  <w:num w:numId="1008">
+    <w:abstractNumId w:val="991"/>
+  </w:num>
+  <w:num w:numId="1009">
+    <w:abstractNumId w:val="991"/>
+  </w:num>
+  <w:num w:numId="1010">
+    <w:abstractNumId w:val="991"/>
+  </w:num>
+  <w:num w:numId="1011">
+    <w:abstractNumId w:val="991"/>
+  </w:num>
+  <w:num w:numId="1012">
+    <w:abstractNumId w:val="991"/>
+  </w:num>
   <w:num w:numId="1013">
     <w:abstractNumId w:val="991"/>
   </w:num>
   <w:num w:numId="1014">
-    <w:abstractNumId w:val="991"/>
-  </w:num>
-  <w:num w:numId="1015">
-    <w:abstractNumId w:val="991"/>
-  </w:num>
-  <w:num w:numId="1016">
-    <w:abstractNumId w:val="991"/>
-  </w:num>
-  <w:num w:numId="1017">
-    <w:abstractNumId w:val="991"/>
-  </w:num>
-  <w:num w:numId="1018">
     <w:abstractNumId w:val="99411"/>
     <w:lvlOverride w:ilvl="0">
       <w:startOverride w:val="1"/>
@@ -7325,6 +7978,45 @@
     <w:lvlOverride w:ilvl="8">
       <w:startOverride w:val="1"/>
     </w:lvlOverride>
+  </w:num>
+  <w:num w:numId="1015">
+    <w:abstractNumId w:val="99411"/>
+    <w:lvlOverride w:ilvl="0">
+      <w:startOverride w:val="1"/>
+    </w:lvlOverride>
+    <w:lvlOverride w:ilvl="1">
+      <w:startOverride w:val="1"/>
+    </w:lvlOverride>
+    <w:lvlOverride w:ilvl="2">
+      <w:startOverride w:val="1"/>
+    </w:lvlOverride>
+    <w:lvlOverride w:ilvl="3">
+      <w:startOverride w:val="1"/>
+    </w:lvlOverride>
+    <w:lvlOverride w:ilvl="4">
+      <w:startOverride w:val="1"/>
+    </w:lvlOverride>
+    <w:lvlOverride w:ilvl="5">
+      <w:startOverride w:val="1"/>
+    </w:lvlOverride>
+    <w:lvlOverride w:ilvl="6">
+      <w:startOverride w:val="1"/>
+    </w:lvlOverride>
+    <w:lvlOverride w:ilvl="7">
+      <w:startOverride w:val="1"/>
+    </w:lvlOverride>
+    <w:lvlOverride w:ilvl="8">
+      <w:startOverride w:val="1"/>
+    </w:lvlOverride>
+  </w:num>
+  <w:num w:numId="1016">
+    <w:abstractNumId w:val="991"/>
+  </w:num>
+  <w:num w:numId="1017">
+    <w:abstractNumId w:val="991"/>
+  </w:num>
+  <w:num w:numId="1018">
+    <w:abstractNumId w:val="991"/>
   </w:num>
   <w:num w:numId="1019">
     <w:abstractNumId w:val="991"/>
@@ -7363,6 +8055,9 @@
     <w:abstractNumId w:val="991"/>
   </w:num>
   <w:num w:numId="1031">
+    <w:abstractNumId w:val="991"/>
+  </w:num>
+  <w:num w:numId="1032">
     <w:abstractNumId w:val="99411"/>
     <w:lvlOverride w:ilvl="0">
       <w:startOverride w:val="1"/>
@@ -7392,13 +8087,13 @@
       <w:startOverride w:val="1"/>
     </w:lvlOverride>
   </w:num>
-  <w:num w:numId="1032">
-    <w:abstractNumId w:val="991"/>
-  </w:num>
   <w:num w:numId="1033">
     <w:abstractNumId w:val="991"/>
   </w:num>
   <w:num w:numId="1034">
+    <w:abstractNumId w:val="991"/>
+  </w:num>
+  <w:num w:numId="1035">
     <w:abstractNumId w:val="991"/>
   </w:num>
 </w:numbering>
